--- a/Tuần 4/QLDA/1150080068_TranMinhNhat_QLDA_Buoi4_BoSung.docx
+++ b/Tuần 4/QLDA/1150080068_TranMinhNhat_QLDA_Buoi4_BoSung.docx
@@ -1618,7 +1618,7 @@
         <w:pStyle w:val="ListParagraph"/>
         <w:numPr>
           <w:ilvl w:val="0"/>
-          <w:numId w:val="1"/>
+          <w:numId w:val="16"/>
         </w:numPr>
         <w:spacing w:line="360" w:lineRule="auto"/>
         <w:rPr>
@@ -4901,6 +4901,7 @@
       <w:r>
         <w:rPr>
           <w:rFonts w:ascii="Times New Roman" w:hAnsi="Times New Roman" w:cs="Times New Roman"/>
+          <w:noProof/>
           <w:sz w:val="26"/>
           <w:szCs w:val="26"/>
           <w:lang w:val="en-US"/>
@@ -5633,7 +5634,7 @@
         <w:pStyle w:val="ListParagraph"/>
         <w:numPr>
           <w:ilvl w:val="0"/>
-          <w:numId w:val="1"/>
+          <w:numId w:val="15"/>
         </w:numPr>
         <w:spacing w:line="360" w:lineRule="auto"/>
         <w:jc w:val="both"/>
@@ -5845,7 +5846,6 @@
         <w:t xml:space="preserve"> </w:t>
       </w:r>
       <w:proofErr w:type="spellStart"/>
-      <w:proofErr w:type="gramStart"/>
       <w:r>
         <w:rPr>
           <w:rFonts w:ascii="Times New Roman" w:hAnsi="Times New Roman" w:cs="Times New Roman"/>
@@ -5865,7 +5865,6 @@
         </w:rPr>
         <w:t xml:space="preserve"> :</w:t>
       </w:r>
-      <w:proofErr w:type="gramEnd"/>
     </w:p>
     <w:p>
       <w:pPr>
@@ -7655,7 +7654,7 @@
         <w:pStyle w:val="ListParagraph"/>
         <w:numPr>
           <w:ilvl w:val="0"/>
-          <w:numId w:val="1"/>
+          <w:numId w:val="14"/>
         </w:numPr>
         <w:spacing w:line="360" w:lineRule="auto"/>
         <w:jc w:val="both"/>
@@ -7748,6 +7747,7 @@
       <w:r>
         <w:rPr>
           <w:rFonts w:ascii="Times New Roman" w:hAnsi="Times New Roman" w:cs="Times New Roman"/>
+          <w:noProof/>
           <w:sz w:val="26"/>
           <w:szCs w:val="26"/>
           <w:lang w:val="en-US"/>
@@ -8039,7 +8039,6 @@
         <w:t xml:space="preserve"> </w:t>
       </w:r>
       <w:proofErr w:type="spellStart"/>
-      <w:proofErr w:type="gramStart"/>
       <w:r>
         <w:rPr>
           <w:i/>
@@ -8059,7 +8058,6 @@
         </w:rPr>
         <w:t xml:space="preserve"> .</w:t>
       </w:r>
-      <w:proofErr w:type="gramEnd"/>
     </w:p>
     <w:p>
       <w:pPr>
@@ -8466,16 +8464,7 @@
           <w:sz w:val="26"/>
           <w:szCs w:val="26"/>
         </w:rPr>
-        <w:t>SPI = 0.</w:t>
-      </w:r>
-      <w:proofErr w:type="gramStart"/>
-      <w:r>
-        <w:rPr>
-          <w:rStyle w:val="Strong"/>
-          <w:sz w:val="26"/>
-          <w:szCs w:val="26"/>
-        </w:rPr>
-        <w:t>95</w:t>
+        <w:t>SPI = 0.95</w:t>
       </w:r>
       <w:r>
         <w:rPr>
@@ -8492,7 +8481,6 @@
         </w:rPr>
         <w:t>⇒</w:t>
       </w:r>
-      <w:proofErr w:type="gramEnd"/>
       <w:r>
         <w:rPr>
           <w:sz w:val="26"/>
@@ -9796,7 +9784,7 @@
         <w:pStyle w:val="ListParagraph"/>
         <w:numPr>
           <w:ilvl w:val="0"/>
-          <w:numId w:val="1"/>
+          <w:numId w:val="13"/>
         </w:numPr>
         <w:spacing w:line="360" w:lineRule="auto"/>
         <w:jc w:val="both"/>
@@ -9882,6 +9870,7 @@
       <w:r>
         <w:rPr>
           <w:rFonts w:ascii="Times New Roman" w:hAnsi="Times New Roman" w:cs="Times New Roman"/>
+          <w:noProof/>
           <w:sz w:val="26"/>
           <w:szCs w:val="26"/>
           <w:lang w:val="en-US"/>
@@ -11703,14 +11692,13 @@
         <w:rPr>
           <w:sz w:val="26"/>
           <w:szCs w:val="26"/>
-          <w:lang w:val="en-AI" w:eastAsia="en-AI"/>
         </w:rPr>
       </w:pPr>
       <w:r>
         <w:rPr>
           <w:sz w:val="26"/>
           <w:szCs w:val="26"/>
-          <w:lang w:val="en-US" w:eastAsia="en-AI"/>
+          <w:lang w:val="en-US"/>
         </w:rPr>
         <w:t xml:space="preserve">+ </w:t>
       </w:r>
@@ -11720,7 +11708,6 @@
           <w:bCs/>
           <w:sz w:val="26"/>
           <w:szCs w:val="26"/>
-          <w:lang w:val="en-AI" w:eastAsia="en-AI"/>
         </w:rPr>
         <w:t>CV = +$52.36 (≈7%)</w:t>
       </w:r>
@@ -11728,7 +11715,6 @@
         <w:rPr>
           <w:sz w:val="26"/>
           <w:szCs w:val="26"/>
-          <w:lang w:val="en-AI" w:eastAsia="en-AI"/>
         </w:rPr>
         <w:t xml:space="preserve">, </w:t>
       </w:r>
@@ -11738,7 +11724,6 @@
           <w:bCs/>
           <w:sz w:val="26"/>
           <w:szCs w:val="26"/>
-          <w:lang w:val="en-AI" w:eastAsia="en-AI"/>
         </w:rPr>
         <w:t>CPI = 1.07 &gt; 1</w:t>
       </w:r>
@@ -11746,7 +11731,6 @@
         <w:rPr>
           <w:sz w:val="26"/>
           <w:szCs w:val="26"/>
-          <w:lang w:val="en-AI" w:eastAsia="en-AI"/>
         </w:rPr>
         <w:t xml:space="preserve"> </w:t>
       </w:r>
@@ -11755,7 +11739,6 @@
           <w:rFonts w:ascii="Cambria Math" w:hAnsi="Cambria Math" w:cs="Cambria Math"/>
           <w:sz w:val="26"/>
           <w:szCs w:val="26"/>
-          <w:lang w:val="en-AI" w:eastAsia="en-AI"/>
         </w:rPr>
         <w:t>⇒</w:t>
       </w:r>
@@ -11763,7 +11746,6 @@
         <w:rPr>
           <w:sz w:val="26"/>
           <w:szCs w:val="26"/>
-          <w:lang w:val="en-AI" w:eastAsia="en-AI"/>
         </w:rPr>
         <w:t xml:space="preserve"> </w:t>
       </w:r>
@@ -11774,7 +11756,6 @@
           <w:bCs/>
           <w:sz w:val="26"/>
           <w:szCs w:val="26"/>
-          <w:lang w:val="en-AI" w:eastAsia="en-AI"/>
         </w:rPr>
         <w:t>đang</w:t>
       </w:r>
@@ -11785,7 +11766,6 @@
           <w:bCs/>
           <w:sz w:val="26"/>
           <w:szCs w:val="26"/>
-          <w:lang w:val="en-AI" w:eastAsia="en-AI"/>
         </w:rPr>
         <w:t xml:space="preserve"> </w:t>
       </w:r>
@@ -11796,7 +11776,6 @@
           <w:bCs/>
           <w:sz w:val="26"/>
           <w:szCs w:val="26"/>
-          <w:lang w:val="en-AI" w:eastAsia="en-AI"/>
         </w:rPr>
         <w:t>dưới</w:t>
       </w:r>
@@ -11807,7 +11786,6 @@
           <w:bCs/>
           <w:sz w:val="26"/>
           <w:szCs w:val="26"/>
-          <w:lang w:val="en-AI" w:eastAsia="en-AI"/>
         </w:rPr>
         <w:t xml:space="preserve"> </w:t>
       </w:r>
@@ -11818,7 +11796,6 @@
           <w:bCs/>
           <w:sz w:val="26"/>
           <w:szCs w:val="26"/>
-          <w:lang w:val="en-AI" w:eastAsia="en-AI"/>
         </w:rPr>
         <w:t>ngân</w:t>
       </w:r>
@@ -11829,7 +11806,6 @@
           <w:bCs/>
           <w:sz w:val="26"/>
           <w:szCs w:val="26"/>
-          <w:lang w:val="en-AI" w:eastAsia="en-AI"/>
         </w:rPr>
         <w:t xml:space="preserve"> </w:t>
       </w:r>
@@ -11840,7 +11816,6 @@
           <w:bCs/>
           <w:sz w:val="26"/>
           <w:szCs w:val="26"/>
-          <w:lang w:val="en-AI" w:eastAsia="en-AI"/>
         </w:rPr>
         <w:t>sách</w:t>
       </w:r>
@@ -11849,7 +11824,6 @@
         <w:rPr>
           <w:sz w:val="26"/>
           <w:szCs w:val="26"/>
-          <w:lang w:val="en-AI" w:eastAsia="en-AI"/>
         </w:rPr>
         <w:t>.</w:t>
       </w:r>
@@ -11862,7 +11836,7 @@
           <w:rFonts w:ascii="Times New Roman" w:eastAsia="Times New Roman" w:hAnsi="Times New Roman" w:cs="Times New Roman"/>
           <w:sz w:val="26"/>
           <w:szCs w:val="26"/>
-          <w:lang w:val="en-AI" w:eastAsia="en-AI"/>
+          <w:lang w:eastAsia="en-AI"/>
         </w:rPr>
       </w:pPr>
       <w:r>
@@ -11881,7 +11855,7 @@
           <w:bCs/>
           <w:sz w:val="26"/>
           <w:szCs w:val="26"/>
-          <w:lang w:val="en-AI" w:eastAsia="en-AI"/>
+          <w:lang w:eastAsia="en-AI"/>
         </w:rPr>
         <w:t>BAC = $1,600.00</w:t>
       </w:r>
@@ -11890,7 +11864,7 @@
           <w:rFonts w:ascii="Times New Roman" w:eastAsia="Times New Roman" w:hAnsi="Times New Roman" w:cs="Times New Roman"/>
           <w:sz w:val="26"/>
           <w:szCs w:val="26"/>
-          <w:lang w:val="en-AI" w:eastAsia="en-AI"/>
+          <w:lang w:eastAsia="en-AI"/>
         </w:rPr>
         <w:t xml:space="preserve">, </w:t>
       </w:r>
@@ -11901,7 +11875,7 @@
           <w:bCs/>
           <w:sz w:val="26"/>
           <w:szCs w:val="26"/>
-          <w:lang w:val="en-AI" w:eastAsia="en-AI"/>
+          <w:lang w:eastAsia="en-AI"/>
         </w:rPr>
         <w:t>EAC = $1,489.24</w:t>
       </w:r>
@@ -11910,7 +11884,7 @@
           <w:rFonts w:ascii="Times New Roman" w:eastAsia="Times New Roman" w:hAnsi="Times New Roman" w:cs="Times New Roman"/>
           <w:sz w:val="26"/>
           <w:szCs w:val="26"/>
-          <w:lang w:val="en-AI" w:eastAsia="en-AI"/>
+          <w:lang w:eastAsia="en-AI"/>
         </w:rPr>
         <w:t xml:space="preserve"> </w:t>
       </w:r>
@@ -11919,7 +11893,7 @@
           <w:rFonts w:ascii="Cambria Math" w:eastAsia="Times New Roman" w:hAnsi="Cambria Math" w:cs="Cambria Math"/>
           <w:sz w:val="26"/>
           <w:szCs w:val="26"/>
-          <w:lang w:val="en-AI" w:eastAsia="en-AI"/>
+          <w:lang w:eastAsia="en-AI"/>
         </w:rPr>
         <w:t>⇒</w:t>
       </w:r>
@@ -11928,7 +11902,7 @@
           <w:rFonts w:ascii="Times New Roman" w:eastAsia="Times New Roman" w:hAnsi="Times New Roman" w:cs="Times New Roman"/>
           <w:sz w:val="26"/>
           <w:szCs w:val="26"/>
-          <w:lang w:val="en-AI" w:eastAsia="en-AI"/>
+          <w:lang w:eastAsia="en-AI"/>
         </w:rPr>
         <w:t xml:space="preserve"> </w:t>
       </w:r>
@@ -11939,7 +11913,7 @@
           <w:bCs/>
           <w:sz w:val="26"/>
           <w:szCs w:val="26"/>
-          <w:lang w:val="en-AI" w:eastAsia="en-AI"/>
+          <w:lang w:eastAsia="en-AI"/>
         </w:rPr>
         <w:t>VAC = +$110.76</w:t>
       </w:r>
@@ -11948,7 +11922,7 @@
           <w:rFonts w:ascii="Times New Roman" w:eastAsia="Times New Roman" w:hAnsi="Times New Roman" w:cs="Times New Roman"/>
           <w:sz w:val="26"/>
           <w:szCs w:val="26"/>
-          <w:lang w:val="en-AI" w:eastAsia="en-AI"/>
+          <w:lang w:eastAsia="en-AI"/>
         </w:rPr>
         <w:t xml:space="preserve"> → </w:t>
       </w:r>
@@ -11960,7 +11934,7 @@
           <w:iCs/>
           <w:sz w:val="26"/>
           <w:szCs w:val="26"/>
-          <w:lang w:val="en-AI" w:eastAsia="en-AI"/>
+          <w:lang w:eastAsia="en-AI"/>
         </w:rPr>
         <w:t>dự</w:t>
       </w:r>
@@ -11972,7 +11946,7 @@
           <w:iCs/>
           <w:sz w:val="26"/>
           <w:szCs w:val="26"/>
-          <w:lang w:val="en-AI" w:eastAsia="en-AI"/>
+          <w:lang w:eastAsia="en-AI"/>
         </w:rPr>
         <w:t xml:space="preserve"> </w:t>
       </w:r>
@@ -11984,7 +11958,7 @@
           <w:iCs/>
           <w:sz w:val="26"/>
           <w:szCs w:val="26"/>
-          <w:lang w:val="en-AI" w:eastAsia="en-AI"/>
+          <w:lang w:eastAsia="en-AI"/>
         </w:rPr>
         <w:t>kiến</w:t>
       </w:r>
@@ -11996,7 +11970,7 @@
           <w:iCs/>
           <w:sz w:val="26"/>
           <w:szCs w:val="26"/>
-          <w:lang w:val="en-AI" w:eastAsia="en-AI"/>
+          <w:lang w:eastAsia="en-AI"/>
         </w:rPr>
         <w:t xml:space="preserve"> </w:t>
       </w:r>
@@ -12008,7 +11982,7 @@
           <w:iCs/>
           <w:sz w:val="26"/>
           <w:szCs w:val="26"/>
-          <w:lang w:val="en-AI" w:eastAsia="en-AI"/>
+          <w:lang w:eastAsia="en-AI"/>
         </w:rPr>
         <w:t>hoàn</w:t>
       </w:r>
@@ -12020,7 +11994,7 @@
           <w:iCs/>
           <w:sz w:val="26"/>
           <w:szCs w:val="26"/>
-          <w:lang w:val="en-AI" w:eastAsia="en-AI"/>
+          <w:lang w:eastAsia="en-AI"/>
         </w:rPr>
         <w:t xml:space="preserve"> </w:t>
       </w:r>
@@ -12032,7 +12006,7 @@
           <w:iCs/>
           <w:sz w:val="26"/>
           <w:szCs w:val="26"/>
-          <w:lang w:val="en-AI" w:eastAsia="en-AI"/>
+          <w:lang w:eastAsia="en-AI"/>
         </w:rPr>
         <w:t>thành</w:t>
       </w:r>
@@ -12044,7 +12018,7 @@
           <w:iCs/>
           <w:sz w:val="26"/>
           <w:szCs w:val="26"/>
-          <w:lang w:val="en-AI" w:eastAsia="en-AI"/>
+          <w:lang w:eastAsia="en-AI"/>
         </w:rPr>
         <w:t xml:space="preserve"> </w:t>
       </w:r>
@@ -12056,7 +12030,7 @@
           <w:iCs/>
           <w:sz w:val="26"/>
           <w:szCs w:val="26"/>
-          <w:lang w:val="en-AI" w:eastAsia="en-AI"/>
+          <w:lang w:eastAsia="en-AI"/>
         </w:rPr>
         <w:t>tiết</w:t>
       </w:r>
@@ -12068,7 +12042,7 @@
           <w:iCs/>
           <w:sz w:val="26"/>
           <w:szCs w:val="26"/>
-          <w:lang w:val="en-AI" w:eastAsia="en-AI"/>
+          <w:lang w:eastAsia="en-AI"/>
         </w:rPr>
         <w:t xml:space="preserve"> </w:t>
       </w:r>
@@ -12080,7 +12054,7 @@
           <w:iCs/>
           <w:sz w:val="26"/>
           <w:szCs w:val="26"/>
-          <w:lang w:val="en-AI" w:eastAsia="en-AI"/>
+          <w:lang w:eastAsia="en-AI"/>
         </w:rPr>
         <w:t>kiệm</w:t>
       </w:r>
@@ -12092,7 +12066,7 @@
           <w:iCs/>
           <w:sz w:val="26"/>
           <w:szCs w:val="26"/>
-          <w:lang w:val="en-AI" w:eastAsia="en-AI"/>
+          <w:lang w:eastAsia="en-AI"/>
         </w:rPr>
         <w:t xml:space="preserve"> </w:t>
       </w:r>
@@ -12104,7 +12078,7 @@
           <w:iCs/>
           <w:sz w:val="26"/>
           <w:szCs w:val="26"/>
-          <w:lang w:val="en-AI" w:eastAsia="en-AI"/>
+          <w:lang w:eastAsia="en-AI"/>
         </w:rPr>
         <w:t>khoảng</w:t>
       </w:r>
@@ -12116,7 +12090,7 @@
           <w:iCs/>
           <w:sz w:val="26"/>
           <w:szCs w:val="26"/>
-          <w:lang w:val="en-AI" w:eastAsia="en-AI"/>
+          <w:lang w:eastAsia="en-AI"/>
         </w:rPr>
         <w:t xml:space="preserve"> $110.76</w:t>
       </w:r>
@@ -12125,7 +12099,7 @@
           <w:rFonts w:ascii="Times New Roman" w:eastAsia="Times New Roman" w:hAnsi="Times New Roman" w:cs="Times New Roman"/>
           <w:sz w:val="26"/>
           <w:szCs w:val="26"/>
-          <w:lang w:val="en-AI" w:eastAsia="en-AI"/>
+          <w:lang w:eastAsia="en-AI"/>
         </w:rPr>
         <w:t>.</w:t>
       </w:r>
@@ -12803,27 +12777,7 @@
           <w:szCs w:val="26"/>
           <w:lang w:val="en-US"/>
         </w:rPr>
-        <w:t xml:space="preserve"> </w:t>
-      </w:r>
-      <w:proofErr w:type="spellStart"/>
-      <w:r>
-        <w:rPr>
-          <w:rFonts w:ascii="Times New Roman" w:hAnsi="Times New Roman" w:cs="Times New Roman"/>
-          <w:sz w:val="26"/>
-          <w:szCs w:val="26"/>
-          <w:lang w:val="en-US"/>
-        </w:rPr>
-        <w:t>án</w:t>
-      </w:r>
-      <w:proofErr w:type="spellEnd"/>
-      <w:r>
-        <w:rPr>
-          <w:rFonts w:ascii="Times New Roman" w:hAnsi="Times New Roman" w:cs="Times New Roman"/>
-          <w:sz w:val="26"/>
-          <w:szCs w:val="26"/>
-          <w:lang w:val="en-US"/>
-        </w:rPr>
-        <w:t xml:space="preserve">? </w:t>
+        <w:t xml:space="preserve"> án? </w:t>
       </w:r>
       <w:proofErr w:type="spellStart"/>
       <w:r>
@@ -12971,7 +12925,7 @@
         <w:pStyle w:val="ListParagraph"/>
         <w:numPr>
           <w:ilvl w:val="0"/>
-          <w:numId w:val="1"/>
+          <w:numId w:val="13"/>
         </w:numPr>
         <w:spacing w:line="360" w:lineRule="auto"/>
         <w:jc w:val="both"/>
@@ -13057,6 +13011,7 @@
       <w:r>
         <w:rPr>
           <w:rFonts w:ascii="Times New Roman" w:hAnsi="Times New Roman" w:cs="Times New Roman"/>
+          <w:noProof/>
           <w:sz w:val="26"/>
           <w:szCs w:val="26"/>
           <w:lang w:val="en-US"/>
@@ -15081,7 +15036,7 @@
         <w:pStyle w:val="ListParagraph"/>
         <w:numPr>
           <w:ilvl w:val="0"/>
-          <w:numId w:val="1"/>
+          <w:numId w:val="13"/>
         </w:numPr>
         <w:rPr>
           <w:rFonts w:ascii="Times New Roman" w:hAnsi="Times New Roman" w:cs="Times New Roman"/>
@@ -15166,13 +15121,13 @@
           <w:noProof/>
           <w:sz w:val="26"/>
           <w:szCs w:val="26"/>
-          <w:lang w:eastAsia="en-AI"/>
+          <w:lang w:val="en-US"/>
         </w:rPr>
         <w:drawing>
-          <wp:inline distT="0" distB="0" distL="0" distR="0" wp14:anchorId="4D0FCF18" wp14:editId="7288AEC5">
-            <wp:extent cx="5731510" cy="985520"/>
-            <wp:effectExtent l="0" t="0" r="2540" b="5080"/>
-            <wp:docPr id="93" name="Picture 93"/>
+          <wp:inline distT="0" distB="0" distL="0" distR="0" wp14:anchorId="5B7E6FB7" wp14:editId="1D8D0178">
+            <wp:extent cx="5731510" cy="942975"/>
+            <wp:effectExtent l="0" t="0" r="2540" b="9525"/>
+            <wp:docPr id="2" name="Picture 2"/>
             <wp:cNvGraphicFramePr>
               <a:graphicFrameLocks xmlns:a="http://schemas.openxmlformats.org/drawingml/2006/main" noChangeAspect="1"/>
             </wp:cNvGraphicFramePr>
@@ -15184,7 +15139,7 @@
                     <pic:cNvPicPr/>
                   </pic:nvPicPr>
                   <pic:blipFill>
-                    <a:blip r:embed="rId13"/>
+                    <a:blip r:embed="rId9"/>
                     <a:stretch>
                       <a:fillRect/>
                     </a:stretch>
@@ -15192,7 +15147,7 @@
                   <pic:spPr>
                     <a:xfrm>
                       <a:off x="0" y="0"/>
-                      <a:ext cx="5731510" cy="985520"/>
+                      <a:ext cx="5731510" cy="942975"/>
                     </a:xfrm>
                     <a:prstGeom prst="rect">
                       <a:avLst/>
@@ -15419,7 +15374,7 @@
           <w:bCs/>
           <w:sz w:val="26"/>
           <w:szCs w:val="26"/>
-          <w:lang w:val="en-AI" w:eastAsia="en-AI"/>
+          <w:lang w:eastAsia="en-AI"/>
         </w:rPr>
       </w:pPr>
       <w:r>
@@ -15429,7 +15384,7 @@
           <w:bCs/>
           <w:sz w:val="26"/>
           <w:szCs w:val="26"/>
-          <w:lang w:val="en-AI" w:eastAsia="en-AI"/>
+          <w:lang w:eastAsia="en-AI"/>
         </w:rPr>
         <w:t xml:space="preserve">Theo </w:t>
       </w:r>
@@ -15441,7 +15396,7 @@
           <w:bCs/>
           <w:sz w:val="26"/>
           <w:szCs w:val="26"/>
-          <w:lang w:val="en-AI" w:eastAsia="en-AI"/>
+          <w:lang w:eastAsia="en-AI"/>
         </w:rPr>
         <w:t>từng</w:t>
       </w:r>
@@ -15453,7 +15408,7 @@
           <w:bCs/>
           <w:sz w:val="26"/>
           <w:szCs w:val="26"/>
-          <w:lang w:val="en-AI" w:eastAsia="en-AI"/>
+          <w:lang w:eastAsia="en-AI"/>
         </w:rPr>
         <w:t xml:space="preserve"> </w:t>
       </w:r>
@@ -15465,7 +15420,7 @@
           <w:bCs/>
           <w:sz w:val="26"/>
           <w:szCs w:val="26"/>
-          <w:lang w:val="en-AI" w:eastAsia="en-AI"/>
+          <w:lang w:eastAsia="en-AI"/>
         </w:rPr>
         <w:t>nhiệm</w:t>
       </w:r>
@@ -15477,7 +15432,7 @@
           <w:bCs/>
           <w:sz w:val="26"/>
           <w:szCs w:val="26"/>
-          <w:lang w:val="en-AI" w:eastAsia="en-AI"/>
+          <w:lang w:eastAsia="en-AI"/>
         </w:rPr>
         <w:t xml:space="preserve"> </w:t>
       </w:r>
@@ -15489,7 +15444,7 @@
           <w:bCs/>
           <w:sz w:val="26"/>
           <w:szCs w:val="26"/>
-          <w:lang w:val="en-AI" w:eastAsia="en-AI"/>
+          <w:lang w:eastAsia="en-AI"/>
         </w:rPr>
         <w:t>vụ</w:t>
       </w:r>
@@ -15506,7 +15461,7 @@
           <w:rFonts w:ascii="Times New Roman" w:eastAsia="Times New Roman" w:hAnsi="Times New Roman" w:cs="Times New Roman"/>
           <w:sz w:val="26"/>
           <w:szCs w:val="26"/>
-          <w:lang w:val="en-AI" w:eastAsia="en-AI"/>
+          <w:lang w:eastAsia="en-AI"/>
         </w:rPr>
       </w:pPr>
       <w:proofErr w:type="spellStart"/>
@@ -15517,7 +15472,7 @@
           <w:bCs/>
           <w:sz w:val="26"/>
           <w:szCs w:val="26"/>
-          <w:lang w:val="en-AI" w:eastAsia="en-AI"/>
+          <w:lang w:eastAsia="en-AI"/>
         </w:rPr>
         <w:t>Thiết</w:t>
       </w:r>
@@ -15529,7 +15484,7 @@
           <w:bCs/>
           <w:sz w:val="26"/>
           <w:szCs w:val="26"/>
-          <w:lang w:val="en-AI" w:eastAsia="en-AI"/>
+          <w:lang w:eastAsia="en-AI"/>
         </w:rPr>
         <w:t xml:space="preserve"> </w:t>
       </w:r>
@@ -15541,7 +15496,7 @@
           <w:bCs/>
           <w:sz w:val="26"/>
           <w:szCs w:val="26"/>
-          <w:lang w:val="en-AI" w:eastAsia="en-AI"/>
+          <w:lang w:eastAsia="en-AI"/>
         </w:rPr>
         <w:t>kế</w:t>
       </w:r>
@@ -15553,7 +15508,7 @@
           <w:bCs/>
           <w:sz w:val="26"/>
           <w:szCs w:val="26"/>
-          <w:lang w:val="en-AI" w:eastAsia="en-AI"/>
+          <w:lang w:eastAsia="en-AI"/>
         </w:rPr>
         <w:t xml:space="preserve"> </w:t>
       </w:r>
@@ -15565,7 +15520,7 @@
           <w:bCs/>
           <w:sz w:val="26"/>
           <w:szCs w:val="26"/>
-          <w:lang w:val="en-AI" w:eastAsia="en-AI"/>
+          <w:lang w:eastAsia="en-AI"/>
         </w:rPr>
         <w:t>giao</w:t>
       </w:r>
@@ -15577,7 +15532,7 @@
           <w:bCs/>
           <w:sz w:val="26"/>
           <w:szCs w:val="26"/>
-          <w:lang w:val="en-AI" w:eastAsia="en-AI"/>
+          <w:lang w:eastAsia="en-AI"/>
         </w:rPr>
         <w:t xml:space="preserve"> </w:t>
       </w:r>
@@ -15589,7 +15544,7 @@
           <w:bCs/>
           <w:sz w:val="26"/>
           <w:szCs w:val="26"/>
-          <w:lang w:val="en-AI" w:eastAsia="en-AI"/>
+          <w:lang w:eastAsia="en-AI"/>
         </w:rPr>
         <w:t>diện</w:t>
       </w:r>
@@ -15601,7 +15556,7 @@
           <w:bCs/>
           <w:sz w:val="26"/>
           <w:szCs w:val="26"/>
-          <w:lang w:val="en-AI" w:eastAsia="en-AI"/>
+          <w:lang w:eastAsia="en-AI"/>
         </w:rPr>
         <w:t xml:space="preserve"> </w:t>
       </w:r>
@@ -15613,7 +15568,7 @@
           <w:bCs/>
           <w:sz w:val="26"/>
           <w:szCs w:val="26"/>
-          <w:lang w:val="en-AI" w:eastAsia="en-AI"/>
+          <w:lang w:eastAsia="en-AI"/>
         </w:rPr>
         <w:t>người</w:t>
       </w:r>
@@ -15625,7 +15580,7 @@
           <w:bCs/>
           <w:sz w:val="26"/>
           <w:szCs w:val="26"/>
-          <w:lang w:val="en-AI" w:eastAsia="en-AI"/>
+          <w:lang w:eastAsia="en-AI"/>
         </w:rPr>
         <w:t xml:space="preserve"> </w:t>
       </w:r>
@@ -15637,7 +15592,7 @@
           <w:bCs/>
           <w:sz w:val="26"/>
           <w:szCs w:val="26"/>
-          <w:lang w:val="en-AI" w:eastAsia="en-AI"/>
+          <w:lang w:eastAsia="en-AI"/>
         </w:rPr>
         <w:t>dùng</w:t>
       </w:r>
@@ -15654,7 +15609,7 @@
           <w:rFonts w:ascii="Times New Roman" w:eastAsia="Times New Roman" w:hAnsi="Times New Roman" w:cs="Times New Roman"/>
           <w:sz w:val="26"/>
           <w:szCs w:val="26"/>
-          <w:lang w:val="en-AI" w:eastAsia="en-AI"/>
+          <w:lang w:eastAsia="en-AI"/>
         </w:rPr>
       </w:pPr>
       <w:r>
@@ -15662,7 +15617,7 @@
           <w:rFonts w:ascii="Times New Roman" w:eastAsia="Times New Roman" w:hAnsi="Times New Roman" w:cs="Times New Roman"/>
           <w:sz w:val="26"/>
           <w:szCs w:val="26"/>
-          <w:lang w:val="en-AI" w:eastAsia="en-AI"/>
+          <w:lang w:eastAsia="en-AI"/>
         </w:rPr>
         <w:t xml:space="preserve">EV = </w:t>
       </w:r>
@@ -15673,7 +15628,7 @@
           <w:bCs/>
           <w:sz w:val="26"/>
           <w:szCs w:val="26"/>
-          <w:lang w:val="en-AI" w:eastAsia="en-AI"/>
+          <w:lang w:eastAsia="en-AI"/>
         </w:rPr>
         <w:t>$436.36</w:t>
       </w:r>
@@ -15682,7 +15637,7 @@
           <w:rFonts w:ascii="Times New Roman" w:eastAsia="Times New Roman" w:hAnsi="Times New Roman" w:cs="Times New Roman"/>
           <w:sz w:val="26"/>
           <w:szCs w:val="26"/>
-          <w:lang w:val="en-AI" w:eastAsia="en-AI"/>
+          <w:lang w:eastAsia="en-AI"/>
         </w:rPr>
         <w:t xml:space="preserve">, AC = </w:t>
       </w:r>
@@ -15693,7 +15648,7 @@
           <w:bCs/>
           <w:sz w:val="26"/>
           <w:szCs w:val="26"/>
-          <w:lang w:val="en-AI" w:eastAsia="en-AI"/>
+          <w:lang w:eastAsia="en-AI"/>
         </w:rPr>
         <w:t>$384.00</w:t>
       </w:r>
@@ -15702,7 +15657,7 @@
           <w:rFonts w:ascii="Times New Roman" w:eastAsia="Times New Roman" w:hAnsi="Times New Roman" w:cs="Times New Roman"/>
           <w:sz w:val="26"/>
           <w:szCs w:val="26"/>
-          <w:lang w:val="en-AI" w:eastAsia="en-AI"/>
+          <w:lang w:eastAsia="en-AI"/>
         </w:rPr>
         <w:t xml:space="preserve">, </w:t>
       </w:r>
@@ -15713,7 +15668,7 @@
           <w:bCs/>
           <w:sz w:val="26"/>
           <w:szCs w:val="26"/>
-          <w:lang w:val="en-AI" w:eastAsia="en-AI"/>
+          <w:lang w:eastAsia="en-AI"/>
         </w:rPr>
         <w:t>CPI = 1.14</w:t>
       </w:r>
@@ -15729,7 +15684,7 @@
           <w:rFonts w:ascii="Times New Roman" w:eastAsia="Times New Roman" w:hAnsi="Times New Roman" w:cs="Times New Roman"/>
           <w:sz w:val="26"/>
           <w:szCs w:val="26"/>
-          <w:lang w:val="en-AI" w:eastAsia="en-AI"/>
+          <w:lang w:eastAsia="en-AI"/>
         </w:rPr>
       </w:pPr>
       <w:r>
@@ -15739,7 +15694,7 @@
           <w:bCs/>
           <w:sz w:val="26"/>
           <w:szCs w:val="26"/>
-          <w:lang w:val="en-AI" w:eastAsia="en-AI"/>
+          <w:lang w:eastAsia="en-AI"/>
         </w:rPr>
         <w:t>EAC = $844.81</w:t>
       </w:r>
@@ -15748,7 +15703,7 @@
           <w:rFonts w:ascii="Times New Roman" w:eastAsia="Times New Roman" w:hAnsi="Times New Roman" w:cs="Times New Roman"/>
           <w:sz w:val="26"/>
           <w:szCs w:val="26"/>
-          <w:lang w:val="en-AI" w:eastAsia="en-AI"/>
+          <w:lang w:eastAsia="en-AI"/>
         </w:rPr>
         <w:t xml:space="preserve">, </w:t>
       </w:r>
@@ -15759,7 +15714,7 @@
           <w:bCs/>
           <w:sz w:val="26"/>
           <w:szCs w:val="26"/>
-          <w:lang w:val="en-AI" w:eastAsia="en-AI"/>
+          <w:lang w:eastAsia="en-AI"/>
         </w:rPr>
         <w:t>ETC = $844.81 − $384.00 = $460.81</w:t>
       </w:r>
@@ -15775,7 +15730,7 @@
           <w:rFonts w:ascii="Times New Roman" w:eastAsia="Times New Roman" w:hAnsi="Times New Roman" w:cs="Times New Roman"/>
           <w:sz w:val="26"/>
           <w:szCs w:val="26"/>
-          <w:lang w:val="en-AI" w:eastAsia="en-AI"/>
+          <w:lang w:eastAsia="en-AI"/>
         </w:rPr>
       </w:pPr>
       <w:r>
@@ -15785,7 +15740,7 @@
           <w:bCs/>
           <w:sz w:val="26"/>
           <w:szCs w:val="26"/>
-          <w:lang w:val="en-AI" w:eastAsia="en-AI"/>
+          <w:lang w:eastAsia="en-AI"/>
         </w:rPr>
         <w:t>BAC = $960.00</w:t>
       </w:r>
@@ -15794,7 +15749,7 @@
           <w:rFonts w:ascii="Times New Roman" w:eastAsia="Times New Roman" w:hAnsi="Times New Roman" w:cs="Times New Roman"/>
           <w:sz w:val="26"/>
           <w:szCs w:val="26"/>
-          <w:lang w:val="en-AI" w:eastAsia="en-AI"/>
+          <w:lang w:eastAsia="en-AI"/>
         </w:rPr>
         <w:t xml:space="preserve">, </w:t>
       </w:r>
@@ -15805,7 +15760,7 @@
           <w:bCs/>
           <w:sz w:val="26"/>
           <w:szCs w:val="26"/>
-          <w:lang w:val="en-AI" w:eastAsia="en-AI"/>
+          <w:lang w:eastAsia="en-AI"/>
         </w:rPr>
         <w:t>VAC = $960.00 − $844.81 = $115.19</w:t>
       </w:r>
@@ -15814,7 +15769,7 @@
           <w:rFonts w:ascii="Times New Roman" w:eastAsia="Times New Roman" w:hAnsi="Times New Roman" w:cs="Times New Roman"/>
           <w:sz w:val="26"/>
           <w:szCs w:val="26"/>
-          <w:lang w:val="en-AI" w:eastAsia="en-AI"/>
+          <w:lang w:eastAsia="en-AI"/>
         </w:rPr>
         <w:t xml:space="preserve"> → </w:t>
       </w:r>
@@ -15826,7 +15781,7 @@
           <w:iCs/>
           <w:sz w:val="26"/>
           <w:szCs w:val="26"/>
-          <w:lang w:val="en-AI" w:eastAsia="en-AI"/>
+          <w:lang w:eastAsia="en-AI"/>
         </w:rPr>
         <w:t>dự</w:t>
       </w:r>
@@ -15838,7 +15793,7 @@
           <w:iCs/>
           <w:sz w:val="26"/>
           <w:szCs w:val="26"/>
-          <w:lang w:val="en-AI" w:eastAsia="en-AI"/>
+          <w:lang w:eastAsia="en-AI"/>
         </w:rPr>
         <w:t xml:space="preserve"> </w:t>
       </w:r>
@@ -15850,7 +15805,7 @@
           <w:iCs/>
           <w:sz w:val="26"/>
           <w:szCs w:val="26"/>
-          <w:lang w:val="en-AI" w:eastAsia="en-AI"/>
+          <w:lang w:eastAsia="en-AI"/>
         </w:rPr>
         <w:t>kiến</w:t>
       </w:r>
@@ -15862,7 +15817,7 @@
           <w:iCs/>
           <w:sz w:val="26"/>
           <w:szCs w:val="26"/>
-          <w:lang w:val="en-AI" w:eastAsia="en-AI"/>
+          <w:lang w:eastAsia="en-AI"/>
         </w:rPr>
         <w:t xml:space="preserve"> </w:t>
       </w:r>
@@ -15874,7 +15829,7 @@
           <w:iCs/>
           <w:sz w:val="26"/>
           <w:szCs w:val="26"/>
-          <w:lang w:val="en-AI" w:eastAsia="en-AI"/>
+          <w:lang w:eastAsia="en-AI"/>
         </w:rPr>
         <w:t>tiết</w:t>
       </w:r>
@@ -15886,7 +15841,7 @@
           <w:iCs/>
           <w:sz w:val="26"/>
           <w:szCs w:val="26"/>
-          <w:lang w:val="en-AI" w:eastAsia="en-AI"/>
+          <w:lang w:eastAsia="en-AI"/>
         </w:rPr>
         <w:t xml:space="preserve"> </w:t>
       </w:r>
@@ -15898,7 +15853,7 @@
           <w:iCs/>
           <w:sz w:val="26"/>
           <w:szCs w:val="26"/>
-          <w:lang w:val="en-AI" w:eastAsia="en-AI"/>
+          <w:lang w:eastAsia="en-AI"/>
         </w:rPr>
         <w:t>kiệm</w:t>
       </w:r>
@@ -15910,7 +15865,7 @@
           <w:iCs/>
           <w:sz w:val="26"/>
           <w:szCs w:val="26"/>
-          <w:lang w:val="en-AI" w:eastAsia="en-AI"/>
+          <w:lang w:eastAsia="en-AI"/>
         </w:rPr>
         <w:t xml:space="preserve"> $115.19</w:t>
       </w:r>
@@ -15926,7 +15881,7 @@
           <w:rFonts w:ascii="Times New Roman" w:eastAsia="Times New Roman" w:hAnsi="Times New Roman" w:cs="Times New Roman"/>
           <w:sz w:val="26"/>
           <w:szCs w:val="26"/>
-          <w:lang w:val="en-AI" w:eastAsia="en-AI"/>
+          <w:lang w:eastAsia="en-AI"/>
         </w:rPr>
       </w:pPr>
       <w:proofErr w:type="spellStart"/>
@@ -15937,7 +15892,7 @@
           <w:bCs/>
           <w:sz w:val="26"/>
           <w:szCs w:val="26"/>
-          <w:lang w:val="en-AI" w:eastAsia="en-AI"/>
+          <w:lang w:eastAsia="en-AI"/>
         </w:rPr>
         <w:t>Thiết</w:t>
       </w:r>
@@ -15949,7 +15904,7 @@
           <w:bCs/>
           <w:sz w:val="26"/>
           <w:szCs w:val="26"/>
-          <w:lang w:val="en-AI" w:eastAsia="en-AI"/>
+          <w:lang w:eastAsia="en-AI"/>
         </w:rPr>
         <w:t xml:space="preserve"> </w:t>
       </w:r>
@@ -15961,7 +15916,7 @@
           <w:bCs/>
           <w:sz w:val="26"/>
           <w:szCs w:val="26"/>
-          <w:lang w:val="en-AI" w:eastAsia="en-AI"/>
+          <w:lang w:eastAsia="en-AI"/>
         </w:rPr>
         <w:t>kế</w:t>
       </w:r>
@@ -15973,7 +15928,7 @@
           <w:bCs/>
           <w:sz w:val="26"/>
           <w:szCs w:val="26"/>
-          <w:lang w:val="en-AI" w:eastAsia="en-AI"/>
+          <w:lang w:eastAsia="en-AI"/>
         </w:rPr>
         <w:t xml:space="preserve"> </w:t>
       </w:r>
@@ -15985,7 +15940,7 @@
           <w:bCs/>
           <w:sz w:val="26"/>
           <w:szCs w:val="26"/>
-          <w:lang w:val="en-AI" w:eastAsia="en-AI"/>
+          <w:lang w:eastAsia="en-AI"/>
         </w:rPr>
         <w:t>cơ</w:t>
       </w:r>
@@ -15997,7 +15952,7 @@
           <w:bCs/>
           <w:sz w:val="26"/>
           <w:szCs w:val="26"/>
-          <w:lang w:val="en-AI" w:eastAsia="en-AI"/>
+          <w:lang w:eastAsia="en-AI"/>
         </w:rPr>
         <w:t xml:space="preserve"> </w:t>
       </w:r>
@@ -16009,7 +15964,7 @@
           <w:bCs/>
           <w:sz w:val="26"/>
           <w:szCs w:val="26"/>
-          <w:lang w:val="en-AI" w:eastAsia="en-AI"/>
+          <w:lang w:eastAsia="en-AI"/>
         </w:rPr>
         <w:t>sở</w:t>
       </w:r>
@@ -16021,7 +15976,7 @@
           <w:bCs/>
           <w:sz w:val="26"/>
           <w:szCs w:val="26"/>
-          <w:lang w:val="en-AI" w:eastAsia="en-AI"/>
+          <w:lang w:eastAsia="en-AI"/>
         </w:rPr>
         <w:t xml:space="preserve"> </w:t>
       </w:r>
@@ -16033,7 +15988,7 @@
           <w:bCs/>
           <w:sz w:val="26"/>
           <w:szCs w:val="26"/>
-          <w:lang w:val="en-AI" w:eastAsia="en-AI"/>
+          <w:lang w:eastAsia="en-AI"/>
         </w:rPr>
         <w:t>dữ</w:t>
       </w:r>
@@ -16045,7 +16000,7 @@
           <w:bCs/>
           <w:sz w:val="26"/>
           <w:szCs w:val="26"/>
-          <w:lang w:val="en-AI" w:eastAsia="en-AI"/>
+          <w:lang w:eastAsia="en-AI"/>
         </w:rPr>
         <w:t xml:space="preserve"> </w:t>
       </w:r>
@@ -16057,7 +16012,7 @@
           <w:bCs/>
           <w:sz w:val="26"/>
           <w:szCs w:val="26"/>
-          <w:lang w:val="en-AI" w:eastAsia="en-AI"/>
+          <w:lang w:eastAsia="en-AI"/>
         </w:rPr>
         <w:t>liệu</w:t>
       </w:r>
@@ -16074,7 +16029,7 @@
           <w:rFonts w:ascii="Times New Roman" w:eastAsia="Times New Roman" w:hAnsi="Times New Roman" w:cs="Times New Roman"/>
           <w:sz w:val="26"/>
           <w:szCs w:val="26"/>
-          <w:lang w:val="en-AI" w:eastAsia="en-AI"/>
+          <w:lang w:eastAsia="en-AI"/>
         </w:rPr>
       </w:pPr>
       <w:r>
@@ -16082,7 +16037,7 @@
           <w:rFonts w:ascii="Times New Roman" w:eastAsia="Times New Roman" w:hAnsi="Times New Roman" w:cs="Times New Roman"/>
           <w:sz w:val="26"/>
           <w:szCs w:val="26"/>
-          <w:lang w:val="en-AI" w:eastAsia="en-AI"/>
+          <w:lang w:eastAsia="en-AI"/>
         </w:rPr>
         <w:t xml:space="preserve">EV = </w:t>
       </w:r>
@@ -16093,7 +16048,7 @@
           <w:bCs/>
           <w:sz w:val="26"/>
           <w:szCs w:val="26"/>
-          <w:lang w:val="en-AI" w:eastAsia="en-AI"/>
+          <w:lang w:eastAsia="en-AI"/>
         </w:rPr>
         <w:t>$320.00</w:t>
       </w:r>
@@ -16102,7 +16057,7 @@
           <w:rFonts w:ascii="Times New Roman" w:eastAsia="Times New Roman" w:hAnsi="Times New Roman" w:cs="Times New Roman"/>
           <w:sz w:val="26"/>
           <w:szCs w:val="26"/>
-          <w:lang w:val="en-AI" w:eastAsia="en-AI"/>
+          <w:lang w:eastAsia="en-AI"/>
         </w:rPr>
         <w:t xml:space="preserve">, AC = </w:t>
       </w:r>
@@ -16113,7 +16068,7 @@
           <w:bCs/>
           <w:sz w:val="26"/>
           <w:szCs w:val="26"/>
-          <w:lang w:val="en-AI" w:eastAsia="en-AI"/>
+          <w:lang w:eastAsia="en-AI"/>
         </w:rPr>
         <w:t>$320.00</w:t>
       </w:r>
@@ -16122,7 +16077,7 @@
           <w:rFonts w:ascii="Times New Roman" w:eastAsia="Times New Roman" w:hAnsi="Times New Roman" w:cs="Times New Roman"/>
           <w:sz w:val="26"/>
           <w:szCs w:val="26"/>
-          <w:lang w:val="en-AI" w:eastAsia="en-AI"/>
+          <w:lang w:eastAsia="en-AI"/>
         </w:rPr>
         <w:t xml:space="preserve">, </w:t>
       </w:r>
@@ -16133,7 +16088,7 @@
           <w:bCs/>
           <w:sz w:val="26"/>
           <w:szCs w:val="26"/>
-          <w:lang w:val="en-AI" w:eastAsia="en-AI"/>
+          <w:lang w:eastAsia="en-AI"/>
         </w:rPr>
         <w:t>CPI = 1.00</w:t>
       </w:r>
@@ -16149,7 +16104,7 @@
           <w:rFonts w:ascii="Times New Roman" w:eastAsia="Times New Roman" w:hAnsi="Times New Roman" w:cs="Times New Roman"/>
           <w:sz w:val="26"/>
           <w:szCs w:val="26"/>
-          <w:lang w:val="en-AI" w:eastAsia="en-AI"/>
+          <w:lang w:eastAsia="en-AI"/>
         </w:rPr>
       </w:pPr>
       <w:r>
@@ -16159,7 +16114,7 @@
           <w:bCs/>
           <w:sz w:val="26"/>
           <w:szCs w:val="26"/>
-          <w:lang w:val="en-AI" w:eastAsia="en-AI"/>
+          <w:lang w:eastAsia="en-AI"/>
         </w:rPr>
         <w:t>EAC = $640.00</w:t>
       </w:r>
@@ -16168,7 +16123,7 @@
           <w:rFonts w:ascii="Times New Roman" w:eastAsia="Times New Roman" w:hAnsi="Times New Roman" w:cs="Times New Roman"/>
           <w:sz w:val="26"/>
           <w:szCs w:val="26"/>
-          <w:lang w:val="en-AI" w:eastAsia="en-AI"/>
+          <w:lang w:eastAsia="en-AI"/>
         </w:rPr>
         <w:t xml:space="preserve">, </w:t>
       </w:r>
@@ -16179,7 +16134,7 @@
           <w:bCs/>
           <w:sz w:val="26"/>
           <w:szCs w:val="26"/>
-          <w:lang w:val="en-AI" w:eastAsia="en-AI"/>
+          <w:lang w:eastAsia="en-AI"/>
         </w:rPr>
         <w:t>ETC = $640.00 − $320.00 = $320.00</w:t>
       </w:r>
@@ -16195,7 +16150,7 @@
           <w:rFonts w:ascii="Times New Roman" w:eastAsia="Times New Roman" w:hAnsi="Times New Roman" w:cs="Times New Roman"/>
           <w:sz w:val="26"/>
           <w:szCs w:val="26"/>
-          <w:lang w:val="en-AI" w:eastAsia="en-AI"/>
+          <w:lang w:eastAsia="en-AI"/>
         </w:rPr>
       </w:pPr>
       <w:r>
@@ -16205,7 +16160,7 @@
           <w:bCs/>
           <w:sz w:val="26"/>
           <w:szCs w:val="26"/>
-          <w:lang w:val="en-AI" w:eastAsia="en-AI"/>
+          <w:lang w:eastAsia="en-AI"/>
         </w:rPr>
         <w:t>BAC = $640.00</w:t>
       </w:r>
@@ -16214,7 +16169,7 @@
           <w:rFonts w:ascii="Times New Roman" w:eastAsia="Times New Roman" w:hAnsi="Times New Roman" w:cs="Times New Roman"/>
           <w:sz w:val="26"/>
           <w:szCs w:val="26"/>
-          <w:lang w:val="en-AI" w:eastAsia="en-AI"/>
+          <w:lang w:eastAsia="en-AI"/>
         </w:rPr>
         <w:t xml:space="preserve">, </w:t>
       </w:r>
@@ -16225,7 +16180,7 @@
           <w:bCs/>
           <w:sz w:val="26"/>
           <w:szCs w:val="26"/>
-          <w:lang w:val="en-AI" w:eastAsia="en-AI"/>
+          <w:lang w:eastAsia="en-AI"/>
         </w:rPr>
         <w:t>VAC = $640.00 − $640.00 = $0.00</w:t>
       </w:r>
@@ -16234,7 +16189,7 @@
           <w:rFonts w:ascii="Times New Roman" w:eastAsia="Times New Roman" w:hAnsi="Times New Roman" w:cs="Times New Roman"/>
           <w:sz w:val="26"/>
           <w:szCs w:val="26"/>
-          <w:lang w:val="en-AI" w:eastAsia="en-AI"/>
+          <w:lang w:eastAsia="en-AI"/>
         </w:rPr>
         <w:t xml:space="preserve"> → </w:t>
       </w:r>
@@ -16246,7 +16201,7 @@
           <w:iCs/>
           <w:sz w:val="26"/>
           <w:szCs w:val="26"/>
-          <w:lang w:val="en-AI" w:eastAsia="en-AI"/>
+          <w:lang w:eastAsia="en-AI"/>
         </w:rPr>
         <w:t>dự</w:t>
       </w:r>
@@ -16258,7 +16213,7 @@
           <w:iCs/>
           <w:sz w:val="26"/>
           <w:szCs w:val="26"/>
-          <w:lang w:val="en-AI" w:eastAsia="en-AI"/>
+          <w:lang w:eastAsia="en-AI"/>
         </w:rPr>
         <w:t xml:space="preserve"> </w:t>
       </w:r>
@@ -16270,7 +16225,7 @@
           <w:iCs/>
           <w:sz w:val="26"/>
           <w:szCs w:val="26"/>
-          <w:lang w:val="en-AI" w:eastAsia="en-AI"/>
+          <w:lang w:eastAsia="en-AI"/>
         </w:rPr>
         <w:t>kiến</w:t>
       </w:r>
@@ -16282,7 +16237,7 @@
           <w:iCs/>
           <w:sz w:val="26"/>
           <w:szCs w:val="26"/>
-          <w:lang w:val="en-AI" w:eastAsia="en-AI"/>
+          <w:lang w:eastAsia="en-AI"/>
         </w:rPr>
         <w:t xml:space="preserve"> </w:t>
       </w:r>
@@ -16294,7 +16249,7 @@
           <w:iCs/>
           <w:sz w:val="26"/>
           <w:szCs w:val="26"/>
-          <w:lang w:val="en-AI" w:eastAsia="en-AI"/>
+          <w:lang w:eastAsia="en-AI"/>
         </w:rPr>
         <w:t>đúng</w:t>
       </w:r>
@@ -16306,7 +16261,7 @@
           <w:iCs/>
           <w:sz w:val="26"/>
           <w:szCs w:val="26"/>
-          <w:lang w:val="en-AI" w:eastAsia="en-AI"/>
+          <w:lang w:eastAsia="en-AI"/>
         </w:rPr>
         <w:t xml:space="preserve"> </w:t>
       </w:r>
@@ -16318,7 +16273,7 @@
           <w:iCs/>
           <w:sz w:val="26"/>
           <w:szCs w:val="26"/>
-          <w:lang w:val="en-AI" w:eastAsia="en-AI"/>
+          <w:lang w:eastAsia="en-AI"/>
         </w:rPr>
         <w:t>ngân</w:t>
       </w:r>
@@ -16330,7 +16285,7 @@
           <w:iCs/>
           <w:sz w:val="26"/>
           <w:szCs w:val="26"/>
-          <w:lang w:val="en-AI" w:eastAsia="en-AI"/>
+          <w:lang w:eastAsia="en-AI"/>
         </w:rPr>
         <w:t xml:space="preserve"> </w:t>
       </w:r>
@@ -16342,7 +16297,7 @@
           <w:iCs/>
           <w:sz w:val="26"/>
           <w:szCs w:val="26"/>
-          <w:lang w:val="en-AI" w:eastAsia="en-AI"/>
+          <w:lang w:eastAsia="en-AI"/>
         </w:rPr>
         <w:t>sách</w:t>
       </w:r>
@@ -16356,7 +16311,7 @@
           <w:bCs/>
           <w:sz w:val="26"/>
           <w:szCs w:val="26"/>
-          <w:lang w:val="en-AI" w:eastAsia="en-AI"/>
+          <w:lang w:eastAsia="en-AI"/>
         </w:rPr>
       </w:pPr>
       <w:proofErr w:type="spellStart"/>
@@ -16367,9 +16322,8 @@
           <w:bCs/>
           <w:sz w:val="26"/>
           <w:szCs w:val="26"/>
-          <w:lang w:val="en-AI" w:eastAsia="en-AI"/>
-        </w:rPr>
-        <w:lastRenderedPageBreak/>
+          <w:lang w:eastAsia="en-AI"/>
+        </w:rPr>
         <w:t>Toàn</w:t>
       </w:r>
       <w:proofErr w:type="spellEnd"/>
@@ -16380,7 +16334,7 @@
           <w:bCs/>
           <w:sz w:val="26"/>
           <w:szCs w:val="26"/>
-          <w:lang w:val="en-AI" w:eastAsia="en-AI"/>
+          <w:lang w:eastAsia="en-AI"/>
         </w:rPr>
         <w:t xml:space="preserve"> </w:t>
       </w:r>
@@ -16392,7 +16346,7 @@
           <w:bCs/>
           <w:sz w:val="26"/>
           <w:szCs w:val="26"/>
-          <w:lang w:val="en-AI" w:eastAsia="en-AI"/>
+          <w:lang w:eastAsia="en-AI"/>
         </w:rPr>
         <w:t>dự</w:t>
       </w:r>
@@ -16404,7 +16358,7 @@
           <w:bCs/>
           <w:sz w:val="26"/>
           <w:szCs w:val="26"/>
-          <w:lang w:val="en-AI" w:eastAsia="en-AI"/>
+          <w:lang w:eastAsia="en-AI"/>
         </w:rPr>
         <w:t xml:space="preserve"> </w:t>
       </w:r>
@@ -16416,7 +16370,7 @@
           <w:bCs/>
           <w:sz w:val="26"/>
           <w:szCs w:val="26"/>
-          <w:lang w:val="en-AI" w:eastAsia="en-AI"/>
+          <w:lang w:eastAsia="en-AI"/>
         </w:rPr>
         <w:t>án</w:t>
       </w:r>
@@ -16433,7 +16387,7 @@
           <w:rFonts w:ascii="Times New Roman" w:eastAsia="Times New Roman" w:hAnsi="Times New Roman" w:cs="Times New Roman"/>
           <w:sz w:val="26"/>
           <w:szCs w:val="26"/>
-          <w:lang w:val="en-AI" w:eastAsia="en-AI"/>
+          <w:lang w:eastAsia="en-AI"/>
         </w:rPr>
       </w:pPr>
       <w:r>
@@ -16441,8 +16395,9 @@
           <w:rFonts w:ascii="Times New Roman" w:eastAsia="Times New Roman" w:hAnsi="Times New Roman" w:cs="Times New Roman"/>
           <w:sz w:val="26"/>
           <w:szCs w:val="26"/>
-          <w:lang w:val="en-AI" w:eastAsia="en-AI"/>
-        </w:rPr>
+          <w:lang w:eastAsia="en-AI"/>
+        </w:rPr>
+        <w:lastRenderedPageBreak/>
         <w:t xml:space="preserve">EV = </w:t>
       </w:r>
       <w:r>
@@ -16452,7 +16407,7 @@
           <w:bCs/>
           <w:sz w:val="26"/>
           <w:szCs w:val="26"/>
-          <w:lang w:val="en-AI" w:eastAsia="en-AI"/>
+          <w:lang w:eastAsia="en-AI"/>
         </w:rPr>
         <w:t>$756.36</w:t>
       </w:r>
@@ -16461,7 +16416,7 @@
           <w:rFonts w:ascii="Times New Roman" w:eastAsia="Times New Roman" w:hAnsi="Times New Roman" w:cs="Times New Roman"/>
           <w:sz w:val="26"/>
           <w:szCs w:val="26"/>
-          <w:lang w:val="en-AI" w:eastAsia="en-AI"/>
+          <w:lang w:eastAsia="en-AI"/>
         </w:rPr>
         <w:t xml:space="preserve">, AC = </w:t>
       </w:r>
@@ -16472,7 +16427,7 @@
           <w:bCs/>
           <w:sz w:val="26"/>
           <w:szCs w:val="26"/>
-          <w:lang w:val="en-AI" w:eastAsia="en-AI"/>
+          <w:lang w:eastAsia="en-AI"/>
         </w:rPr>
         <w:t>$704.00</w:t>
       </w:r>
@@ -16481,7 +16436,7 @@
           <w:rFonts w:ascii="Times New Roman" w:eastAsia="Times New Roman" w:hAnsi="Times New Roman" w:cs="Times New Roman"/>
           <w:sz w:val="26"/>
           <w:szCs w:val="26"/>
-          <w:lang w:val="en-AI" w:eastAsia="en-AI"/>
+          <w:lang w:eastAsia="en-AI"/>
         </w:rPr>
         <w:t xml:space="preserve">, </w:t>
       </w:r>
@@ -16492,7 +16447,7 @@
           <w:bCs/>
           <w:sz w:val="26"/>
           <w:szCs w:val="26"/>
-          <w:lang w:val="en-AI" w:eastAsia="en-AI"/>
+          <w:lang w:eastAsia="en-AI"/>
         </w:rPr>
         <w:t>CPI = 1.07</w:t>
       </w:r>
@@ -16508,7 +16463,7 @@
           <w:rFonts w:ascii="Times New Roman" w:eastAsia="Times New Roman" w:hAnsi="Times New Roman" w:cs="Times New Roman"/>
           <w:sz w:val="26"/>
           <w:szCs w:val="26"/>
-          <w:lang w:val="en-AI" w:eastAsia="en-AI"/>
+          <w:lang w:eastAsia="en-AI"/>
         </w:rPr>
       </w:pPr>
       <w:r>
@@ -16518,7 +16473,7 @@
           <w:bCs/>
           <w:sz w:val="26"/>
           <w:szCs w:val="26"/>
-          <w:lang w:val="en-AI" w:eastAsia="en-AI"/>
+          <w:lang w:eastAsia="en-AI"/>
         </w:rPr>
         <w:t>EAC = $1,489.24</w:t>
       </w:r>
@@ -16534,7 +16489,7 @@
           <w:rFonts w:ascii="Times New Roman" w:eastAsia="Times New Roman" w:hAnsi="Times New Roman" w:cs="Times New Roman"/>
           <w:sz w:val="26"/>
           <w:szCs w:val="26"/>
-          <w:lang w:val="en-AI" w:eastAsia="en-AI"/>
+          <w:lang w:eastAsia="en-AI"/>
         </w:rPr>
       </w:pPr>
       <w:r>
@@ -16544,7 +16499,7 @@
           <w:bCs/>
           <w:sz w:val="26"/>
           <w:szCs w:val="26"/>
-          <w:lang w:val="en-AI" w:eastAsia="en-AI"/>
+          <w:lang w:eastAsia="en-AI"/>
         </w:rPr>
         <w:t>ETC = $1,489.24 − $704.00 = $785.24</w:t>
       </w:r>
@@ -16553,7 +16508,7 @@
           <w:rFonts w:ascii="Times New Roman" w:eastAsia="Times New Roman" w:hAnsi="Times New Roman" w:cs="Times New Roman"/>
           <w:sz w:val="26"/>
           <w:szCs w:val="26"/>
-          <w:lang w:val="en-AI" w:eastAsia="en-AI"/>
+          <w:lang w:eastAsia="en-AI"/>
         </w:rPr>
         <w:t xml:space="preserve"> ← </w:t>
       </w:r>
@@ -16565,7 +16520,7 @@
           <w:iCs/>
           <w:sz w:val="26"/>
           <w:szCs w:val="26"/>
-          <w:lang w:val="en-AI" w:eastAsia="en-AI"/>
+          <w:lang w:eastAsia="en-AI"/>
         </w:rPr>
         <w:t>cần</w:t>
       </w:r>
@@ -16577,7 +16532,7 @@
           <w:iCs/>
           <w:sz w:val="26"/>
           <w:szCs w:val="26"/>
-          <w:lang w:val="en-AI" w:eastAsia="en-AI"/>
+          <w:lang w:eastAsia="en-AI"/>
         </w:rPr>
         <w:t xml:space="preserve"> chi </w:t>
       </w:r>
@@ -16589,7 +16544,7 @@
           <w:iCs/>
           <w:sz w:val="26"/>
           <w:szCs w:val="26"/>
-          <w:lang w:val="en-AI" w:eastAsia="en-AI"/>
+          <w:lang w:eastAsia="en-AI"/>
         </w:rPr>
         <w:t>thêm</w:t>
       </w:r>
@@ -16606,7 +16561,7 @@
           <w:rFonts w:ascii="Times New Roman" w:eastAsia="Times New Roman" w:hAnsi="Times New Roman" w:cs="Times New Roman"/>
           <w:sz w:val="26"/>
           <w:szCs w:val="26"/>
-          <w:lang w:val="en-AI" w:eastAsia="en-AI"/>
+          <w:lang w:eastAsia="en-AI"/>
         </w:rPr>
       </w:pPr>
       <w:r>
@@ -16616,7 +16571,7 @@
           <w:bCs/>
           <w:sz w:val="26"/>
           <w:szCs w:val="26"/>
-          <w:lang w:val="en-AI" w:eastAsia="en-AI"/>
+          <w:lang w:eastAsia="en-AI"/>
         </w:rPr>
         <w:t>BAC = $1,600.00</w:t>
       </w:r>
@@ -16625,7 +16580,7 @@
           <w:rFonts w:ascii="Times New Roman" w:eastAsia="Times New Roman" w:hAnsi="Times New Roman" w:cs="Times New Roman"/>
           <w:sz w:val="26"/>
           <w:szCs w:val="26"/>
-          <w:lang w:val="en-AI" w:eastAsia="en-AI"/>
+          <w:lang w:eastAsia="en-AI"/>
         </w:rPr>
         <w:t xml:space="preserve">, </w:t>
       </w:r>
@@ -16636,7 +16591,7 @@
           <w:bCs/>
           <w:sz w:val="26"/>
           <w:szCs w:val="26"/>
-          <w:lang w:val="en-AI" w:eastAsia="en-AI"/>
+          <w:lang w:eastAsia="en-AI"/>
         </w:rPr>
         <w:t>VAC = $1,600.00 − $1,489.24 = $110.76</w:t>
       </w:r>
@@ -16645,7 +16600,7 @@
           <w:rFonts w:ascii="Times New Roman" w:eastAsia="Times New Roman" w:hAnsi="Times New Roman" w:cs="Times New Roman"/>
           <w:sz w:val="26"/>
           <w:szCs w:val="26"/>
-          <w:lang w:val="en-AI" w:eastAsia="en-AI"/>
+          <w:lang w:eastAsia="en-AI"/>
         </w:rPr>
         <w:t xml:space="preserve"> ← </w:t>
       </w:r>
@@ -16657,7 +16612,7 @@
           <w:iCs/>
           <w:sz w:val="26"/>
           <w:szCs w:val="26"/>
-          <w:lang w:val="en-AI" w:eastAsia="en-AI"/>
+          <w:lang w:eastAsia="en-AI"/>
         </w:rPr>
         <w:t>dự</w:t>
       </w:r>
@@ -16669,7 +16624,7 @@
           <w:iCs/>
           <w:sz w:val="26"/>
           <w:szCs w:val="26"/>
-          <w:lang w:val="en-AI" w:eastAsia="en-AI"/>
+          <w:lang w:eastAsia="en-AI"/>
         </w:rPr>
         <w:t xml:space="preserve"> </w:t>
       </w:r>
@@ -16681,7 +16636,7 @@
           <w:iCs/>
           <w:sz w:val="26"/>
           <w:szCs w:val="26"/>
-          <w:lang w:val="en-AI" w:eastAsia="en-AI"/>
+          <w:lang w:eastAsia="en-AI"/>
         </w:rPr>
         <w:t>kiến</w:t>
       </w:r>
@@ -16693,7 +16648,7 @@
           <w:iCs/>
           <w:sz w:val="26"/>
           <w:szCs w:val="26"/>
-          <w:lang w:val="en-AI" w:eastAsia="en-AI"/>
+          <w:lang w:eastAsia="en-AI"/>
         </w:rPr>
         <w:t xml:space="preserve"> </w:t>
       </w:r>
@@ -16705,7 +16660,7 @@
           <w:iCs/>
           <w:sz w:val="26"/>
           <w:szCs w:val="26"/>
-          <w:lang w:val="en-AI" w:eastAsia="en-AI"/>
+          <w:lang w:eastAsia="en-AI"/>
         </w:rPr>
         <w:t>tiết</w:t>
       </w:r>
@@ -16717,7 +16672,7 @@
           <w:iCs/>
           <w:sz w:val="26"/>
           <w:szCs w:val="26"/>
-          <w:lang w:val="en-AI" w:eastAsia="en-AI"/>
+          <w:lang w:eastAsia="en-AI"/>
         </w:rPr>
         <w:t xml:space="preserve"> </w:t>
       </w:r>
@@ -16729,7 +16684,7 @@
           <w:iCs/>
           <w:sz w:val="26"/>
           <w:szCs w:val="26"/>
-          <w:lang w:val="en-AI" w:eastAsia="en-AI"/>
+          <w:lang w:eastAsia="en-AI"/>
         </w:rPr>
         <w:t>kiệm</w:t>
       </w:r>
@@ -17865,7 +17820,7 @@
         <w:pStyle w:val="NormalWeb"/>
         <w:numPr>
           <w:ilvl w:val="0"/>
-          <w:numId w:val="1"/>
+          <w:numId w:val="13"/>
         </w:numPr>
         <w:rPr>
           <w:sz w:val="26"/>
@@ -18240,7 +18195,6 @@
         <w:t xml:space="preserve">Baseline </w:t>
       </w:r>
       <w:proofErr w:type="spellStart"/>
-      <w:proofErr w:type="gramStart"/>
       <w:r>
         <w:rPr>
           <w:iCs/>
@@ -18251,7 +18205,6 @@
         <w:t>Duration,Finish</w:t>
       </w:r>
       <w:proofErr w:type="spellEnd"/>
-      <w:proofErr w:type="gramEnd"/>
       <w:r>
         <w:rPr>
           <w:iCs/>
@@ -18335,6 +18288,7 @@
       <w:r>
         <w:rPr>
           <w:iCs/>
+          <w:noProof/>
           <w:sz w:val="26"/>
           <w:szCs w:val="26"/>
           <w:lang w:val="en-US"/>
@@ -18355,7 +18309,7 @@
                     <pic:cNvPicPr/>
                   </pic:nvPicPr>
                   <pic:blipFill>
-                    <a:blip r:embed="rId14"/>
+                    <a:blip r:embed="rId13"/>
                     <a:stretch>
                       <a:fillRect/>
                     </a:stretch>
@@ -19219,7 +19173,6 @@
           <w:szCs w:val="26"/>
           <w:lang w:val="en-US"/>
         </w:rPr>
-        <w:lastRenderedPageBreak/>
         <w:t>+</w:t>
       </w:r>
       <w:r>
@@ -19392,6 +19345,7 @@
           <w:sz w:val="26"/>
           <w:szCs w:val="26"/>
         </w:rPr>
+        <w:lastRenderedPageBreak/>
         <w:t>⇒</w:t>
       </w:r>
       <w:r>
@@ -19867,16 +19821,16 @@
           <w:sz w:val="26"/>
           <w:szCs w:val="26"/>
         </w:rPr>
-        <w:t xml:space="preserve"> c</w:t>
-      </w:r>
-      <w:proofErr w:type="spellStart"/>
-      <w:r>
-        <w:rPr>
-          <w:rFonts w:ascii="Times New Roman" w:hAnsi="Times New Roman" w:cs="Times New Roman"/>
-          <w:sz w:val="26"/>
-          <w:szCs w:val="26"/>
-        </w:rPr>
-        <w:t>hậm</w:t>
+        <w:t xml:space="preserve"> </w:t>
+      </w:r>
+      <w:proofErr w:type="spellStart"/>
+      <w:r>
+        <w:rPr>
+          <w:rFonts w:ascii="Times New Roman" w:hAnsi="Times New Roman" w:cs="Times New Roman"/>
+          <w:sz w:val="26"/>
+          <w:szCs w:val="26"/>
+        </w:rPr>
+        <w:t>chậm</w:t>
       </w:r>
       <w:proofErr w:type="spellEnd"/>
       <w:r>
@@ -20565,7 +20519,7 @@
             <wp:cNvGraphicFramePr/>
             <a:graphic xmlns:a="http://schemas.openxmlformats.org/drawingml/2006/main">
               <a:graphicData uri="http://schemas.openxmlformats.org/drawingml/2006/chart">
-                <c:chart xmlns:c="http://schemas.openxmlformats.org/drawingml/2006/chart" xmlns:r="http://schemas.openxmlformats.org/officeDocument/2006/relationships" r:id="rId15"/>
+                <c:chart xmlns:c="http://schemas.openxmlformats.org/drawingml/2006/chart" xmlns:r="http://schemas.openxmlformats.org/officeDocument/2006/relationships" r:id="rId14"/>
               </a:graphicData>
             </a:graphic>
           </wp:inline>
@@ -20621,7 +20575,7 @@
                 <w:rFonts w:ascii="Arial" w:eastAsia="Times New Roman" w:hAnsi="Arial" w:cs="Arial"/>
                 <w:sz w:val="26"/>
                 <w:szCs w:val="26"/>
-                <w:lang w:val="en-AI" w:eastAsia="en-AI"/>
+                <w:lang w:eastAsia="en-AI"/>
               </w:rPr>
             </w:pPr>
           </w:p>
@@ -20648,7 +20602,7 @@
                 <w:rFonts w:ascii="Times New Roman" w:eastAsia="Times New Roman" w:hAnsi="Times New Roman" w:cs="Times New Roman"/>
                 <w:sz w:val="26"/>
                 <w:szCs w:val="26"/>
-                <w:lang w:val="en-AI" w:eastAsia="en-AI"/>
+                <w:lang w:eastAsia="en-AI"/>
               </w:rPr>
             </w:pPr>
           </w:p>
@@ -20675,7 +20629,7 @@
                 <w:rFonts w:ascii="Times New Roman" w:eastAsia="Times New Roman" w:hAnsi="Times New Roman" w:cs="Times New Roman"/>
                 <w:sz w:val="26"/>
                 <w:szCs w:val="26"/>
-                <w:lang w:val="en-AI" w:eastAsia="en-AI"/>
+                <w:lang w:eastAsia="en-AI"/>
               </w:rPr>
             </w:pPr>
           </w:p>
@@ -20702,7 +20656,7 @@
                 <w:rFonts w:ascii="Times New Roman" w:eastAsia="Times New Roman" w:hAnsi="Times New Roman" w:cs="Times New Roman"/>
                 <w:sz w:val="26"/>
                 <w:szCs w:val="26"/>
-                <w:lang w:val="en-AI" w:eastAsia="en-AI"/>
+                <w:lang w:eastAsia="en-AI"/>
               </w:rPr>
             </w:pPr>
           </w:p>
@@ -20729,7 +20683,7 @@
                 <w:rFonts w:ascii="Times New Roman" w:eastAsia="Times New Roman" w:hAnsi="Times New Roman" w:cs="Times New Roman"/>
                 <w:sz w:val="26"/>
                 <w:szCs w:val="26"/>
-                <w:lang w:val="en-AI" w:eastAsia="en-AI"/>
+                <w:lang w:eastAsia="en-AI"/>
               </w:rPr>
             </w:pPr>
           </w:p>
@@ -20756,7 +20710,7 @@
                 <w:rFonts w:ascii="Times New Roman" w:eastAsia="Times New Roman" w:hAnsi="Times New Roman" w:cs="Times New Roman"/>
                 <w:sz w:val="26"/>
                 <w:szCs w:val="26"/>
-                <w:lang w:val="en-AI" w:eastAsia="en-AI"/>
+                <w:lang w:eastAsia="en-AI"/>
               </w:rPr>
             </w:pPr>
           </w:p>
@@ -20788,7 +20742,7 @@
                 <w:rFonts w:ascii="Times New Roman" w:eastAsia="Times New Roman" w:hAnsi="Times New Roman" w:cs="Times New Roman"/>
                 <w:sz w:val="26"/>
                 <w:szCs w:val="26"/>
-                <w:lang w:val="en-AI" w:eastAsia="en-AI"/>
+                <w:lang w:eastAsia="en-AI"/>
               </w:rPr>
             </w:pPr>
           </w:p>
@@ -20815,7 +20769,7 @@
                 <w:rFonts w:ascii="Times New Roman" w:eastAsia="Times New Roman" w:hAnsi="Times New Roman" w:cs="Times New Roman"/>
                 <w:sz w:val="26"/>
                 <w:szCs w:val="26"/>
-                <w:lang w:val="en-AI" w:eastAsia="en-AI"/>
+                <w:lang w:eastAsia="en-AI"/>
               </w:rPr>
             </w:pPr>
           </w:p>
@@ -20842,7 +20796,7 @@
                 <w:rFonts w:ascii="Times New Roman" w:eastAsia="Times New Roman" w:hAnsi="Times New Roman" w:cs="Times New Roman"/>
                 <w:sz w:val="26"/>
                 <w:szCs w:val="26"/>
-                <w:lang w:val="en-AI" w:eastAsia="en-AI"/>
+                <w:lang w:eastAsia="en-AI"/>
               </w:rPr>
             </w:pPr>
           </w:p>
@@ -20868,7 +20822,7 @@
                 <w:rFonts w:ascii="Times New Roman" w:eastAsia="Times New Roman" w:hAnsi="Times New Roman" w:cs="Times New Roman"/>
                 <w:sz w:val="26"/>
                 <w:szCs w:val="26"/>
-                <w:lang w:val="en-AI" w:eastAsia="en-AI"/>
+                <w:lang w:eastAsia="en-AI"/>
               </w:rPr>
             </w:pPr>
           </w:p>
@@ -20895,7 +20849,7 @@
                 <w:rFonts w:ascii="Times New Roman" w:eastAsia="Times New Roman" w:hAnsi="Times New Roman" w:cs="Times New Roman"/>
                 <w:sz w:val="26"/>
                 <w:szCs w:val="26"/>
-                <w:lang w:val="en-AI" w:eastAsia="en-AI"/>
+                <w:lang w:eastAsia="en-AI"/>
               </w:rPr>
             </w:pPr>
           </w:p>
@@ -20922,7 +20876,7 @@
                 <w:rFonts w:ascii="Times New Roman" w:eastAsia="Times New Roman" w:hAnsi="Times New Roman" w:cs="Times New Roman"/>
                 <w:sz w:val="26"/>
                 <w:szCs w:val="26"/>
-                <w:lang w:val="en-AI" w:eastAsia="en-AI"/>
+                <w:lang w:eastAsia="en-AI"/>
               </w:rPr>
             </w:pPr>
           </w:p>
@@ -20949,7 +20903,7 @@
                 <w:rFonts w:ascii="Times New Roman" w:eastAsia="Times New Roman" w:hAnsi="Times New Roman" w:cs="Times New Roman"/>
                 <w:sz w:val="26"/>
                 <w:szCs w:val="26"/>
-                <w:lang w:val="en-AI" w:eastAsia="en-AI"/>
+                <w:lang w:eastAsia="en-AI"/>
               </w:rPr>
             </w:pPr>
           </w:p>
@@ -20975,7 +20929,7 @@
                 <w:rFonts w:ascii="Times New Roman" w:eastAsia="Times New Roman" w:hAnsi="Times New Roman" w:cs="Times New Roman"/>
                 <w:sz w:val="26"/>
                 <w:szCs w:val="26"/>
-                <w:lang w:val="en-AI" w:eastAsia="en-AI"/>
+                <w:lang w:eastAsia="en-AI"/>
               </w:rPr>
             </w:pPr>
           </w:p>
@@ -21007,7 +20961,7 @@
                 <w:rFonts w:ascii="Arial" w:eastAsia="Times New Roman" w:hAnsi="Arial" w:cs="Arial"/>
                 <w:sz w:val="26"/>
                 <w:szCs w:val="26"/>
-                <w:lang w:val="en-AI" w:eastAsia="en-AI"/>
+                <w:lang w:eastAsia="en-AI"/>
               </w:rPr>
             </w:pPr>
             <w:r>
@@ -21015,7 +20969,7 @@
                 <w:rFonts w:ascii="Arial" w:eastAsia="Times New Roman" w:hAnsi="Arial" w:cs="Arial"/>
                 <w:sz w:val="26"/>
                 <w:szCs w:val="26"/>
-                <w:lang w:val="en-AI" w:eastAsia="en-AI"/>
+                <w:lang w:eastAsia="en-AI"/>
               </w:rPr>
               <w:t> </w:t>
             </w:r>
@@ -21043,7 +20997,7 @@
                 <w:rFonts w:ascii="Arial" w:eastAsia="Times New Roman" w:hAnsi="Arial" w:cs="Arial"/>
                 <w:sz w:val="26"/>
                 <w:szCs w:val="26"/>
-                <w:lang w:val="en-AI" w:eastAsia="en-AI"/>
+                <w:lang w:eastAsia="en-AI"/>
               </w:rPr>
             </w:pPr>
             <w:r>
@@ -21051,7 +21005,7 @@
                 <w:rFonts w:ascii="Arial" w:eastAsia="Times New Roman" w:hAnsi="Arial" w:cs="Arial"/>
                 <w:sz w:val="26"/>
                 <w:szCs w:val="26"/>
-                <w:lang w:val="en-AI" w:eastAsia="en-AI"/>
+                <w:lang w:eastAsia="en-AI"/>
               </w:rPr>
               <w:t> </w:t>
             </w:r>
@@ -21079,7 +21033,7 @@
                 <w:rFonts w:ascii="Arial" w:eastAsia="Times New Roman" w:hAnsi="Arial" w:cs="Arial"/>
                 <w:sz w:val="26"/>
                 <w:szCs w:val="26"/>
-                <w:lang w:val="en-AI" w:eastAsia="en-AI"/>
+                <w:lang w:eastAsia="en-AI"/>
               </w:rPr>
             </w:pPr>
             <w:r>
@@ -21087,7 +21041,7 @@
                 <w:rFonts w:ascii="Arial" w:eastAsia="Times New Roman" w:hAnsi="Arial" w:cs="Arial"/>
                 <w:sz w:val="26"/>
                 <w:szCs w:val="26"/>
-                <w:lang w:val="en-AI" w:eastAsia="en-AI"/>
+                <w:lang w:eastAsia="en-AI"/>
               </w:rPr>
               <w:t> </w:t>
             </w:r>
@@ -21114,7 +21068,7 @@
                 <w:rFonts w:ascii="Arial" w:eastAsia="Times New Roman" w:hAnsi="Arial" w:cs="Arial"/>
                 <w:sz w:val="26"/>
                 <w:szCs w:val="26"/>
-                <w:lang w:val="en-AI" w:eastAsia="en-AI"/>
+                <w:lang w:eastAsia="en-AI"/>
               </w:rPr>
             </w:pPr>
             <w:r>
@@ -21122,7 +21076,7 @@
                 <w:rFonts w:ascii="Arial" w:eastAsia="Times New Roman" w:hAnsi="Arial" w:cs="Arial"/>
                 <w:sz w:val="26"/>
                 <w:szCs w:val="26"/>
-                <w:lang w:val="en-AI" w:eastAsia="en-AI"/>
+                <w:lang w:eastAsia="en-AI"/>
               </w:rPr>
               <w:t> </w:t>
             </w:r>
@@ -21150,7 +21104,7 @@
                 <w:rFonts w:ascii="Arial" w:eastAsia="Times New Roman" w:hAnsi="Arial" w:cs="Arial"/>
                 <w:sz w:val="26"/>
                 <w:szCs w:val="26"/>
-                <w:lang w:val="en-AI" w:eastAsia="en-AI"/>
+                <w:lang w:eastAsia="en-AI"/>
               </w:rPr>
             </w:pPr>
             <w:r>
@@ -21158,7 +21112,7 @@
                 <w:rFonts w:ascii="Arial" w:eastAsia="Times New Roman" w:hAnsi="Arial" w:cs="Arial"/>
                 <w:sz w:val="26"/>
                 <w:szCs w:val="26"/>
-                <w:lang w:val="en-AI" w:eastAsia="en-AI"/>
+                <w:lang w:eastAsia="en-AI"/>
               </w:rPr>
               <w:t>Data</w:t>
             </w:r>
@@ -21186,7 +21140,7 @@
                 <w:rFonts w:ascii="Arial" w:eastAsia="Times New Roman" w:hAnsi="Arial" w:cs="Arial"/>
                 <w:sz w:val="26"/>
                 <w:szCs w:val="26"/>
-                <w:lang w:val="en-AI" w:eastAsia="en-AI"/>
+                <w:lang w:eastAsia="en-AI"/>
               </w:rPr>
             </w:pPr>
             <w:r>
@@ -21194,7 +21148,7 @@
                 <w:rFonts w:ascii="Arial" w:eastAsia="Times New Roman" w:hAnsi="Arial" w:cs="Arial"/>
                 <w:sz w:val="26"/>
                 <w:szCs w:val="26"/>
-                <w:lang w:val="en-AI" w:eastAsia="en-AI"/>
+                <w:lang w:eastAsia="en-AI"/>
               </w:rPr>
               <w:t> </w:t>
             </w:r>
@@ -21222,7 +21176,7 @@
                 <w:rFonts w:ascii="Arial" w:eastAsia="Times New Roman" w:hAnsi="Arial" w:cs="Arial"/>
                 <w:sz w:val="26"/>
                 <w:szCs w:val="26"/>
-                <w:lang w:val="en-AI" w:eastAsia="en-AI"/>
+                <w:lang w:eastAsia="en-AI"/>
               </w:rPr>
             </w:pPr>
             <w:r>
@@ -21230,7 +21184,7 @@
                 <w:rFonts w:ascii="Arial" w:eastAsia="Times New Roman" w:hAnsi="Arial" w:cs="Arial"/>
                 <w:sz w:val="26"/>
                 <w:szCs w:val="26"/>
-                <w:lang w:val="en-AI" w:eastAsia="en-AI"/>
+                <w:lang w:eastAsia="en-AI"/>
               </w:rPr>
               <w:t> </w:t>
             </w:r>
@@ -21257,7 +21211,7 @@
                 <w:rFonts w:ascii="Arial" w:eastAsia="Times New Roman" w:hAnsi="Arial" w:cs="Arial"/>
                 <w:sz w:val="26"/>
                 <w:szCs w:val="26"/>
-                <w:lang w:val="en-AI" w:eastAsia="en-AI"/>
+                <w:lang w:eastAsia="en-AI"/>
               </w:rPr>
             </w:pPr>
             <w:r>
@@ -21265,7 +21219,7 @@
                 <w:rFonts w:ascii="Arial" w:eastAsia="Times New Roman" w:hAnsi="Arial" w:cs="Arial"/>
                 <w:sz w:val="26"/>
                 <w:szCs w:val="26"/>
-                <w:lang w:val="en-AI" w:eastAsia="en-AI"/>
+                <w:lang w:eastAsia="en-AI"/>
               </w:rPr>
               <w:t> </w:t>
             </w:r>
@@ -21298,7 +21252,7 @@
                 <w:rFonts w:ascii="Arial" w:eastAsia="Times New Roman" w:hAnsi="Arial" w:cs="Arial"/>
                 <w:sz w:val="26"/>
                 <w:szCs w:val="26"/>
-                <w:lang w:val="en-AI" w:eastAsia="en-AI"/>
+                <w:lang w:eastAsia="en-AI"/>
               </w:rPr>
             </w:pPr>
             <w:r>
@@ -21306,7 +21260,7 @@
                 <w:rFonts w:ascii="Arial" w:eastAsia="Times New Roman" w:hAnsi="Arial" w:cs="Arial"/>
                 <w:sz w:val="26"/>
                 <w:szCs w:val="26"/>
-                <w:lang w:val="en-AI" w:eastAsia="en-AI"/>
+                <w:lang w:eastAsia="en-AI"/>
               </w:rPr>
               <w:t>Year</w:t>
             </w:r>
@@ -21334,7 +21288,7 @@
                 <w:rFonts w:ascii="Arial" w:eastAsia="Times New Roman" w:hAnsi="Arial" w:cs="Arial"/>
                 <w:sz w:val="26"/>
                 <w:szCs w:val="26"/>
-                <w:lang w:val="en-AI" w:eastAsia="en-AI"/>
+                <w:lang w:eastAsia="en-AI"/>
               </w:rPr>
             </w:pPr>
             <w:r>
@@ -21342,7 +21296,7 @@
                 <w:rFonts w:ascii="Arial" w:eastAsia="Times New Roman" w:hAnsi="Arial" w:cs="Arial"/>
                 <w:sz w:val="26"/>
                 <w:szCs w:val="26"/>
-                <w:lang w:val="en-AI" w:eastAsia="en-AI"/>
+                <w:lang w:eastAsia="en-AI"/>
               </w:rPr>
               <w:t>Quarter</w:t>
             </w:r>
@@ -21370,7 +21324,7 @@
                 <w:rFonts w:ascii="Arial" w:eastAsia="Times New Roman" w:hAnsi="Arial" w:cs="Arial"/>
                 <w:sz w:val="26"/>
                 <w:szCs w:val="26"/>
-                <w:lang w:val="en-AI" w:eastAsia="en-AI"/>
+                <w:lang w:eastAsia="en-AI"/>
               </w:rPr>
             </w:pPr>
             <w:r>
@@ -21378,7 +21332,7 @@
                 <w:rFonts w:ascii="Arial" w:eastAsia="Times New Roman" w:hAnsi="Arial" w:cs="Arial"/>
                 <w:sz w:val="26"/>
                 <w:szCs w:val="26"/>
-                <w:lang w:val="en-AI" w:eastAsia="en-AI"/>
+                <w:lang w:eastAsia="en-AI"/>
               </w:rPr>
               <w:t>Week</w:t>
             </w:r>
@@ -21405,7 +21359,7 @@
                 <w:rFonts w:ascii="Arial" w:eastAsia="Times New Roman" w:hAnsi="Arial" w:cs="Arial"/>
                 <w:sz w:val="26"/>
                 <w:szCs w:val="26"/>
-                <w:lang w:val="en-AI" w:eastAsia="en-AI"/>
+                <w:lang w:eastAsia="en-AI"/>
               </w:rPr>
             </w:pPr>
             <w:r>
@@ -21413,7 +21367,7 @@
                 <w:rFonts w:ascii="Arial" w:eastAsia="Times New Roman" w:hAnsi="Arial" w:cs="Arial"/>
                 <w:sz w:val="26"/>
                 <w:szCs w:val="26"/>
-                <w:lang w:val="en-AI" w:eastAsia="en-AI"/>
+                <w:lang w:eastAsia="en-AI"/>
               </w:rPr>
               <w:t>Day</w:t>
             </w:r>
@@ -21441,7 +21395,7 @@
                 <w:rFonts w:ascii="Arial" w:eastAsia="Times New Roman" w:hAnsi="Arial" w:cs="Arial"/>
                 <w:sz w:val="26"/>
                 <w:szCs w:val="26"/>
-                <w:lang w:val="en-AI" w:eastAsia="en-AI"/>
+                <w:lang w:eastAsia="en-AI"/>
               </w:rPr>
             </w:pPr>
             <w:r>
@@ -21449,7 +21403,7 @@
                 <w:rFonts w:ascii="Arial" w:eastAsia="Times New Roman" w:hAnsi="Arial" w:cs="Arial"/>
                 <w:sz w:val="26"/>
                 <w:szCs w:val="26"/>
-                <w:lang w:val="en-AI" w:eastAsia="en-AI"/>
+                <w:lang w:eastAsia="en-AI"/>
               </w:rPr>
               <w:t>Earned Value</w:t>
             </w:r>
@@ -21477,7 +21431,7 @@
                 <w:rFonts w:ascii="Arial" w:eastAsia="Times New Roman" w:hAnsi="Arial" w:cs="Arial"/>
                 <w:sz w:val="26"/>
                 <w:szCs w:val="26"/>
-                <w:lang w:val="en-AI" w:eastAsia="en-AI"/>
+                <w:lang w:eastAsia="en-AI"/>
               </w:rPr>
             </w:pPr>
             <w:r>
@@ -21485,7 +21439,7 @@
                 <w:rFonts w:ascii="Arial" w:eastAsia="Times New Roman" w:hAnsi="Arial" w:cs="Arial"/>
                 <w:sz w:val="26"/>
                 <w:szCs w:val="26"/>
-                <w:lang w:val="en-AI" w:eastAsia="en-AI"/>
+                <w:lang w:eastAsia="en-AI"/>
               </w:rPr>
               <w:t>Planned Value</w:t>
             </w:r>
@@ -21513,7 +21467,7 @@
                 <w:rFonts w:ascii="Arial" w:eastAsia="Times New Roman" w:hAnsi="Arial" w:cs="Arial"/>
                 <w:sz w:val="26"/>
                 <w:szCs w:val="26"/>
-                <w:lang w:val="en-AI" w:eastAsia="en-AI"/>
+                <w:lang w:eastAsia="en-AI"/>
               </w:rPr>
             </w:pPr>
             <w:r>
@@ -21521,7 +21475,7 @@
                 <w:rFonts w:ascii="Arial" w:eastAsia="Times New Roman" w:hAnsi="Arial" w:cs="Arial"/>
                 <w:sz w:val="26"/>
                 <w:szCs w:val="26"/>
-                <w:lang w:val="en-AI" w:eastAsia="en-AI"/>
+                <w:lang w:eastAsia="en-AI"/>
               </w:rPr>
               <w:t>Actual Cost</w:t>
             </w:r>
@@ -21548,7 +21502,7 @@
                 <w:rFonts w:ascii="Arial" w:eastAsia="Times New Roman" w:hAnsi="Arial" w:cs="Arial"/>
                 <w:sz w:val="26"/>
                 <w:szCs w:val="26"/>
-                <w:lang w:val="en-AI" w:eastAsia="en-AI"/>
+                <w:lang w:eastAsia="en-AI"/>
               </w:rPr>
             </w:pPr>
             <w:r>
@@ -21556,7 +21510,7 @@
                 <w:rFonts w:ascii="Arial" w:eastAsia="Times New Roman" w:hAnsi="Arial" w:cs="Arial"/>
                 <w:sz w:val="26"/>
                 <w:szCs w:val="26"/>
-                <w:lang w:val="en-AI" w:eastAsia="en-AI"/>
+                <w:lang w:eastAsia="en-AI"/>
               </w:rPr>
               <w:t>Baseline Cost</w:t>
             </w:r>
@@ -21589,7 +21543,7 @@
                 <w:rFonts w:ascii="Arial" w:eastAsia="Times New Roman" w:hAnsi="Arial" w:cs="Arial"/>
                 <w:sz w:val="26"/>
                 <w:szCs w:val="26"/>
-                <w:lang w:val="en-AI" w:eastAsia="en-AI"/>
+                <w:lang w:eastAsia="en-AI"/>
               </w:rPr>
             </w:pPr>
             <w:r>
@@ -21597,7 +21551,7 @@
                 <w:rFonts w:ascii="Arial" w:eastAsia="Times New Roman" w:hAnsi="Arial" w:cs="Arial"/>
                 <w:sz w:val="26"/>
                 <w:szCs w:val="26"/>
-                <w:lang w:val="en-AI" w:eastAsia="en-AI"/>
+                <w:lang w:eastAsia="en-AI"/>
               </w:rPr>
               <w:t>2022</w:t>
             </w:r>
@@ -21625,7 +21579,7 @@
                 <w:rFonts w:ascii="Arial" w:eastAsia="Times New Roman" w:hAnsi="Arial" w:cs="Arial"/>
                 <w:sz w:val="26"/>
                 <w:szCs w:val="26"/>
-                <w:lang w:val="en-AI" w:eastAsia="en-AI"/>
+                <w:lang w:eastAsia="en-AI"/>
               </w:rPr>
             </w:pPr>
             <w:r>
@@ -21633,7 +21587,7 @@
                 <w:rFonts w:ascii="Arial" w:eastAsia="Times New Roman" w:hAnsi="Arial" w:cs="Arial"/>
                 <w:sz w:val="26"/>
                 <w:szCs w:val="26"/>
-                <w:lang w:val="en-AI" w:eastAsia="en-AI"/>
+                <w:lang w:eastAsia="en-AI"/>
               </w:rPr>
               <w:t>Q4</w:t>
             </w:r>
@@ -21661,7 +21615,7 @@
                 <w:rFonts w:ascii="Arial" w:eastAsia="Times New Roman" w:hAnsi="Arial" w:cs="Arial"/>
                 <w:sz w:val="26"/>
                 <w:szCs w:val="26"/>
-                <w:lang w:val="en-AI" w:eastAsia="en-AI"/>
+                <w:lang w:eastAsia="en-AI"/>
               </w:rPr>
             </w:pPr>
             <w:r>
@@ -21669,7 +21623,7 @@
                 <w:rFonts w:ascii="Arial" w:eastAsia="Times New Roman" w:hAnsi="Arial" w:cs="Arial"/>
                 <w:sz w:val="26"/>
                 <w:szCs w:val="26"/>
-                <w:lang w:val="en-AI" w:eastAsia="en-AI"/>
+                <w:lang w:eastAsia="en-AI"/>
               </w:rPr>
               <w:t>Week 40</w:t>
             </w:r>
@@ -21696,7 +21650,7 @@
                 <w:rFonts w:ascii="Arial" w:eastAsia="Times New Roman" w:hAnsi="Arial" w:cs="Arial"/>
                 <w:sz w:val="26"/>
                 <w:szCs w:val="26"/>
-                <w:lang w:val="en-AI" w:eastAsia="en-AI"/>
+                <w:lang w:eastAsia="en-AI"/>
               </w:rPr>
             </w:pPr>
             <w:r>
@@ -21704,7 +21658,7 @@
                 <w:rFonts w:ascii="Arial" w:eastAsia="Times New Roman" w:hAnsi="Arial" w:cs="Arial"/>
                 <w:sz w:val="26"/>
                 <w:szCs w:val="26"/>
-                <w:lang w:val="en-AI" w:eastAsia="en-AI"/>
+                <w:lang w:eastAsia="en-AI"/>
               </w:rPr>
               <w:t>4</w:t>
             </w:r>
@@ -21733,7 +21687,7 @@
                 <w:rFonts w:ascii="Arial" w:eastAsia="Times New Roman" w:hAnsi="Arial" w:cs="Arial"/>
                 <w:sz w:val="26"/>
                 <w:szCs w:val="26"/>
-                <w:lang w:val="en-AI" w:eastAsia="en-AI"/>
+                <w:lang w:eastAsia="en-AI"/>
               </w:rPr>
             </w:pPr>
             <w:r>
@@ -21741,7 +21695,7 @@
                 <w:rFonts w:ascii="Arial" w:eastAsia="Times New Roman" w:hAnsi="Arial" w:cs="Arial"/>
                 <w:sz w:val="26"/>
                 <w:szCs w:val="26"/>
-                <w:lang w:val="en-AI" w:eastAsia="en-AI"/>
+                <w:lang w:eastAsia="en-AI"/>
               </w:rPr>
               <w:t>160</w:t>
             </w:r>
@@ -21770,7 +21724,7 @@
                 <w:rFonts w:ascii="Arial" w:eastAsia="Times New Roman" w:hAnsi="Arial" w:cs="Arial"/>
                 <w:sz w:val="26"/>
                 <w:szCs w:val="26"/>
-                <w:lang w:val="en-AI" w:eastAsia="en-AI"/>
+                <w:lang w:eastAsia="en-AI"/>
               </w:rPr>
             </w:pPr>
             <w:r>
@@ -21778,7 +21732,7 @@
                 <w:rFonts w:ascii="Arial" w:eastAsia="Times New Roman" w:hAnsi="Arial" w:cs="Arial"/>
                 <w:sz w:val="26"/>
                 <w:szCs w:val="26"/>
-                <w:lang w:val="en-AI" w:eastAsia="en-AI"/>
+                <w:lang w:eastAsia="en-AI"/>
               </w:rPr>
               <w:t>160</w:t>
             </w:r>
@@ -21807,7 +21761,7 @@
                 <w:rFonts w:ascii="Arial" w:eastAsia="Times New Roman" w:hAnsi="Arial" w:cs="Arial"/>
                 <w:sz w:val="26"/>
                 <w:szCs w:val="26"/>
-                <w:lang w:val="en-AI" w:eastAsia="en-AI"/>
+                <w:lang w:eastAsia="en-AI"/>
               </w:rPr>
             </w:pPr>
             <w:r>
@@ -21815,7 +21769,7 @@
                 <w:rFonts w:ascii="Arial" w:eastAsia="Times New Roman" w:hAnsi="Arial" w:cs="Arial"/>
                 <w:sz w:val="26"/>
                 <w:szCs w:val="26"/>
-                <w:lang w:val="en-AI" w:eastAsia="en-AI"/>
+                <w:lang w:eastAsia="en-AI"/>
               </w:rPr>
               <w:t>160</w:t>
             </w:r>
@@ -21843,7 +21797,7 @@
                 <w:rFonts w:ascii="Arial" w:eastAsia="Times New Roman" w:hAnsi="Arial" w:cs="Arial"/>
                 <w:sz w:val="26"/>
                 <w:szCs w:val="26"/>
-                <w:lang w:val="en-AI" w:eastAsia="en-AI"/>
+                <w:lang w:eastAsia="en-AI"/>
               </w:rPr>
             </w:pPr>
             <w:r>
@@ -21851,7 +21805,7 @@
                 <w:rFonts w:ascii="Arial" w:eastAsia="Times New Roman" w:hAnsi="Arial" w:cs="Arial"/>
                 <w:sz w:val="26"/>
                 <w:szCs w:val="26"/>
-                <w:lang w:val="en-AI" w:eastAsia="en-AI"/>
+                <w:lang w:eastAsia="en-AI"/>
               </w:rPr>
               <w:t>160</w:t>
             </w:r>
@@ -21884,7 +21838,7 @@
                 <w:rFonts w:ascii="Arial" w:eastAsia="Times New Roman" w:hAnsi="Arial" w:cs="Arial"/>
                 <w:sz w:val="26"/>
                 <w:szCs w:val="26"/>
-                <w:lang w:val="en-AI" w:eastAsia="en-AI"/>
+                <w:lang w:eastAsia="en-AI"/>
               </w:rPr>
             </w:pPr>
             <w:r>
@@ -21892,7 +21846,7 @@
                 <w:rFonts w:ascii="Arial" w:eastAsia="Times New Roman" w:hAnsi="Arial" w:cs="Arial"/>
                 <w:sz w:val="26"/>
                 <w:szCs w:val="26"/>
-                <w:lang w:val="en-AI" w:eastAsia="en-AI"/>
+                <w:lang w:eastAsia="en-AI"/>
               </w:rPr>
               <w:t> </w:t>
             </w:r>
@@ -21920,7 +21874,7 @@
                 <w:rFonts w:ascii="Arial" w:eastAsia="Times New Roman" w:hAnsi="Arial" w:cs="Arial"/>
                 <w:sz w:val="26"/>
                 <w:szCs w:val="26"/>
-                <w:lang w:val="en-AI" w:eastAsia="en-AI"/>
+                <w:lang w:eastAsia="en-AI"/>
               </w:rPr>
             </w:pPr>
             <w:r>
@@ -21928,7 +21882,7 @@
                 <w:rFonts w:ascii="Arial" w:eastAsia="Times New Roman" w:hAnsi="Arial" w:cs="Arial"/>
                 <w:sz w:val="26"/>
                 <w:szCs w:val="26"/>
-                <w:lang w:val="en-AI" w:eastAsia="en-AI"/>
+                <w:lang w:eastAsia="en-AI"/>
               </w:rPr>
               <w:t> </w:t>
             </w:r>
@@ -21956,7 +21910,7 @@
                 <w:rFonts w:ascii="Arial" w:eastAsia="Times New Roman" w:hAnsi="Arial" w:cs="Arial"/>
                 <w:sz w:val="26"/>
                 <w:szCs w:val="26"/>
-                <w:lang w:val="en-AI" w:eastAsia="en-AI"/>
+                <w:lang w:eastAsia="en-AI"/>
               </w:rPr>
             </w:pPr>
             <w:r>
@@ -21964,7 +21918,7 @@
                 <w:rFonts w:ascii="Arial" w:eastAsia="Times New Roman" w:hAnsi="Arial" w:cs="Arial"/>
                 <w:sz w:val="26"/>
                 <w:szCs w:val="26"/>
-                <w:lang w:val="en-AI" w:eastAsia="en-AI"/>
+                <w:lang w:eastAsia="en-AI"/>
               </w:rPr>
               <w:t> </w:t>
             </w:r>
@@ -21991,7 +21945,7 @@
                 <w:rFonts w:ascii="Arial" w:eastAsia="Times New Roman" w:hAnsi="Arial" w:cs="Arial"/>
                 <w:sz w:val="26"/>
                 <w:szCs w:val="26"/>
-                <w:lang w:val="en-AI" w:eastAsia="en-AI"/>
+                <w:lang w:eastAsia="en-AI"/>
               </w:rPr>
             </w:pPr>
             <w:r>
@@ -21999,7 +21953,7 @@
                 <w:rFonts w:ascii="Arial" w:eastAsia="Times New Roman" w:hAnsi="Arial" w:cs="Arial"/>
                 <w:sz w:val="26"/>
                 <w:szCs w:val="26"/>
-                <w:lang w:val="en-AI" w:eastAsia="en-AI"/>
+                <w:lang w:eastAsia="en-AI"/>
               </w:rPr>
               <w:t>5</w:t>
             </w:r>
@@ -22028,7 +21982,7 @@
                 <w:rFonts w:ascii="Arial" w:eastAsia="Times New Roman" w:hAnsi="Arial" w:cs="Arial"/>
                 <w:sz w:val="26"/>
                 <w:szCs w:val="26"/>
-                <w:lang w:val="en-AI" w:eastAsia="en-AI"/>
+                <w:lang w:eastAsia="en-AI"/>
               </w:rPr>
             </w:pPr>
             <w:r>
@@ -22036,7 +21990,7 @@
                 <w:rFonts w:ascii="Arial" w:eastAsia="Times New Roman" w:hAnsi="Arial" w:cs="Arial"/>
                 <w:sz w:val="26"/>
                 <w:szCs w:val="26"/>
-                <w:lang w:val="en-AI" w:eastAsia="en-AI"/>
+                <w:lang w:eastAsia="en-AI"/>
               </w:rPr>
               <w:t>320</w:t>
             </w:r>
@@ -22065,7 +22019,7 @@
                 <w:rFonts w:ascii="Arial" w:eastAsia="Times New Roman" w:hAnsi="Arial" w:cs="Arial"/>
                 <w:sz w:val="26"/>
                 <w:szCs w:val="26"/>
-                <w:lang w:val="en-AI" w:eastAsia="en-AI"/>
+                <w:lang w:eastAsia="en-AI"/>
               </w:rPr>
             </w:pPr>
             <w:r>
@@ -22073,7 +22027,7 @@
                 <w:rFonts w:ascii="Arial" w:eastAsia="Times New Roman" w:hAnsi="Arial" w:cs="Arial"/>
                 <w:sz w:val="26"/>
                 <w:szCs w:val="26"/>
-                <w:lang w:val="en-AI" w:eastAsia="en-AI"/>
+                <w:lang w:eastAsia="en-AI"/>
               </w:rPr>
               <w:t>320</w:t>
             </w:r>
@@ -22102,7 +22056,7 @@
                 <w:rFonts w:ascii="Arial" w:eastAsia="Times New Roman" w:hAnsi="Arial" w:cs="Arial"/>
                 <w:sz w:val="26"/>
                 <w:szCs w:val="26"/>
-                <w:lang w:val="en-AI" w:eastAsia="en-AI"/>
+                <w:lang w:eastAsia="en-AI"/>
               </w:rPr>
             </w:pPr>
             <w:r>
@@ -22110,7 +22064,7 @@
                 <w:rFonts w:ascii="Arial" w:eastAsia="Times New Roman" w:hAnsi="Arial" w:cs="Arial"/>
                 <w:sz w:val="26"/>
                 <w:szCs w:val="26"/>
-                <w:lang w:val="en-AI" w:eastAsia="en-AI"/>
+                <w:lang w:eastAsia="en-AI"/>
               </w:rPr>
               <w:t>160</w:t>
             </w:r>
@@ -22138,7 +22092,7 @@
                 <w:rFonts w:ascii="Arial" w:eastAsia="Times New Roman" w:hAnsi="Arial" w:cs="Arial"/>
                 <w:sz w:val="26"/>
                 <w:szCs w:val="26"/>
-                <w:lang w:val="en-AI" w:eastAsia="en-AI"/>
+                <w:lang w:eastAsia="en-AI"/>
               </w:rPr>
             </w:pPr>
             <w:r>
@@ -22146,7 +22100,7 @@
                 <w:rFonts w:ascii="Arial" w:eastAsia="Times New Roman" w:hAnsi="Arial" w:cs="Arial"/>
                 <w:sz w:val="26"/>
                 <w:szCs w:val="26"/>
-                <w:lang w:val="en-AI" w:eastAsia="en-AI"/>
+                <w:lang w:eastAsia="en-AI"/>
               </w:rPr>
               <w:t>160</w:t>
             </w:r>
@@ -22179,7 +22133,7 @@
                 <w:rFonts w:ascii="Arial" w:eastAsia="Times New Roman" w:hAnsi="Arial" w:cs="Arial"/>
                 <w:sz w:val="26"/>
                 <w:szCs w:val="26"/>
-                <w:lang w:val="en-AI" w:eastAsia="en-AI"/>
+                <w:lang w:eastAsia="en-AI"/>
               </w:rPr>
             </w:pPr>
             <w:r>
@@ -22187,7 +22141,7 @@
                 <w:rFonts w:ascii="Arial" w:eastAsia="Times New Roman" w:hAnsi="Arial" w:cs="Arial"/>
                 <w:sz w:val="26"/>
                 <w:szCs w:val="26"/>
-                <w:lang w:val="en-AI" w:eastAsia="en-AI"/>
+                <w:lang w:eastAsia="en-AI"/>
               </w:rPr>
               <w:t> </w:t>
             </w:r>
@@ -22215,7 +22169,7 @@
                 <w:rFonts w:ascii="Arial" w:eastAsia="Times New Roman" w:hAnsi="Arial" w:cs="Arial"/>
                 <w:sz w:val="26"/>
                 <w:szCs w:val="26"/>
-                <w:lang w:val="en-AI" w:eastAsia="en-AI"/>
+                <w:lang w:eastAsia="en-AI"/>
               </w:rPr>
             </w:pPr>
             <w:r>
@@ -22223,7 +22177,7 @@
                 <w:rFonts w:ascii="Arial" w:eastAsia="Times New Roman" w:hAnsi="Arial" w:cs="Arial"/>
                 <w:sz w:val="26"/>
                 <w:szCs w:val="26"/>
-                <w:lang w:val="en-AI" w:eastAsia="en-AI"/>
+                <w:lang w:eastAsia="en-AI"/>
               </w:rPr>
               <w:t> </w:t>
             </w:r>
@@ -22251,7 +22205,7 @@
                 <w:rFonts w:ascii="Arial" w:eastAsia="Times New Roman" w:hAnsi="Arial" w:cs="Arial"/>
                 <w:sz w:val="26"/>
                 <w:szCs w:val="26"/>
-                <w:lang w:val="en-AI" w:eastAsia="en-AI"/>
+                <w:lang w:eastAsia="en-AI"/>
               </w:rPr>
             </w:pPr>
             <w:r>
@@ -22259,7 +22213,7 @@
                 <w:rFonts w:ascii="Arial" w:eastAsia="Times New Roman" w:hAnsi="Arial" w:cs="Arial"/>
                 <w:sz w:val="26"/>
                 <w:szCs w:val="26"/>
-                <w:lang w:val="en-AI" w:eastAsia="en-AI"/>
+                <w:lang w:eastAsia="en-AI"/>
               </w:rPr>
               <w:t> </w:t>
             </w:r>
@@ -22286,7 +22240,7 @@
                 <w:rFonts w:ascii="Arial" w:eastAsia="Times New Roman" w:hAnsi="Arial" w:cs="Arial"/>
                 <w:sz w:val="26"/>
                 <w:szCs w:val="26"/>
-                <w:lang w:val="en-AI" w:eastAsia="en-AI"/>
+                <w:lang w:eastAsia="en-AI"/>
               </w:rPr>
             </w:pPr>
             <w:r>
@@ -22294,7 +22248,7 @@
                 <w:rFonts w:ascii="Arial" w:eastAsia="Times New Roman" w:hAnsi="Arial" w:cs="Arial"/>
                 <w:sz w:val="26"/>
                 <w:szCs w:val="26"/>
-                <w:lang w:val="en-AI" w:eastAsia="en-AI"/>
+                <w:lang w:eastAsia="en-AI"/>
               </w:rPr>
               <w:t>6</w:t>
             </w:r>
@@ -22323,7 +22277,7 @@
                 <w:rFonts w:ascii="Arial" w:eastAsia="Times New Roman" w:hAnsi="Arial" w:cs="Arial"/>
                 <w:sz w:val="26"/>
                 <w:szCs w:val="26"/>
-                <w:lang w:val="en-AI" w:eastAsia="en-AI"/>
+                <w:lang w:eastAsia="en-AI"/>
               </w:rPr>
             </w:pPr>
             <w:r>
@@ -22331,7 +22285,7 @@
                 <w:rFonts w:ascii="Arial" w:eastAsia="Times New Roman" w:hAnsi="Arial" w:cs="Arial"/>
                 <w:sz w:val="26"/>
                 <w:szCs w:val="26"/>
-                <w:lang w:val="en-AI" w:eastAsia="en-AI"/>
+                <w:lang w:eastAsia="en-AI"/>
               </w:rPr>
               <w:t>408</w:t>
             </w:r>
@@ -22360,7 +22314,7 @@
                 <w:rFonts w:ascii="Arial" w:eastAsia="Times New Roman" w:hAnsi="Arial" w:cs="Arial"/>
                 <w:sz w:val="26"/>
                 <w:szCs w:val="26"/>
-                <w:lang w:val="en-AI" w:eastAsia="en-AI"/>
+                <w:lang w:eastAsia="en-AI"/>
               </w:rPr>
             </w:pPr>
             <w:r>
@@ -22368,7 +22322,7 @@
                 <w:rFonts w:ascii="Arial" w:eastAsia="Times New Roman" w:hAnsi="Arial" w:cs="Arial"/>
                 <w:sz w:val="26"/>
                 <w:szCs w:val="26"/>
-                <w:lang w:val="en-AI" w:eastAsia="en-AI"/>
+                <w:lang w:eastAsia="en-AI"/>
               </w:rPr>
               <w:t>480</w:t>
             </w:r>
@@ -22397,7 +22351,7 @@
                 <w:rFonts w:ascii="Arial" w:eastAsia="Times New Roman" w:hAnsi="Arial" w:cs="Arial"/>
                 <w:sz w:val="26"/>
                 <w:szCs w:val="26"/>
-                <w:lang w:val="en-AI" w:eastAsia="en-AI"/>
+                <w:lang w:eastAsia="en-AI"/>
               </w:rPr>
             </w:pPr>
             <w:r>
@@ -22405,7 +22359,7 @@
                 <w:rFonts w:ascii="Arial" w:eastAsia="Times New Roman" w:hAnsi="Arial" w:cs="Arial"/>
                 <w:sz w:val="26"/>
                 <w:szCs w:val="26"/>
-                <w:lang w:val="en-AI" w:eastAsia="en-AI"/>
+                <w:lang w:eastAsia="en-AI"/>
               </w:rPr>
               <w:t>88</w:t>
             </w:r>
@@ -22433,7 +22387,7 @@
                 <w:rFonts w:ascii="Arial" w:eastAsia="Times New Roman" w:hAnsi="Arial" w:cs="Arial"/>
                 <w:sz w:val="26"/>
                 <w:szCs w:val="26"/>
-                <w:lang w:val="en-AI" w:eastAsia="en-AI"/>
+                <w:lang w:eastAsia="en-AI"/>
               </w:rPr>
             </w:pPr>
             <w:r>
@@ -22441,7 +22395,7 @@
                 <w:rFonts w:ascii="Arial" w:eastAsia="Times New Roman" w:hAnsi="Arial" w:cs="Arial"/>
                 <w:sz w:val="26"/>
                 <w:szCs w:val="26"/>
-                <w:lang w:val="en-AI" w:eastAsia="en-AI"/>
+                <w:lang w:eastAsia="en-AI"/>
               </w:rPr>
               <w:t>160</w:t>
             </w:r>
@@ -22474,7 +22428,7 @@
                 <w:rFonts w:ascii="Arial" w:eastAsia="Times New Roman" w:hAnsi="Arial" w:cs="Arial"/>
                 <w:sz w:val="26"/>
                 <w:szCs w:val="26"/>
-                <w:lang w:val="en-AI" w:eastAsia="en-AI"/>
+                <w:lang w:eastAsia="en-AI"/>
               </w:rPr>
             </w:pPr>
             <w:r>
@@ -22482,7 +22436,7 @@
                 <w:rFonts w:ascii="Arial" w:eastAsia="Times New Roman" w:hAnsi="Arial" w:cs="Arial"/>
                 <w:sz w:val="26"/>
                 <w:szCs w:val="26"/>
-                <w:lang w:val="en-AI" w:eastAsia="en-AI"/>
+                <w:lang w:eastAsia="en-AI"/>
               </w:rPr>
               <w:t> </w:t>
             </w:r>
@@ -22510,7 +22464,7 @@
                 <w:rFonts w:ascii="Arial" w:eastAsia="Times New Roman" w:hAnsi="Arial" w:cs="Arial"/>
                 <w:sz w:val="26"/>
                 <w:szCs w:val="26"/>
-                <w:lang w:val="en-AI" w:eastAsia="en-AI"/>
+                <w:lang w:eastAsia="en-AI"/>
               </w:rPr>
             </w:pPr>
             <w:r>
@@ -22518,7 +22472,7 @@
                 <w:rFonts w:ascii="Arial" w:eastAsia="Times New Roman" w:hAnsi="Arial" w:cs="Arial"/>
                 <w:sz w:val="26"/>
                 <w:szCs w:val="26"/>
-                <w:lang w:val="en-AI" w:eastAsia="en-AI"/>
+                <w:lang w:eastAsia="en-AI"/>
               </w:rPr>
               <w:t> </w:t>
             </w:r>
@@ -22546,7 +22500,7 @@
                 <w:rFonts w:ascii="Arial" w:eastAsia="Times New Roman" w:hAnsi="Arial" w:cs="Arial"/>
                 <w:sz w:val="26"/>
                 <w:szCs w:val="26"/>
-                <w:lang w:val="en-AI" w:eastAsia="en-AI"/>
+                <w:lang w:eastAsia="en-AI"/>
               </w:rPr>
             </w:pPr>
             <w:r>
@@ -22554,7 +22508,7 @@
                 <w:rFonts w:ascii="Arial" w:eastAsia="Times New Roman" w:hAnsi="Arial" w:cs="Arial"/>
                 <w:sz w:val="26"/>
                 <w:szCs w:val="26"/>
-                <w:lang w:val="en-AI" w:eastAsia="en-AI"/>
+                <w:lang w:eastAsia="en-AI"/>
               </w:rPr>
               <w:t> </w:t>
             </w:r>
@@ -22581,7 +22535,7 @@
                 <w:rFonts w:ascii="Arial" w:eastAsia="Times New Roman" w:hAnsi="Arial" w:cs="Arial"/>
                 <w:sz w:val="26"/>
                 <w:szCs w:val="26"/>
-                <w:lang w:val="en-AI" w:eastAsia="en-AI"/>
+                <w:lang w:eastAsia="en-AI"/>
               </w:rPr>
             </w:pPr>
             <w:r>
@@ -22589,7 +22543,7 @@
                 <w:rFonts w:ascii="Arial" w:eastAsia="Times New Roman" w:hAnsi="Arial" w:cs="Arial"/>
                 <w:sz w:val="26"/>
                 <w:szCs w:val="26"/>
-                <w:lang w:val="en-AI" w:eastAsia="en-AI"/>
+                <w:lang w:eastAsia="en-AI"/>
               </w:rPr>
               <w:t>7</w:t>
             </w:r>
@@ -22618,7 +22572,7 @@
                 <w:rFonts w:ascii="Arial" w:eastAsia="Times New Roman" w:hAnsi="Arial" w:cs="Arial"/>
                 <w:sz w:val="26"/>
                 <w:szCs w:val="26"/>
-                <w:lang w:val="en-AI" w:eastAsia="en-AI"/>
+                <w:lang w:eastAsia="en-AI"/>
               </w:rPr>
             </w:pPr>
             <w:r>
@@ -22626,7 +22580,7 @@
                 <w:rFonts w:ascii="Arial" w:eastAsia="Times New Roman" w:hAnsi="Arial" w:cs="Arial"/>
                 <w:sz w:val="26"/>
                 <w:szCs w:val="26"/>
-                <w:lang w:val="en-AI" w:eastAsia="en-AI"/>
+                <w:lang w:eastAsia="en-AI"/>
               </w:rPr>
               <w:t>544</w:t>
             </w:r>
@@ -22655,7 +22609,7 @@
                 <w:rFonts w:ascii="Arial" w:eastAsia="Times New Roman" w:hAnsi="Arial" w:cs="Arial"/>
                 <w:sz w:val="26"/>
                 <w:szCs w:val="26"/>
-                <w:lang w:val="en-AI" w:eastAsia="en-AI"/>
+                <w:lang w:eastAsia="en-AI"/>
               </w:rPr>
             </w:pPr>
             <w:r>
@@ -22663,7 +22617,7 @@
                 <w:rFonts w:ascii="Arial" w:eastAsia="Times New Roman" w:hAnsi="Arial" w:cs="Arial"/>
                 <w:sz w:val="26"/>
                 <w:szCs w:val="26"/>
-                <w:lang w:val="en-AI" w:eastAsia="en-AI"/>
+                <w:lang w:eastAsia="en-AI"/>
               </w:rPr>
               <w:t>640</w:t>
             </w:r>
@@ -22692,7 +22646,7 @@
                 <w:rFonts w:ascii="Arial" w:eastAsia="Times New Roman" w:hAnsi="Arial" w:cs="Arial"/>
                 <w:sz w:val="26"/>
                 <w:szCs w:val="26"/>
-                <w:lang w:val="en-AI" w:eastAsia="en-AI"/>
+                <w:lang w:eastAsia="en-AI"/>
               </w:rPr>
             </w:pPr>
             <w:r>
@@ -22700,7 +22654,7 @@
                 <w:rFonts w:ascii="Arial" w:eastAsia="Times New Roman" w:hAnsi="Arial" w:cs="Arial"/>
                 <w:sz w:val="26"/>
                 <w:szCs w:val="26"/>
-                <w:lang w:val="en-AI" w:eastAsia="en-AI"/>
+                <w:lang w:eastAsia="en-AI"/>
               </w:rPr>
               <w:t>136</w:t>
             </w:r>
@@ -22728,7 +22682,7 @@
                 <w:rFonts w:ascii="Arial" w:eastAsia="Times New Roman" w:hAnsi="Arial" w:cs="Arial"/>
                 <w:sz w:val="26"/>
                 <w:szCs w:val="26"/>
-                <w:lang w:val="en-AI" w:eastAsia="en-AI"/>
+                <w:lang w:eastAsia="en-AI"/>
               </w:rPr>
             </w:pPr>
             <w:r>
@@ -22736,7 +22690,7 @@
                 <w:rFonts w:ascii="Arial" w:eastAsia="Times New Roman" w:hAnsi="Arial" w:cs="Arial"/>
                 <w:sz w:val="26"/>
                 <w:szCs w:val="26"/>
-                <w:lang w:val="en-AI" w:eastAsia="en-AI"/>
+                <w:lang w:eastAsia="en-AI"/>
               </w:rPr>
               <w:t>160</w:t>
             </w:r>
@@ -22769,7 +22723,7 @@
                 <w:rFonts w:ascii="Arial" w:eastAsia="Times New Roman" w:hAnsi="Arial" w:cs="Arial"/>
                 <w:sz w:val="26"/>
                 <w:szCs w:val="26"/>
-                <w:lang w:val="en-AI" w:eastAsia="en-AI"/>
+                <w:lang w:eastAsia="en-AI"/>
               </w:rPr>
             </w:pPr>
             <w:r>
@@ -22777,7 +22731,7 @@
                 <w:rFonts w:ascii="Arial" w:eastAsia="Times New Roman" w:hAnsi="Arial" w:cs="Arial"/>
                 <w:sz w:val="26"/>
                 <w:szCs w:val="26"/>
-                <w:lang w:val="en-AI" w:eastAsia="en-AI"/>
+                <w:lang w:eastAsia="en-AI"/>
               </w:rPr>
               <w:t> </w:t>
             </w:r>
@@ -22805,7 +22759,7 @@
                 <w:rFonts w:ascii="Arial" w:eastAsia="Times New Roman" w:hAnsi="Arial" w:cs="Arial"/>
                 <w:sz w:val="26"/>
                 <w:szCs w:val="26"/>
-                <w:lang w:val="en-AI" w:eastAsia="en-AI"/>
+                <w:lang w:eastAsia="en-AI"/>
               </w:rPr>
             </w:pPr>
             <w:r>
@@ -22813,7 +22767,7 @@
                 <w:rFonts w:ascii="Arial" w:eastAsia="Times New Roman" w:hAnsi="Arial" w:cs="Arial"/>
                 <w:sz w:val="26"/>
                 <w:szCs w:val="26"/>
-                <w:lang w:val="en-AI" w:eastAsia="en-AI"/>
+                <w:lang w:eastAsia="en-AI"/>
               </w:rPr>
               <w:t> </w:t>
             </w:r>
@@ -22841,7 +22795,7 @@
                 <w:rFonts w:ascii="Arial" w:eastAsia="Times New Roman" w:hAnsi="Arial" w:cs="Arial"/>
                 <w:sz w:val="26"/>
                 <w:szCs w:val="26"/>
-                <w:lang w:val="en-AI" w:eastAsia="en-AI"/>
+                <w:lang w:eastAsia="en-AI"/>
               </w:rPr>
             </w:pPr>
             <w:r>
@@ -22849,7 +22803,7 @@
                 <w:rFonts w:ascii="Arial" w:eastAsia="Times New Roman" w:hAnsi="Arial" w:cs="Arial"/>
                 <w:sz w:val="26"/>
                 <w:szCs w:val="26"/>
-                <w:lang w:val="en-AI" w:eastAsia="en-AI"/>
+                <w:lang w:eastAsia="en-AI"/>
               </w:rPr>
               <w:t> </w:t>
             </w:r>
@@ -22876,7 +22830,7 @@
                 <w:rFonts w:ascii="Arial" w:eastAsia="Times New Roman" w:hAnsi="Arial" w:cs="Arial"/>
                 <w:sz w:val="26"/>
                 <w:szCs w:val="26"/>
-                <w:lang w:val="en-AI" w:eastAsia="en-AI"/>
+                <w:lang w:eastAsia="en-AI"/>
               </w:rPr>
             </w:pPr>
             <w:r>
@@ -22884,7 +22838,7 @@
                 <w:rFonts w:ascii="Arial" w:eastAsia="Times New Roman" w:hAnsi="Arial" w:cs="Arial"/>
                 <w:sz w:val="26"/>
                 <w:szCs w:val="26"/>
-                <w:lang w:val="en-AI" w:eastAsia="en-AI"/>
+                <w:lang w:eastAsia="en-AI"/>
               </w:rPr>
               <w:t>8</w:t>
             </w:r>
@@ -22913,7 +22867,7 @@
                 <w:rFonts w:ascii="Arial" w:eastAsia="Times New Roman" w:hAnsi="Arial" w:cs="Arial"/>
                 <w:sz w:val="26"/>
                 <w:szCs w:val="26"/>
-                <w:lang w:val="en-AI" w:eastAsia="en-AI"/>
+                <w:lang w:eastAsia="en-AI"/>
               </w:rPr>
             </w:pPr>
             <w:r>
@@ -22921,7 +22875,7 @@
                 <w:rFonts w:ascii="Arial" w:eastAsia="Times New Roman" w:hAnsi="Arial" w:cs="Arial"/>
                 <w:sz w:val="26"/>
                 <w:szCs w:val="26"/>
-                <w:lang w:val="en-AI" w:eastAsia="en-AI"/>
+                <w:lang w:eastAsia="en-AI"/>
               </w:rPr>
               <w:t>544</w:t>
             </w:r>
@@ -22950,7 +22904,7 @@
                 <w:rFonts w:ascii="Arial" w:eastAsia="Times New Roman" w:hAnsi="Arial" w:cs="Arial"/>
                 <w:sz w:val="26"/>
                 <w:szCs w:val="26"/>
-                <w:lang w:val="en-AI" w:eastAsia="en-AI"/>
+                <w:lang w:eastAsia="en-AI"/>
               </w:rPr>
             </w:pPr>
             <w:r>
@@ -22958,7 +22912,7 @@
                 <w:rFonts w:ascii="Arial" w:eastAsia="Times New Roman" w:hAnsi="Arial" w:cs="Arial"/>
                 <w:sz w:val="26"/>
                 <w:szCs w:val="26"/>
-                <w:lang w:val="en-AI" w:eastAsia="en-AI"/>
+                <w:lang w:eastAsia="en-AI"/>
               </w:rPr>
               <w:t>640</w:t>
             </w:r>
@@ -22987,7 +22941,7 @@
                 <w:rFonts w:ascii="Arial" w:eastAsia="Times New Roman" w:hAnsi="Arial" w:cs="Arial"/>
                 <w:sz w:val="26"/>
                 <w:szCs w:val="26"/>
-                <w:lang w:val="en-AI" w:eastAsia="en-AI"/>
+                <w:lang w:eastAsia="en-AI"/>
               </w:rPr>
             </w:pPr>
             <w:r>
@@ -22995,7 +22949,7 @@
                 <w:rFonts w:ascii="Arial" w:eastAsia="Times New Roman" w:hAnsi="Arial" w:cs="Arial"/>
                 <w:sz w:val="26"/>
                 <w:szCs w:val="26"/>
-                <w:lang w:val="en-AI" w:eastAsia="en-AI"/>
+                <w:lang w:eastAsia="en-AI"/>
               </w:rPr>
               <w:t>0</w:t>
             </w:r>
@@ -23023,7 +22977,7 @@
                 <w:rFonts w:ascii="Arial" w:eastAsia="Times New Roman" w:hAnsi="Arial" w:cs="Arial"/>
                 <w:sz w:val="26"/>
                 <w:szCs w:val="26"/>
-                <w:lang w:val="en-AI" w:eastAsia="en-AI"/>
+                <w:lang w:eastAsia="en-AI"/>
               </w:rPr>
             </w:pPr>
             <w:r>
@@ -23031,7 +22985,7 @@
                 <w:rFonts w:ascii="Arial" w:eastAsia="Times New Roman" w:hAnsi="Arial" w:cs="Arial"/>
                 <w:sz w:val="26"/>
                 <w:szCs w:val="26"/>
-                <w:lang w:val="en-AI" w:eastAsia="en-AI"/>
+                <w:lang w:eastAsia="en-AI"/>
               </w:rPr>
               <w:t>0</w:t>
             </w:r>
@@ -23064,7 +23018,7 @@
                 <w:rFonts w:ascii="Arial" w:eastAsia="Times New Roman" w:hAnsi="Arial" w:cs="Arial"/>
                 <w:sz w:val="26"/>
                 <w:szCs w:val="26"/>
-                <w:lang w:val="en-AI" w:eastAsia="en-AI"/>
+                <w:lang w:eastAsia="en-AI"/>
               </w:rPr>
             </w:pPr>
             <w:r>
@@ -23072,7 +23026,7 @@
                 <w:rFonts w:ascii="Arial" w:eastAsia="Times New Roman" w:hAnsi="Arial" w:cs="Arial"/>
                 <w:sz w:val="26"/>
                 <w:szCs w:val="26"/>
-                <w:lang w:val="en-AI" w:eastAsia="en-AI"/>
+                <w:lang w:eastAsia="en-AI"/>
               </w:rPr>
               <w:t> </w:t>
             </w:r>
@@ -23100,7 +23054,7 @@
                 <w:rFonts w:ascii="Arial" w:eastAsia="Times New Roman" w:hAnsi="Arial" w:cs="Arial"/>
                 <w:sz w:val="26"/>
                 <w:szCs w:val="26"/>
-                <w:lang w:val="en-AI" w:eastAsia="en-AI"/>
+                <w:lang w:eastAsia="en-AI"/>
               </w:rPr>
             </w:pPr>
             <w:r>
@@ -23108,7 +23062,7 @@
                 <w:rFonts w:ascii="Arial" w:eastAsia="Times New Roman" w:hAnsi="Arial" w:cs="Arial"/>
                 <w:sz w:val="26"/>
                 <w:szCs w:val="26"/>
-                <w:lang w:val="en-AI" w:eastAsia="en-AI"/>
+                <w:lang w:eastAsia="en-AI"/>
               </w:rPr>
               <w:t> </w:t>
             </w:r>
@@ -23136,7 +23090,7 @@
                 <w:rFonts w:ascii="Arial" w:eastAsia="Times New Roman" w:hAnsi="Arial" w:cs="Arial"/>
                 <w:sz w:val="26"/>
                 <w:szCs w:val="26"/>
-                <w:lang w:val="en-AI" w:eastAsia="en-AI"/>
+                <w:lang w:eastAsia="en-AI"/>
               </w:rPr>
             </w:pPr>
             <w:r>
@@ -23144,7 +23098,7 @@
                 <w:rFonts w:ascii="Arial" w:eastAsia="Times New Roman" w:hAnsi="Arial" w:cs="Arial"/>
                 <w:sz w:val="26"/>
                 <w:szCs w:val="26"/>
-                <w:lang w:val="en-AI" w:eastAsia="en-AI"/>
+                <w:lang w:eastAsia="en-AI"/>
               </w:rPr>
               <w:t> </w:t>
             </w:r>
@@ -23171,7 +23125,7 @@
                 <w:rFonts w:ascii="Arial" w:eastAsia="Times New Roman" w:hAnsi="Arial" w:cs="Arial"/>
                 <w:sz w:val="26"/>
                 <w:szCs w:val="26"/>
-                <w:lang w:val="en-AI" w:eastAsia="en-AI"/>
+                <w:lang w:eastAsia="en-AI"/>
               </w:rPr>
             </w:pPr>
             <w:r>
@@ -23179,7 +23133,7 @@
                 <w:rFonts w:ascii="Arial" w:eastAsia="Times New Roman" w:hAnsi="Arial" w:cs="Arial"/>
                 <w:sz w:val="26"/>
                 <w:szCs w:val="26"/>
-                <w:lang w:val="en-AI" w:eastAsia="en-AI"/>
+                <w:lang w:eastAsia="en-AI"/>
               </w:rPr>
               <w:t>9</w:t>
             </w:r>
@@ -23208,7 +23162,7 @@
                 <w:rFonts w:ascii="Arial" w:eastAsia="Times New Roman" w:hAnsi="Arial" w:cs="Arial"/>
                 <w:sz w:val="26"/>
                 <w:szCs w:val="26"/>
-                <w:lang w:val="en-AI" w:eastAsia="en-AI"/>
+                <w:lang w:eastAsia="en-AI"/>
               </w:rPr>
             </w:pPr>
             <w:r>
@@ -23216,7 +23170,7 @@
                 <w:rFonts w:ascii="Arial" w:eastAsia="Times New Roman" w:hAnsi="Arial" w:cs="Arial"/>
                 <w:sz w:val="26"/>
                 <w:szCs w:val="26"/>
-                <w:lang w:val="en-AI" w:eastAsia="en-AI"/>
+                <w:lang w:eastAsia="en-AI"/>
               </w:rPr>
               <w:t>544</w:t>
             </w:r>
@@ -23245,7 +23199,7 @@
                 <w:rFonts w:ascii="Arial" w:eastAsia="Times New Roman" w:hAnsi="Arial" w:cs="Arial"/>
                 <w:sz w:val="26"/>
                 <w:szCs w:val="26"/>
-                <w:lang w:val="en-AI" w:eastAsia="en-AI"/>
+                <w:lang w:eastAsia="en-AI"/>
               </w:rPr>
             </w:pPr>
             <w:r>
@@ -23253,7 +23207,7 @@
                 <w:rFonts w:ascii="Arial" w:eastAsia="Times New Roman" w:hAnsi="Arial" w:cs="Arial"/>
                 <w:sz w:val="26"/>
                 <w:szCs w:val="26"/>
-                <w:lang w:val="en-AI" w:eastAsia="en-AI"/>
+                <w:lang w:eastAsia="en-AI"/>
               </w:rPr>
               <w:t>640</w:t>
             </w:r>
@@ -23282,7 +23236,7 @@
                 <w:rFonts w:ascii="Arial" w:eastAsia="Times New Roman" w:hAnsi="Arial" w:cs="Arial"/>
                 <w:sz w:val="26"/>
                 <w:szCs w:val="26"/>
-                <w:lang w:val="en-AI" w:eastAsia="en-AI"/>
+                <w:lang w:eastAsia="en-AI"/>
               </w:rPr>
             </w:pPr>
             <w:r>
@@ -23290,7 +23244,7 @@
                 <w:rFonts w:ascii="Arial" w:eastAsia="Times New Roman" w:hAnsi="Arial" w:cs="Arial"/>
                 <w:sz w:val="26"/>
                 <w:szCs w:val="26"/>
-                <w:lang w:val="en-AI" w:eastAsia="en-AI"/>
+                <w:lang w:eastAsia="en-AI"/>
               </w:rPr>
               <w:t>0</w:t>
             </w:r>
@@ -23318,7 +23272,7 @@
                 <w:rFonts w:ascii="Arial" w:eastAsia="Times New Roman" w:hAnsi="Arial" w:cs="Arial"/>
                 <w:sz w:val="26"/>
                 <w:szCs w:val="26"/>
-                <w:lang w:val="en-AI" w:eastAsia="en-AI"/>
+                <w:lang w:eastAsia="en-AI"/>
               </w:rPr>
             </w:pPr>
             <w:r>
@@ -23326,7 +23280,7 @@
                 <w:rFonts w:ascii="Arial" w:eastAsia="Times New Roman" w:hAnsi="Arial" w:cs="Arial"/>
                 <w:sz w:val="26"/>
                 <w:szCs w:val="26"/>
-                <w:lang w:val="en-AI" w:eastAsia="en-AI"/>
+                <w:lang w:eastAsia="en-AI"/>
               </w:rPr>
               <w:t>0</w:t>
             </w:r>
@@ -23359,7 +23313,7 @@
                 <w:rFonts w:ascii="Arial" w:eastAsia="Times New Roman" w:hAnsi="Arial" w:cs="Arial"/>
                 <w:sz w:val="26"/>
                 <w:szCs w:val="26"/>
-                <w:lang w:val="en-AI" w:eastAsia="en-AI"/>
+                <w:lang w:eastAsia="en-AI"/>
               </w:rPr>
             </w:pPr>
             <w:r>
@@ -23367,7 +23321,7 @@
                 <w:rFonts w:ascii="Arial" w:eastAsia="Times New Roman" w:hAnsi="Arial" w:cs="Arial"/>
                 <w:sz w:val="26"/>
                 <w:szCs w:val="26"/>
-                <w:lang w:val="en-AI" w:eastAsia="en-AI"/>
+                <w:lang w:eastAsia="en-AI"/>
               </w:rPr>
               <w:t> </w:t>
             </w:r>
@@ -23395,7 +23349,7 @@
                 <w:rFonts w:ascii="Arial" w:eastAsia="Times New Roman" w:hAnsi="Arial" w:cs="Arial"/>
                 <w:sz w:val="26"/>
                 <w:szCs w:val="26"/>
-                <w:lang w:val="en-AI" w:eastAsia="en-AI"/>
+                <w:lang w:eastAsia="en-AI"/>
               </w:rPr>
             </w:pPr>
             <w:r>
@@ -23403,7 +23357,7 @@
                 <w:rFonts w:ascii="Arial" w:eastAsia="Times New Roman" w:hAnsi="Arial" w:cs="Arial"/>
                 <w:sz w:val="26"/>
                 <w:szCs w:val="26"/>
-                <w:lang w:val="en-AI" w:eastAsia="en-AI"/>
+                <w:lang w:eastAsia="en-AI"/>
               </w:rPr>
               <w:t> </w:t>
             </w:r>
@@ -23431,7 +23385,7 @@
                 <w:rFonts w:ascii="Arial" w:eastAsia="Times New Roman" w:hAnsi="Arial" w:cs="Arial"/>
                 <w:sz w:val="26"/>
                 <w:szCs w:val="26"/>
-                <w:lang w:val="en-AI" w:eastAsia="en-AI"/>
+                <w:lang w:eastAsia="en-AI"/>
               </w:rPr>
             </w:pPr>
             <w:r>
@@ -23439,7 +23393,7 @@
                 <w:rFonts w:ascii="Arial" w:eastAsia="Times New Roman" w:hAnsi="Arial" w:cs="Arial"/>
                 <w:sz w:val="26"/>
                 <w:szCs w:val="26"/>
-                <w:lang w:val="en-AI" w:eastAsia="en-AI"/>
+                <w:lang w:eastAsia="en-AI"/>
               </w:rPr>
               <w:t>Week 41</w:t>
             </w:r>
@@ -23466,7 +23420,7 @@
                 <w:rFonts w:ascii="Arial" w:eastAsia="Times New Roman" w:hAnsi="Arial" w:cs="Arial"/>
                 <w:sz w:val="26"/>
                 <w:szCs w:val="26"/>
-                <w:lang w:val="en-AI" w:eastAsia="en-AI"/>
+                <w:lang w:eastAsia="en-AI"/>
               </w:rPr>
             </w:pPr>
             <w:r>
@@ -23474,7 +23428,7 @@
                 <w:rFonts w:ascii="Arial" w:eastAsia="Times New Roman" w:hAnsi="Arial" w:cs="Arial"/>
                 <w:sz w:val="26"/>
                 <w:szCs w:val="26"/>
-                <w:lang w:val="en-AI" w:eastAsia="en-AI"/>
+                <w:lang w:eastAsia="en-AI"/>
               </w:rPr>
               <w:t>10</w:t>
             </w:r>
@@ -23503,7 +23457,7 @@
                 <w:rFonts w:ascii="Arial" w:eastAsia="Times New Roman" w:hAnsi="Arial" w:cs="Arial"/>
                 <w:sz w:val="26"/>
                 <w:szCs w:val="26"/>
-                <w:lang w:val="en-AI" w:eastAsia="en-AI"/>
+                <w:lang w:eastAsia="en-AI"/>
               </w:rPr>
             </w:pPr>
             <w:r>
@@ -23511,7 +23465,7 @@
                 <w:rFonts w:ascii="Arial" w:eastAsia="Times New Roman" w:hAnsi="Arial" w:cs="Arial"/>
                 <w:sz w:val="26"/>
                 <w:szCs w:val="26"/>
-                <w:lang w:val="en-AI" w:eastAsia="en-AI"/>
+                <w:lang w:eastAsia="en-AI"/>
               </w:rPr>
               <w:t>704</w:t>
             </w:r>
@@ -23540,7 +23494,7 @@
                 <w:rFonts w:ascii="Arial" w:eastAsia="Times New Roman" w:hAnsi="Arial" w:cs="Arial"/>
                 <w:sz w:val="26"/>
                 <w:szCs w:val="26"/>
-                <w:lang w:val="en-AI" w:eastAsia="en-AI"/>
+                <w:lang w:eastAsia="en-AI"/>
               </w:rPr>
             </w:pPr>
             <w:r>
@@ -23548,7 +23502,7 @@
                 <w:rFonts w:ascii="Arial" w:eastAsia="Times New Roman" w:hAnsi="Arial" w:cs="Arial"/>
                 <w:sz w:val="26"/>
                 <w:szCs w:val="26"/>
-                <w:lang w:val="en-AI" w:eastAsia="en-AI"/>
+                <w:lang w:eastAsia="en-AI"/>
               </w:rPr>
               <w:t>800</w:t>
             </w:r>
@@ -23577,7 +23531,7 @@
                 <w:rFonts w:ascii="Arial" w:eastAsia="Times New Roman" w:hAnsi="Arial" w:cs="Arial"/>
                 <w:sz w:val="26"/>
                 <w:szCs w:val="26"/>
-                <w:lang w:val="en-AI" w:eastAsia="en-AI"/>
+                <w:lang w:eastAsia="en-AI"/>
               </w:rPr>
             </w:pPr>
             <w:r>
@@ -23585,7 +23539,7 @@
                 <w:rFonts w:ascii="Arial" w:eastAsia="Times New Roman" w:hAnsi="Arial" w:cs="Arial"/>
                 <w:sz w:val="26"/>
                 <w:szCs w:val="26"/>
-                <w:lang w:val="en-AI" w:eastAsia="en-AI"/>
+                <w:lang w:eastAsia="en-AI"/>
               </w:rPr>
               <w:t>160</w:t>
             </w:r>
@@ -23613,7 +23567,7 @@
                 <w:rFonts w:ascii="Arial" w:eastAsia="Times New Roman" w:hAnsi="Arial" w:cs="Arial"/>
                 <w:sz w:val="26"/>
                 <w:szCs w:val="26"/>
-                <w:lang w:val="en-AI" w:eastAsia="en-AI"/>
+                <w:lang w:eastAsia="en-AI"/>
               </w:rPr>
             </w:pPr>
             <w:r>
@@ -23621,7 +23575,7 @@
                 <w:rFonts w:ascii="Arial" w:eastAsia="Times New Roman" w:hAnsi="Arial" w:cs="Arial"/>
                 <w:sz w:val="26"/>
                 <w:szCs w:val="26"/>
-                <w:lang w:val="en-AI" w:eastAsia="en-AI"/>
+                <w:lang w:eastAsia="en-AI"/>
               </w:rPr>
               <w:t>160</w:t>
             </w:r>
@@ -23654,7 +23608,7 @@
                 <w:rFonts w:ascii="Arial" w:eastAsia="Times New Roman" w:hAnsi="Arial" w:cs="Arial"/>
                 <w:sz w:val="26"/>
                 <w:szCs w:val="26"/>
-                <w:lang w:val="en-AI" w:eastAsia="en-AI"/>
+                <w:lang w:eastAsia="en-AI"/>
               </w:rPr>
             </w:pPr>
             <w:r>
@@ -23662,9 +23616,8 @@
                 <w:rFonts w:ascii="Arial" w:eastAsia="Times New Roman" w:hAnsi="Arial" w:cs="Arial"/>
                 <w:sz w:val="26"/>
                 <w:szCs w:val="26"/>
-                <w:lang w:val="en-AI" w:eastAsia="en-AI"/>
-              </w:rPr>
-              <w:lastRenderedPageBreak/>
+                <w:lang w:eastAsia="en-AI"/>
+              </w:rPr>
               <w:t> </w:t>
             </w:r>
           </w:p>
@@ -23691,7 +23644,7 @@
                 <w:rFonts w:ascii="Arial" w:eastAsia="Times New Roman" w:hAnsi="Arial" w:cs="Arial"/>
                 <w:sz w:val="26"/>
                 <w:szCs w:val="26"/>
-                <w:lang w:val="en-AI" w:eastAsia="en-AI"/>
+                <w:lang w:eastAsia="en-AI"/>
               </w:rPr>
             </w:pPr>
             <w:r>
@@ -23699,7 +23652,7 @@
                 <w:rFonts w:ascii="Arial" w:eastAsia="Times New Roman" w:hAnsi="Arial" w:cs="Arial"/>
                 <w:sz w:val="26"/>
                 <w:szCs w:val="26"/>
-                <w:lang w:val="en-AI" w:eastAsia="en-AI"/>
+                <w:lang w:eastAsia="en-AI"/>
               </w:rPr>
               <w:t> </w:t>
             </w:r>
@@ -23727,7 +23680,7 @@
                 <w:rFonts w:ascii="Arial" w:eastAsia="Times New Roman" w:hAnsi="Arial" w:cs="Arial"/>
                 <w:sz w:val="26"/>
                 <w:szCs w:val="26"/>
-                <w:lang w:val="en-AI" w:eastAsia="en-AI"/>
+                <w:lang w:eastAsia="en-AI"/>
               </w:rPr>
             </w:pPr>
             <w:r>
@@ -23735,7 +23688,7 @@
                 <w:rFonts w:ascii="Arial" w:eastAsia="Times New Roman" w:hAnsi="Arial" w:cs="Arial"/>
                 <w:sz w:val="26"/>
                 <w:szCs w:val="26"/>
-                <w:lang w:val="en-AI" w:eastAsia="en-AI"/>
+                <w:lang w:eastAsia="en-AI"/>
               </w:rPr>
               <w:t> </w:t>
             </w:r>
@@ -23762,7 +23715,7 @@
                 <w:rFonts w:ascii="Arial" w:eastAsia="Times New Roman" w:hAnsi="Arial" w:cs="Arial"/>
                 <w:sz w:val="26"/>
                 <w:szCs w:val="26"/>
-                <w:lang w:val="en-AI" w:eastAsia="en-AI"/>
+                <w:lang w:eastAsia="en-AI"/>
               </w:rPr>
             </w:pPr>
             <w:r>
@@ -23770,7 +23723,7 @@
                 <w:rFonts w:ascii="Arial" w:eastAsia="Times New Roman" w:hAnsi="Arial" w:cs="Arial"/>
                 <w:sz w:val="26"/>
                 <w:szCs w:val="26"/>
-                <w:lang w:val="en-AI" w:eastAsia="en-AI"/>
+                <w:lang w:eastAsia="en-AI"/>
               </w:rPr>
               <w:t>11</w:t>
             </w:r>
@@ -23798,7 +23751,7 @@
                 <w:rFonts w:ascii="Arial" w:eastAsia="Times New Roman" w:hAnsi="Arial" w:cs="Arial"/>
                 <w:sz w:val="26"/>
                 <w:szCs w:val="26"/>
-                <w:lang w:val="en-AI" w:eastAsia="en-AI"/>
+                <w:lang w:eastAsia="en-AI"/>
               </w:rPr>
             </w:pPr>
             <w:r>
@@ -23806,7 +23759,7 @@
                 <w:rFonts w:ascii="Arial" w:eastAsia="Times New Roman" w:hAnsi="Arial" w:cs="Arial"/>
                 <w:sz w:val="26"/>
                 <w:szCs w:val="26"/>
-                <w:lang w:val="en-AI" w:eastAsia="en-AI"/>
+                <w:lang w:eastAsia="en-AI"/>
               </w:rPr>
               <w:t> </w:t>
             </w:r>
@@ -23834,7 +23787,7 @@
                 <w:rFonts w:ascii="Arial" w:eastAsia="Times New Roman" w:hAnsi="Arial" w:cs="Arial"/>
                 <w:sz w:val="26"/>
                 <w:szCs w:val="26"/>
-                <w:lang w:val="en-AI" w:eastAsia="en-AI"/>
+                <w:lang w:eastAsia="en-AI"/>
               </w:rPr>
             </w:pPr>
           </w:p>
@@ -23862,7 +23815,7 @@
                 <w:rFonts w:ascii="Arial" w:eastAsia="Times New Roman" w:hAnsi="Arial" w:cs="Arial"/>
                 <w:sz w:val="26"/>
                 <w:szCs w:val="26"/>
-                <w:lang w:val="en-AI" w:eastAsia="en-AI"/>
+                <w:lang w:eastAsia="en-AI"/>
               </w:rPr>
             </w:pPr>
             <w:r>
@@ -23870,7 +23823,7 @@
                 <w:rFonts w:ascii="Arial" w:eastAsia="Times New Roman" w:hAnsi="Arial" w:cs="Arial"/>
                 <w:sz w:val="26"/>
                 <w:szCs w:val="26"/>
-                <w:lang w:val="en-AI" w:eastAsia="en-AI"/>
+                <w:lang w:eastAsia="en-AI"/>
               </w:rPr>
               <w:t>0</w:t>
             </w:r>
@@ -23898,7 +23851,7 @@
                 <w:rFonts w:ascii="Arial" w:eastAsia="Times New Roman" w:hAnsi="Arial" w:cs="Arial"/>
                 <w:sz w:val="26"/>
                 <w:szCs w:val="26"/>
-                <w:lang w:val="en-AI" w:eastAsia="en-AI"/>
+                <w:lang w:eastAsia="en-AI"/>
               </w:rPr>
             </w:pPr>
             <w:r>
@@ -23906,7 +23859,7 @@
                 <w:rFonts w:ascii="Arial" w:eastAsia="Times New Roman" w:hAnsi="Arial" w:cs="Arial"/>
                 <w:sz w:val="26"/>
                 <w:szCs w:val="26"/>
-                <w:lang w:val="en-AI" w:eastAsia="en-AI"/>
+                <w:lang w:eastAsia="en-AI"/>
               </w:rPr>
               <w:t>160</w:t>
             </w:r>
@@ -23939,7 +23892,7 @@
                 <w:rFonts w:ascii="Arial" w:eastAsia="Times New Roman" w:hAnsi="Arial" w:cs="Arial"/>
                 <w:sz w:val="26"/>
                 <w:szCs w:val="26"/>
-                <w:lang w:val="en-AI" w:eastAsia="en-AI"/>
+                <w:lang w:eastAsia="en-AI"/>
               </w:rPr>
             </w:pPr>
             <w:r>
@@ -23947,7 +23900,7 @@
                 <w:rFonts w:ascii="Arial" w:eastAsia="Times New Roman" w:hAnsi="Arial" w:cs="Arial"/>
                 <w:sz w:val="26"/>
                 <w:szCs w:val="26"/>
-                <w:lang w:val="en-AI" w:eastAsia="en-AI"/>
+                <w:lang w:eastAsia="en-AI"/>
               </w:rPr>
               <w:t> </w:t>
             </w:r>
@@ -23975,7 +23928,7 @@
                 <w:rFonts w:ascii="Arial" w:eastAsia="Times New Roman" w:hAnsi="Arial" w:cs="Arial"/>
                 <w:sz w:val="26"/>
                 <w:szCs w:val="26"/>
-                <w:lang w:val="en-AI" w:eastAsia="en-AI"/>
+                <w:lang w:eastAsia="en-AI"/>
               </w:rPr>
             </w:pPr>
             <w:r>
@@ -23983,7 +23936,7 @@
                 <w:rFonts w:ascii="Arial" w:eastAsia="Times New Roman" w:hAnsi="Arial" w:cs="Arial"/>
                 <w:sz w:val="26"/>
                 <w:szCs w:val="26"/>
-                <w:lang w:val="en-AI" w:eastAsia="en-AI"/>
+                <w:lang w:eastAsia="en-AI"/>
               </w:rPr>
               <w:t> </w:t>
             </w:r>
@@ -24011,7 +23964,7 @@
                 <w:rFonts w:ascii="Arial" w:eastAsia="Times New Roman" w:hAnsi="Arial" w:cs="Arial"/>
                 <w:sz w:val="26"/>
                 <w:szCs w:val="26"/>
-                <w:lang w:val="en-AI" w:eastAsia="en-AI"/>
+                <w:lang w:eastAsia="en-AI"/>
               </w:rPr>
             </w:pPr>
             <w:r>
@@ -24019,7 +23972,7 @@
                 <w:rFonts w:ascii="Arial" w:eastAsia="Times New Roman" w:hAnsi="Arial" w:cs="Arial"/>
                 <w:sz w:val="26"/>
                 <w:szCs w:val="26"/>
-                <w:lang w:val="en-AI" w:eastAsia="en-AI"/>
+                <w:lang w:eastAsia="en-AI"/>
               </w:rPr>
               <w:t> </w:t>
             </w:r>
@@ -24046,7 +23999,7 @@
                 <w:rFonts w:ascii="Arial" w:eastAsia="Times New Roman" w:hAnsi="Arial" w:cs="Arial"/>
                 <w:sz w:val="26"/>
                 <w:szCs w:val="26"/>
-                <w:lang w:val="en-AI" w:eastAsia="en-AI"/>
+                <w:lang w:eastAsia="en-AI"/>
               </w:rPr>
             </w:pPr>
             <w:r>
@@ -24054,7 +24007,7 @@
                 <w:rFonts w:ascii="Arial" w:eastAsia="Times New Roman" w:hAnsi="Arial" w:cs="Arial"/>
                 <w:sz w:val="26"/>
                 <w:szCs w:val="26"/>
-                <w:lang w:val="en-AI" w:eastAsia="en-AI"/>
+                <w:lang w:eastAsia="en-AI"/>
               </w:rPr>
               <w:t>12</w:t>
             </w:r>
@@ -24082,7 +24035,7 @@
                 <w:rFonts w:ascii="Arial" w:eastAsia="Times New Roman" w:hAnsi="Arial" w:cs="Arial"/>
                 <w:sz w:val="26"/>
                 <w:szCs w:val="26"/>
-                <w:lang w:val="en-AI" w:eastAsia="en-AI"/>
+                <w:lang w:eastAsia="en-AI"/>
               </w:rPr>
             </w:pPr>
             <w:r>
@@ -24090,7 +24043,7 @@
                 <w:rFonts w:ascii="Arial" w:eastAsia="Times New Roman" w:hAnsi="Arial" w:cs="Arial"/>
                 <w:sz w:val="26"/>
                 <w:szCs w:val="26"/>
-                <w:lang w:val="en-AI" w:eastAsia="en-AI"/>
+                <w:lang w:eastAsia="en-AI"/>
               </w:rPr>
               <w:t> </w:t>
             </w:r>
@@ -24118,7 +24071,7 @@
                 <w:rFonts w:ascii="Arial" w:eastAsia="Times New Roman" w:hAnsi="Arial" w:cs="Arial"/>
                 <w:sz w:val="26"/>
                 <w:szCs w:val="26"/>
-                <w:lang w:val="en-AI" w:eastAsia="en-AI"/>
+                <w:lang w:eastAsia="en-AI"/>
               </w:rPr>
             </w:pPr>
           </w:p>
@@ -24146,7 +24099,7 @@
                 <w:rFonts w:ascii="Arial" w:eastAsia="Times New Roman" w:hAnsi="Arial" w:cs="Arial"/>
                 <w:sz w:val="26"/>
                 <w:szCs w:val="26"/>
-                <w:lang w:val="en-AI" w:eastAsia="en-AI"/>
+                <w:lang w:eastAsia="en-AI"/>
               </w:rPr>
             </w:pPr>
             <w:r>
@@ -24154,7 +24107,7 @@
                 <w:rFonts w:ascii="Arial" w:eastAsia="Times New Roman" w:hAnsi="Arial" w:cs="Arial"/>
                 <w:sz w:val="26"/>
                 <w:szCs w:val="26"/>
-                <w:lang w:val="en-AI" w:eastAsia="en-AI"/>
+                <w:lang w:eastAsia="en-AI"/>
               </w:rPr>
               <w:t>0</w:t>
             </w:r>
@@ -24182,7 +24135,7 @@
                 <w:rFonts w:ascii="Arial" w:eastAsia="Times New Roman" w:hAnsi="Arial" w:cs="Arial"/>
                 <w:sz w:val="26"/>
                 <w:szCs w:val="26"/>
-                <w:lang w:val="en-AI" w:eastAsia="en-AI"/>
+                <w:lang w:eastAsia="en-AI"/>
               </w:rPr>
             </w:pPr>
             <w:r>
@@ -24190,7 +24143,7 @@
                 <w:rFonts w:ascii="Arial" w:eastAsia="Times New Roman" w:hAnsi="Arial" w:cs="Arial"/>
                 <w:sz w:val="26"/>
                 <w:szCs w:val="26"/>
-                <w:lang w:val="en-AI" w:eastAsia="en-AI"/>
+                <w:lang w:eastAsia="en-AI"/>
               </w:rPr>
               <w:t>160</w:t>
             </w:r>
@@ -24223,7 +24176,7 @@
                 <w:rFonts w:ascii="Arial" w:eastAsia="Times New Roman" w:hAnsi="Arial" w:cs="Arial"/>
                 <w:sz w:val="26"/>
                 <w:szCs w:val="26"/>
-                <w:lang w:val="en-AI" w:eastAsia="en-AI"/>
+                <w:lang w:eastAsia="en-AI"/>
               </w:rPr>
             </w:pPr>
             <w:r>
@@ -24231,7 +24184,7 @@
                 <w:rFonts w:ascii="Arial" w:eastAsia="Times New Roman" w:hAnsi="Arial" w:cs="Arial"/>
                 <w:sz w:val="26"/>
                 <w:szCs w:val="26"/>
-                <w:lang w:val="en-AI" w:eastAsia="en-AI"/>
+                <w:lang w:eastAsia="en-AI"/>
               </w:rPr>
               <w:t> </w:t>
             </w:r>
@@ -24259,7 +24212,7 @@
                 <w:rFonts w:ascii="Arial" w:eastAsia="Times New Roman" w:hAnsi="Arial" w:cs="Arial"/>
                 <w:sz w:val="26"/>
                 <w:szCs w:val="26"/>
-                <w:lang w:val="en-AI" w:eastAsia="en-AI"/>
+                <w:lang w:eastAsia="en-AI"/>
               </w:rPr>
             </w:pPr>
             <w:r>
@@ -24267,7 +24220,7 @@
                 <w:rFonts w:ascii="Arial" w:eastAsia="Times New Roman" w:hAnsi="Arial" w:cs="Arial"/>
                 <w:sz w:val="26"/>
                 <w:szCs w:val="26"/>
-                <w:lang w:val="en-AI" w:eastAsia="en-AI"/>
+                <w:lang w:eastAsia="en-AI"/>
               </w:rPr>
               <w:t> </w:t>
             </w:r>
@@ -24295,7 +24248,7 @@
                 <w:rFonts w:ascii="Arial" w:eastAsia="Times New Roman" w:hAnsi="Arial" w:cs="Arial"/>
                 <w:sz w:val="26"/>
                 <w:szCs w:val="26"/>
-                <w:lang w:val="en-AI" w:eastAsia="en-AI"/>
+                <w:lang w:eastAsia="en-AI"/>
               </w:rPr>
             </w:pPr>
             <w:r>
@@ -24303,7 +24256,7 @@
                 <w:rFonts w:ascii="Arial" w:eastAsia="Times New Roman" w:hAnsi="Arial" w:cs="Arial"/>
                 <w:sz w:val="26"/>
                 <w:szCs w:val="26"/>
-                <w:lang w:val="en-AI" w:eastAsia="en-AI"/>
+                <w:lang w:eastAsia="en-AI"/>
               </w:rPr>
               <w:t> </w:t>
             </w:r>
@@ -24330,7 +24283,7 @@
                 <w:rFonts w:ascii="Arial" w:eastAsia="Times New Roman" w:hAnsi="Arial" w:cs="Arial"/>
                 <w:sz w:val="26"/>
                 <w:szCs w:val="26"/>
-                <w:lang w:val="en-AI" w:eastAsia="en-AI"/>
+                <w:lang w:eastAsia="en-AI"/>
               </w:rPr>
             </w:pPr>
             <w:r>
@@ -24338,7 +24291,7 @@
                 <w:rFonts w:ascii="Arial" w:eastAsia="Times New Roman" w:hAnsi="Arial" w:cs="Arial"/>
                 <w:sz w:val="26"/>
                 <w:szCs w:val="26"/>
-                <w:lang w:val="en-AI" w:eastAsia="en-AI"/>
+                <w:lang w:eastAsia="en-AI"/>
               </w:rPr>
               <w:t>13</w:t>
             </w:r>
@@ -24366,7 +24319,7 @@
                 <w:rFonts w:ascii="Arial" w:eastAsia="Times New Roman" w:hAnsi="Arial" w:cs="Arial"/>
                 <w:sz w:val="26"/>
                 <w:szCs w:val="26"/>
-                <w:lang w:val="en-AI" w:eastAsia="en-AI"/>
+                <w:lang w:eastAsia="en-AI"/>
               </w:rPr>
             </w:pPr>
             <w:r>
@@ -24374,7 +24327,7 @@
                 <w:rFonts w:ascii="Arial" w:eastAsia="Times New Roman" w:hAnsi="Arial" w:cs="Arial"/>
                 <w:sz w:val="26"/>
                 <w:szCs w:val="26"/>
-                <w:lang w:val="en-AI" w:eastAsia="en-AI"/>
+                <w:lang w:eastAsia="en-AI"/>
               </w:rPr>
               <w:t> </w:t>
             </w:r>
@@ -24402,7 +24355,7 @@
                 <w:rFonts w:ascii="Arial" w:eastAsia="Times New Roman" w:hAnsi="Arial" w:cs="Arial"/>
                 <w:sz w:val="26"/>
                 <w:szCs w:val="26"/>
-                <w:lang w:val="en-AI" w:eastAsia="en-AI"/>
+                <w:lang w:eastAsia="en-AI"/>
               </w:rPr>
             </w:pPr>
           </w:p>
@@ -24430,7 +24383,7 @@
                 <w:rFonts w:ascii="Arial" w:eastAsia="Times New Roman" w:hAnsi="Arial" w:cs="Arial"/>
                 <w:sz w:val="26"/>
                 <w:szCs w:val="26"/>
-                <w:lang w:val="en-AI" w:eastAsia="en-AI"/>
+                <w:lang w:eastAsia="en-AI"/>
               </w:rPr>
             </w:pPr>
             <w:r>
@@ -24438,7 +24391,7 @@
                 <w:rFonts w:ascii="Arial" w:eastAsia="Times New Roman" w:hAnsi="Arial" w:cs="Arial"/>
                 <w:sz w:val="26"/>
                 <w:szCs w:val="26"/>
-                <w:lang w:val="en-AI" w:eastAsia="en-AI"/>
+                <w:lang w:eastAsia="en-AI"/>
               </w:rPr>
               <w:t>0</w:t>
             </w:r>
@@ -24466,7 +24419,7 @@
                 <w:rFonts w:ascii="Arial" w:eastAsia="Times New Roman" w:hAnsi="Arial" w:cs="Arial"/>
                 <w:sz w:val="26"/>
                 <w:szCs w:val="26"/>
-                <w:lang w:val="en-AI" w:eastAsia="en-AI"/>
+                <w:lang w:eastAsia="en-AI"/>
               </w:rPr>
             </w:pPr>
             <w:r>
@@ -24474,7 +24427,7 @@
                 <w:rFonts w:ascii="Arial" w:eastAsia="Times New Roman" w:hAnsi="Arial" w:cs="Arial"/>
                 <w:sz w:val="26"/>
                 <w:szCs w:val="26"/>
-                <w:lang w:val="en-AI" w:eastAsia="en-AI"/>
+                <w:lang w:eastAsia="en-AI"/>
               </w:rPr>
               <w:t>160</w:t>
             </w:r>
@@ -24507,7 +24460,7 @@
                 <w:rFonts w:ascii="Arial" w:eastAsia="Times New Roman" w:hAnsi="Arial" w:cs="Arial"/>
                 <w:sz w:val="26"/>
                 <w:szCs w:val="26"/>
-                <w:lang w:val="en-AI" w:eastAsia="en-AI"/>
+                <w:lang w:eastAsia="en-AI"/>
               </w:rPr>
             </w:pPr>
             <w:r>
@@ -24515,8 +24468,9 @@
                 <w:rFonts w:ascii="Arial" w:eastAsia="Times New Roman" w:hAnsi="Arial" w:cs="Arial"/>
                 <w:sz w:val="26"/>
                 <w:szCs w:val="26"/>
-                <w:lang w:val="en-AI" w:eastAsia="en-AI"/>
-              </w:rPr>
+                <w:lang w:eastAsia="en-AI"/>
+              </w:rPr>
+              <w:lastRenderedPageBreak/>
               <w:t> </w:t>
             </w:r>
           </w:p>
@@ -24543,7 +24497,7 @@
                 <w:rFonts w:ascii="Arial" w:eastAsia="Times New Roman" w:hAnsi="Arial" w:cs="Arial"/>
                 <w:sz w:val="26"/>
                 <w:szCs w:val="26"/>
-                <w:lang w:val="en-AI" w:eastAsia="en-AI"/>
+                <w:lang w:eastAsia="en-AI"/>
               </w:rPr>
             </w:pPr>
             <w:r>
@@ -24551,7 +24505,7 @@
                 <w:rFonts w:ascii="Arial" w:eastAsia="Times New Roman" w:hAnsi="Arial" w:cs="Arial"/>
                 <w:sz w:val="26"/>
                 <w:szCs w:val="26"/>
-                <w:lang w:val="en-AI" w:eastAsia="en-AI"/>
+                <w:lang w:eastAsia="en-AI"/>
               </w:rPr>
               <w:t> </w:t>
             </w:r>
@@ -24579,7 +24533,7 @@
                 <w:rFonts w:ascii="Arial" w:eastAsia="Times New Roman" w:hAnsi="Arial" w:cs="Arial"/>
                 <w:sz w:val="26"/>
                 <w:szCs w:val="26"/>
-                <w:lang w:val="en-AI" w:eastAsia="en-AI"/>
+                <w:lang w:eastAsia="en-AI"/>
               </w:rPr>
             </w:pPr>
             <w:r>
@@ -24587,7 +24541,7 @@
                 <w:rFonts w:ascii="Arial" w:eastAsia="Times New Roman" w:hAnsi="Arial" w:cs="Arial"/>
                 <w:sz w:val="26"/>
                 <w:szCs w:val="26"/>
-                <w:lang w:val="en-AI" w:eastAsia="en-AI"/>
+                <w:lang w:eastAsia="en-AI"/>
               </w:rPr>
               <w:t> </w:t>
             </w:r>
@@ -24614,7 +24568,7 @@
                 <w:rFonts w:ascii="Arial" w:eastAsia="Times New Roman" w:hAnsi="Arial" w:cs="Arial"/>
                 <w:sz w:val="26"/>
                 <w:szCs w:val="26"/>
-                <w:lang w:val="en-AI" w:eastAsia="en-AI"/>
+                <w:lang w:eastAsia="en-AI"/>
               </w:rPr>
             </w:pPr>
             <w:r>
@@ -24622,7 +24576,7 @@
                 <w:rFonts w:ascii="Arial" w:eastAsia="Times New Roman" w:hAnsi="Arial" w:cs="Arial"/>
                 <w:sz w:val="26"/>
                 <w:szCs w:val="26"/>
-                <w:lang w:val="en-AI" w:eastAsia="en-AI"/>
+                <w:lang w:eastAsia="en-AI"/>
               </w:rPr>
               <w:t>14</w:t>
             </w:r>
@@ -24650,7 +24604,7 @@
                 <w:rFonts w:ascii="Arial" w:eastAsia="Times New Roman" w:hAnsi="Arial" w:cs="Arial"/>
                 <w:sz w:val="26"/>
                 <w:szCs w:val="26"/>
-                <w:lang w:val="en-AI" w:eastAsia="en-AI"/>
+                <w:lang w:eastAsia="en-AI"/>
               </w:rPr>
             </w:pPr>
             <w:r>
@@ -24658,7 +24612,7 @@
                 <w:rFonts w:ascii="Arial" w:eastAsia="Times New Roman" w:hAnsi="Arial" w:cs="Arial"/>
                 <w:sz w:val="26"/>
                 <w:szCs w:val="26"/>
-                <w:lang w:val="en-AI" w:eastAsia="en-AI"/>
+                <w:lang w:eastAsia="en-AI"/>
               </w:rPr>
               <w:t> </w:t>
             </w:r>
@@ -24686,7 +24640,7 @@
                 <w:rFonts w:ascii="Arial" w:eastAsia="Times New Roman" w:hAnsi="Arial" w:cs="Arial"/>
                 <w:sz w:val="26"/>
                 <w:szCs w:val="26"/>
-                <w:lang w:val="en-AI" w:eastAsia="en-AI"/>
+                <w:lang w:eastAsia="en-AI"/>
               </w:rPr>
             </w:pPr>
           </w:p>
@@ -24714,7 +24668,7 @@
                 <w:rFonts w:ascii="Arial" w:eastAsia="Times New Roman" w:hAnsi="Arial" w:cs="Arial"/>
                 <w:sz w:val="26"/>
                 <w:szCs w:val="26"/>
-                <w:lang w:val="en-AI" w:eastAsia="en-AI"/>
+                <w:lang w:eastAsia="en-AI"/>
               </w:rPr>
             </w:pPr>
             <w:r>
@@ -24722,7 +24676,7 @@
                 <w:rFonts w:ascii="Arial" w:eastAsia="Times New Roman" w:hAnsi="Arial" w:cs="Arial"/>
                 <w:sz w:val="26"/>
                 <w:szCs w:val="26"/>
-                <w:lang w:val="en-AI" w:eastAsia="en-AI"/>
+                <w:lang w:eastAsia="en-AI"/>
               </w:rPr>
               <w:t>0</w:t>
             </w:r>
@@ -24750,7 +24704,7 @@
                 <w:rFonts w:ascii="Arial" w:eastAsia="Times New Roman" w:hAnsi="Arial" w:cs="Arial"/>
                 <w:sz w:val="26"/>
                 <w:szCs w:val="26"/>
-                <w:lang w:val="en-AI" w:eastAsia="en-AI"/>
+                <w:lang w:eastAsia="en-AI"/>
               </w:rPr>
             </w:pPr>
             <w:r>
@@ -24758,7 +24712,7 @@
                 <w:rFonts w:ascii="Arial" w:eastAsia="Times New Roman" w:hAnsi="Arial" w:cs="Arial"/>
                 <w:sz w:val="26"/>
                 <w:szCs w:val="26"/>
-                <w:lang w:val="en-AI" w:eastAsia="en-AI"/>
+                <w:lang w:eastAsia="en-AI"/>
               </w:rPr>
               <w:t>160</w:t>
             </w:r>
@@ -24791,7 +24745,7 @@
                 <w:rFonts w:ascii="Arial" w:eastAsia="Times New Roman" w:hAnsi="Arial" w:cs="Arial"/>
                 <w:sz w:val="26"/>
                 <w:szCs w:val="26"/>
-                <w:lang w:val="en-AI" w:eastAsia="en-AI"/>
+                <w:lang w:eastAsia="en-AI"/>
               </w:rPr>
             </w:pPr>
             <w:r>
@@ -24799,7 +24753,7 @@
                 <w:rFonts w:ascii="Arial" w:eastAsia="Times New Roman" w:hAnsi="Arial" w:cs="Arial"/>
                 <w:sz w:val="26"/>
                 <w:szCs w:val="26"/>
-                <w:lang w:val="en-AI" w:eastAsia="en-AI"/>
+                <w:lang w:eastAsia="en-AI"/>
               </w:rPr>
               <w:t> </w:t>
             </w:r>
@@ -24827,7 +24781,7 @@
                 <w:rFonts w:ascii="Arial" w:eastAsia="Times New Roman" w:hAnsi="Arial" w:cs="Arial"/>
                 <w:sz w:val="26"/>
                 <w:szCs w:val="26"/>
-                <w:lang w:val="en-AI" w:eastAsia="en-AI"/>
+                <w:lang w:eastAsia="en-AI"/>
               </w:rPr>
             </w:pPr>
             <w:r>
@@ -24835,7 +24789,7 @@
                 <w:rFonts w:ascii="Arial" w:eastAsia="Times New Roman" w:hAnsi="Arial" w:cs="Arial"/>
                 <w:sz w:val="26"/>
                 <w:szCs w:val="26"/>
-                <w:lang w:val="en-AI" w:eastAsia="en-AI"/>
+                <w:lang w:eastAsia="en-AI"/>
               </w:rPr>
               <w:t> </w:t>
             </w:r>
@@ -24863,7 +24817,7 @@
                 <w:rFonts w:ascii="Arial" w:eastAsia="Times New Roman" w:hAnsi="Arial" w:cs="Arial"/>
                 <w:sz w:val="26"/>
                 <w:szCs w:val="26"/>
-                <w:lang w:val="en-AI" w:eastAsia="en-AI"/>
+                <w:lang w:eastAsia="en-AI"/>
               </w:rPr>
             </w:pPr>
             <w:r>
@@ -24871,7 +24825,7 @@
                 <w:rFonts w:ascii="Arial" w:eastAsia="Times New Roman" w:hAnsi="Arial" w:cs="Arial"/>
                 <w:sz w:val="26"/>
                 <w:szCs w:val="26"/>
-                <w:lang w:val="en-AI" w:eastAsia="en-AI"/>
+                <w:lang w:eastAsia="en-AI"/>
               </w:rPr>
               <w:t> </w:t>
             </w:r>
@@ -24898,7 +24852,7 @@
                 <w:rFonts w:ascii="Arial" w:eastAsia="Times New Roman" w:hAnsi="Arial" w:cs="Arial"/>
                 <w:sz w:val="26"/>
                 <w:szCs w:val="26"/>
-                <w:lang w:val="en-AI" w:eastAsia="en-AI"/>
+                <w:lang w:eastAsia="en-AI"/>
               </w:rPr>
             </w:pPr>
             <w:r>
@@ -24906,7 +24860,7 @@
                 <w:rFonts w:ascii="Arial" w:eastAsia="Times New Roman" w:hAnsi="Arial" w:cs="Arial"/>
                 <w:sz w:val="26"/>
                 <w:szCs w:val="26"/>
-                <w:lang w:val="en-AI" w:eastAsia="en-AI"/>
+                <w:lang w:eastAsia="en-AI"/>
               </w:rPr>
               <w:t>15</w:t>
             </w:r>
@@ -24934,7 +24888,7 @@
                 <w:rFonts w:ascii="Arial" w:eastAsia="Times New Roman" w:hAnsi="Arial" w:cs="Arial"/>
                 <w:sz w:val="26"/>
                 <w:szCs w:val="26"/>
-                <w:lang w:val="en-AI" w:eastAsia="en-AI"/>
+                <w:lang w:eastAsia="en-AI"/>
               </w:rPr>
             </w:pPr>
             <w:r>
@@ -24942,7 +24896,7 @@
                 <w:rFonts w:ascii="Arial" w:eastAsia="Times New Roman" w:hAnsi="Arial" w:cs="Arial"/>
                 <w:sz w:val="26"/>
                 <w:szCs w:val="26"/>
-                <w:lang w:val="en-AI" w:eastAsia="en-AI"/>
+                <w:lang w:eastAsia="en-AI"/>
               </w:rPr>
               <w:t> </w:t>
             </w:r>
@@ -24970,7 +24924,7 @@
                 <w:rFonts w:ascii="Arial" w:eastAsia="Times New Roman" w:hAnsi="Arial" w:cs="Arial"/>
                 <w:sz w:val="26"/>
                 <w:szCs w:val="26"/>
-                <w:lang w:val="en-AI" w:eastAsia="en-AI"/>
+                <w:lang w:eastAsia="en-AI"/>
               </w:rPr>
             </w:pPr>
           </w:p>
@@ -24998,7 +24952,7 @@
                 <w:rFonts w:ascii="Arial" w:eastAsia="Times New Roman" w:hAnsi="Arial" w:cs="Arial"/>
                 <w:sz w:val="26"/>
                 <w:szCs w:val="26"/>
-                <w:lang w:val="en-AI" w:eastAsia="en-AI"/>
+                <w:lang w:eastAsia="en-AI"/>
               </w:rPr>
             </w:pPr>
             <w:r>
@@ -25006,7 +24960,7 @@
                 <w:rFonts w:ascii="Arial" w:eastAsia="Times New Roman" w:hAnsi="Arial" w:cs="Arial"/>
                 <w:sz w:val="26"/>
                 <w:szCs w:val="26"/>
-                <w:lang w:val="en-AI" w:eastAsia="en-AI"/>
+                <w:lang w:eastAsia="en-AI"/>
               </w:rPr>
               <w:t>0</w:t>
             </w:r>
@@ -25034,7 +24988,7 @@
                 <w:rFonts w:ascii="Arial" w:eastAsia="Times New Roman" w:hAnsi="Arial" w:cs="Arial"/>
                 <w:sz w:val="26"/>
                 <w:szCs w:val="26"/>
-                <w:lang w:val="en-AI" w:eastAsia="en-AI"/>
+                <w:lang w:eastAsia="en-AI"/>
               </w:rPr>
             </w:pPr>
             <w:r>
@@ -25042,7 +24996,7 @@
                 <w:rFonts w:ascii="Arial" w:eastAsia="Times New Roman" w:hAnsi="Arial" w:cs="Arial"/>
                 <w:sz w:val="26"/>
                 <w:szCs w:val="26"/>
-                <w:lang w:val="en-AI" w:eastAsia="en-AI"/>
+                <w:lang w:eastAsia="en-AI"/>
               </w:rPr>
               <w:t>0</w:t>
             </w:r>
@@ -25075,7 +25029,7 @@
                 <w:rFonts w:ascii="Arial" w:eastAsia="Times New Roman" w:hAnsi="Arial" w:cs="Arial"/>
                 <w:sz w:val="26"/>
                 <w:szCs w:val="26"/>
-                <w:lang w:val="en-AI" w:eastAsia="en-AI"/>
+                <w:lang w:eastAsia="en-AI"/>
               </w:rPr>
             </w:pPr>
             <w:r>
@@ -25083,7 +25037,7 @@
                 <w:rFonts w:ascii="Arial" w:eastAsia="Times New Roman" w:hAnsi="Arial" w:cs="Arial"/>
                 <w:sz w:val="26"/>
                 <w:szCs w:val="26"/>
-                <w:lang w:val="en-AI" w:eastAsia="en-AI"/>
+                <w:lang w:eastAsia="en-AI"/>
               </w:rPr>
               <w:t> </w:t>
             </w:r>
@@ -25111,7 +25065,7 @@
                 <w:rFonts w:ascii="Arial" w:eastAsia="Times New Roman" w:hAnsi="Arial" w:cs="Arial"/>
                 <w:sz w:val="26"/>
                 <w:szCs w:val="26"/>
-                <w:lang w:val="en-AI" w:eastAsia="en-AI"/>
+                <w:lang w:eastAsia="en-AI"/>
               </w:rPr>
             </w:pPr>
             <w:r>
@@ -25119,7 +25073,7 @@
                 <w:rFonts w:ascii="Arial" w:eastAsia="Times New Roman" w:hAnsi="Arial" w:cs="Arial"/>
                 <w:sz w:val="26"/>
                 <w:szCs w:val="26"/>
-                <w:lang w:val="en-AI" w:eastAsia="en-AI"/>
+                <w:lang w:eastAsia="en-AI"/>
               </w:rPr>
               <w:t> </w:t>
             </w:r>
@@ -25147,7 +25101,7 @@
                 <w:rFonts w:ascii="Arial" w:eastAsia="Times New Roman" w:hAnsi="Arial" w:cs="Arial"/>
                 <w:sz w:val="26"/>
                 <w:szCs w:val="26"/>
-                <w:lang w:val="en-AI" w:eastAsia="en-AI"/>
+                <w:lang w:eastAsia="en-AI"/>
               </w:rPr>
             </w:pPr>
             <w:r>
@@ -25155,7 +25109,7 @@
                 <w:rFonts w:ascii="Arial" w:eastAsia="Times New Roman" w:hAnsi="Arial" w:cs="Arial"/>
                 <w:sz w:val="26"/>
                 <w:szCs w:val="26"/>
-                <w:lang w:val="en-AI" w:eastAsia="en-AI"/>
+                <w:lang w:eastAsia="en-AI"/>
               </w:rPr>
               <w:t> </w:t>
             </w:r>
@@ -25182,7 +25136,7 @@
                 <w:rFonts w:ascii="Arial" w:eastAsia="Times New Roman" w:hAnsi="Arial" w:cs="Arial"/>
                 <w:sz w:val="26"/>
                 <w:szCs w:val="26"/>
-                <w:lang w:val="en-AI" w:eastAsia="en-AI"/>
+                <w:lang w:eastAsia="en-AI"/>
               </w:rPr>
             </w:pPr>
             <w:r>
@@ -25190,7 +25144,7 @@
                 <w:rFonts w:ascii="Arial" w:eastAsia="Times New Roman" w:hAnsi="Arial" w:cs="Arial"/>
                 <w:sz w:val="26"/>
                 <w:szCs w:val="26"/>
-                <w:lang w:val="en-AI" w:eastAsia="en-AI"/>
+                <w:lang w:eastAsia="en-AI"/>
               </w:rPr>
               <w:t>16</w:t>
             </w:r>
@@ -25218,7 +25172,7 @@
                 <w:rFonts w:ascii="Arial" w:eastAsia="Times New Roman" w:hAnsi="Arial" w:cs="Arial"/>
                 <w:sz w:val="26"/>
                 <w:szCs w:val="26"/>
-                <w:lang w:val="en-AI" w:eastAsia="en-AI"/>
+                <w:lang w:eastAsia="en-AI"/>
               </w:rPr>
             </w:pPr>
             <w:r>
@@ -25226,7 +25180,7 @@
                 <w:rFonts w:ascii="Arial" w:eastAsia="Times New Roman" w:hAnsi="Arial" w:cs="Arial"/>
                 <w:sz w:val="26"/>
                 <w:szCs w:val="26"/>
-                <w:lang w:val="en-AI" w:eastAsia="en-AI"/>
+                <w:lang w:eastAsia="en-AI"/>
               </w:rPr>
               <w:t> </w:t>
             </w:r>
@@ -25254,7 +25208,7 @@
                 <w:rFonts w:ascii="Arial" w:eastAsia="Times New Roman" w:hAnsi="Arial" w:cs="Arial"/>
                 <w:sz w:val="26"/>
                 <w:szCs w:val="26"/>
-                <w:lang w:val="en-AI" w:eastAsia="en-AI"/>
+                <w:lang w:eastAsia="en-AI"/>
               </w:rPr>
             </w:pPr>
           </w:p>
@@ -25282,7 +25236,7 @@
                 <w:rFonts w:ascii="Arial" w:eastAsia="Times New Roman" w:hAnsi="Arial" w:cs="Arial"/>
                 <w:sz w:val="26"/>
                 <w:szCs w:val="26"/>
-                <w:lang w:val="en-AI" w:eastAsia="en-AI"/>
+                <w:lang w:eastAsia="en-AI"/>
               </w:rPr>
             </w:pPr>
             <w:r>
@@ -25290,7 +25244,7 @@
                 <w:rFonts w:ascii="Arial" w:eastAsia="Times New Roman" w:hAnsi="Arial" w:cs="Arial"/>
                 <w:sz w:val="26"/>
                 <w:szCs w:val="26"/>
-                <w:lang w:val="en-AI" w:eastAsia="en-AI"/>
+                <w:lang w:eastAsia="en-AI"/>
               </w:rPr>
               <w:t>0</w:t>
             </w:r>
@@ -25318,7 +25272,7 @@
                 <w:rFonts w:ascii="Arial" w:eastAsia="Times New Roman" w:hAnsi="Arial" w:cs="Arial"/>
                 <w:sz w:val="26"/>
                 <w:szCs w:val="26"/>
-                <w:lang w:val="en-AI" w:eastAsia="en-AI"/>
+                <w:lang w:eastAsia="en-AI"/>
               </w:rPr>
             </w:pPr>
             <w:r>
@@ -25326,7 +25280,7 @@
                 <w:rFonts w:ascii="Arial" w:eastAsia="Times New Roman" w:hAnsi="Arial" w:cs="Arial"/>
                 <w:sz w:val="26"/>
                 <w:szCs w:val="26"/>
-                <w:lang w:val="en-AI" w:eastAsia="en-AI"/>
+                <w:lang w:eastAsia="en-AI"/>
               </w:rPr>
               <w:t>0</w:t>
             </w:r>
@@ -25359,7 +25313,7 @@
                 <w:rFonts w:ascii="Arial" w:eastAsia="Times New Roman" w:hAnsi="Arial" w:cs="Arial"/>
                 <w:sz w:val="26"/>
                 <w:szCs w:val="26"/>
-                <w:lang w:val="en-AI" w:eastAsia="en-AI"/>
+                <w:lang w:eastAsia="en-AI"/>
               </w:rPr>
             </w:pPr>
             <w:r>
@@ -25367,7 +25321,7 @@
                 <w:rFonts w:ascii="Arial" w:eastAsia="Times New Roman" w:hAnsi="Arial" w:cs="Arial"/>
                 <w:sz w:val="26"/>
                 <w:szCs w:val="26"/>
-                <w:lang w:val="en-AI" w:eastAsia="en-AI"/>
+                <w:lang w:eastAsia="en-AI"/>
               </w:rPr>
               <w:t> </w:t>
             </w:r>
@@ -25395,7 +25349,7 @@
                 <w:rFonts w:ascii="Arial" w:eastAsia="Times New Roman" w:hAnsi="Arial" w:cs="Arial"/>
                 <w:sz w:val="26"/>
                 <w:szCs w:val="26"/>
-                <w:lang w:val="en-AI" w:eastAsia="en-AI"/>
+                <w:lang w:eastAsia="en-AI"/>
               </w:rPr>
             </w:pPr>
             <w:r>
@@ -25403,7 +25357,7 @@
                 <w:rFonts w:ascii="Arial" w:eastAsia="Times New Roman" w:hAnsi="Arial" w:cs="Arial"/>
                 <w:sz w:val="26"/>
                 <w:szCs w:val="26"/>
-                <w:lang w:val="en-AI" w:eastAsia="en-AI"/>
+                <w:lang w:eastAsia="en-AI"/>
               </w:rPr>
               <w:t> </w:t>
             </w:r>
@@ -25431,7 +25385,7 @@
                 <w:rFonts w:ascii="Arial" w:eastAsia="Times New Roman" w:hAnsi="Arial" w:cs="Arial"/>
                 <w:sz w:val="26"/>
                 <w:szCs w:val="26"/>
-                <w:lang w:val="en-AI" w:eastAsia="en-AI"/>
+                <w:lang w:eastAsia="en-AI"/>
               </w:rPr>
             </w:pPr>
             <w:r>
@@ -25439,7 +25393,7 @@
                 <w:rFonts w:ascii="Arial" w:eastAsia="Times New Roman" w:hAnsi="Arial" w:cs="Arial"/>
                 <w:sz w:val="26"/>
                 <w:szCs w:val="26"/>
-                <w:lang w:val="en-AI" w:eastAsia="en-AI"/>
+                <w:lang w:eastAsia="en-AI"/>
               </w:rPr>
               <w:t>Week 42</w:t>
             </w:r>
@@ -25466,7 +25420,7 @@
                 <w:rFonts w:ascii="Arial" w:eastAsia="Times New Roman" w:hAnsi="Arial" w:cs="Arial"/>
                 <w:sz w:val="26"/>
                 <w:szCs w:val="26"/>
-                <w:lang w:val="en-AI" w:eastAsia="en-AI"/>
+                <w:lang w:eastAsia="en-AI"/>
               </w:rPr>
             </w:pPr>
             <w:r>
@@ -25474,7 +25428,7 @@
                 <w:rFonts w:ascii="Arial" w:eastAsia="Times New Roman" w:hAnsi="Arial" w:cs="Arial"/>
                 <w:sz w:val="26"/>
                 <w:szCs w:val="26"/>
-                <w:lang w:val="en-AI" w:eastAsia="en-AI"/>
+                <w:lang w:eastAsia="en-AI"/>
               </w:rPr>
               <w:t>17</w:t>
             </w:r>
@@ -25502,7 +25456,7 @@
                 <w:rFonts w:ascii="Arial" w:eastAsia="Times New Roman" w:hAnsi="Arial" w:cs="Arial"/>
                 <w:sz w:val="26"/>
                 <w:szCs w:val="26"/>
-                <w:lang w:val="en-AI" w:eastAsia="en-AI"/>
+                <w:lang w:eastAsia="en-AI"/>
               </w:rPr>
             </w:pPr>
             <w:r>
@@ -25510,7 +25464,7 @@
                 <w:rFonts w:ascii="Arial" w:eastAsia="Times New Roman" w:hAnsi="Arial" w:cs="Arial"/>
                 <w:sz w:val="26"/>
                 <w:szCs w:val="26"/>
-                <w:lang w:val="en-AI" w:eastAsia="en-AI"/>
+                <w:lang w:eastAsia="en-AI"/>
               </w:rPr>
               <w:t> </w:t>
             </w:r>
@@ -25538,7 +25492,7 @@
                 <w:rFonts w:ascii="Arial" w:eastAsia="Times New Roman" w:hAnsi="Arial" w:cs="Arial"/>
                 <w:sz w:val="26"/>
                 <w:szCs w:val="26"/>
-                <w:lang w:val="en-AI" w:eastAsia="en-AI"/>
+                <w:lang w:eastAsia="en-AI"/>
               </w:rPr>
             </w:pPr>
             <w:r>
@@ -25546,7 +25500,7 @@
                 <w:rFonts w:ascii="Arial" w:eastAsia="Times New Roman" w:hAnsi="Arial" w:cs="Arial"/>
                 <w:sz w:val="26"/>
                 <w:szCs w:val="26"/>
-                <w:lang w:val="en-AI" w:eastAsia="en-AI"/>
+                <w:lang w:eastAsia="en-AI"/>
               </w:rPr>
               <w:t> </w:t>
             </w:r>
@@ -25575,7 +25529,7 @@
                 <w:rFonts w:ascii="Arial" w:eastAsia="Times New Roman" w:hAnsi="Arial" w:cs="Arial"/>
                 <w:sz w:val="26"/>
                 <w:szCs w:val="26"/>
-                <w:lang w:val="en-AI" w:eastAsia="en-AI"/>
+                <w:lang w:eastAsia="en-AI"/>
               </w:rPr>
             </w:pPr>
             <w:r>
@@ -25583,7 +25537,7 @@
                 <w:rFonts w:ascii="Arial" w:eastAsia="Times New Roman" w:hAnsi="Arial" w:cs="Arial"/>
                 <w:sz w:val="26"/>
                 <w:szCs w:val="26"/>
-                <w:lang w:val="en-AI" w:eastAsia="en-AI"/>
+                <w:lang w:eastAsia="en-AI"/>
               </w:rPr>
               <w:t>0</w:t>
             </w:r>
@@ -25611,7 +25565,7 @@
                 <w:rFonts w:ascii="Arial" w:eastAsia="Times New Roman" w:hAnsi="Arial" w:cs="Arial"/>
                 <w:sz w:val="26"/>
                 <w:szCs w:val="26"/>
-                <w:lang w:val="en-AI" w:eastAsia="en-AI"/>
+                <w:lang w:eastAsia="en-AI"/>
               </w:rPr>
             </w:pPr>
             <w:r>
@@ -25619,7 +25573,7 @@
                 <w:rFonts w:ascii="Arial" w:eastAsia="Times New Roman" w:hAnsi="Arial" w:cs="Arial"/>
                 <w:sz w:val="26"/>
                 <w:szCs w:val="26"/>
-                <w:lang w:val="en-AI" w:eastAsia="en-AI"/>
+                <w:lang w:eastAsia="en-AI"/>
               </w:rPr>
               <w:t>160</w:t>
             </w:r>
@@ -25652,7 +25606,7 @@
                 <w:rFonts w:ascii="Arial" w:eastAsia="Times New Roman" w:hAnsi="Arial" w:cs="Arial"/>
                 <w:sz w:val="26"/>
                 <w:szCs w:val="26"/>
-                <w:lang w:val="en-AI" w:eastAsia="en-AI"/>
+                <w:lang w:eastAsia="en-AI"/>
               </w:rPr>
             </w:pPr>
             <w:r>
@@ -25660,7 +25614,7 @@
                 <w:rFonts w:ascii="Arial" w:eastAsia="Times New Roman" w:hAnsi="Arial" w:cs="Arial"/>
                 <w:sz w:val="26"/>
                 <w:szCs w:val="26"/>
-                <w:lang w:val="en-AI" w:eastAsia="en-AI"/>
+                <w:lang w:eastAsia="en-AI"/>
               </w:rPr>
               <w:t> </w:t>
             </w:r>
@@ -25688,7 +25642,7 @@
                 <w:rFonts w:ascii="Arial" w:eastAsia="Times New Roman" w:hAnsi="Arial" w:cs="Arial"/>
                 <w:sz w:val="26"/>
                 <w:szCs w:val="26"/>
-                <w:lang w:val="en-AI" w:eastAsia="en-AI"/>
+                <w:lang w:eastAsia="en-AI"/>
               </w:rPr>
             </w:pPr>
             <w:r>
@@ -25696,7 +25650,7 @@
                 <w:rFonts w:ascii="Arial" w:eastAsia="Times New Roman" w:hAnsi="Arial" w:cs="Arial"/>
                 <w:sz w:val="26"/>
                 <w:szCs w:val="26"/>
-                <w:lang w:val="en-AI" w:eastAsia="en-AI"/>
+                <w:lang w:eastAsia="en-AI"/>
               </w:rPr>
               <w:t> </w:t>
             </w:r>
@@ -25724,7 +25678,7 @@
                 <w:rFonts w:ascii="Arial" w:eastAsia="Times New Roman" w:hAnsi="Arial" w:cs="Arial"/>
                 <w:sz w:val="26"/>
                 <w:szCs w:val="26"/>
-                <w:lang w:val="en-AI" w:eastAsia="en-AI"/>
+                <w:lang w:eastAsia="en-AI"/>
               </w:rPr>
             </w:pPr>
             <w:r>
@@ -25732,7 +25686,7 @@
                 <w:rFonts w:ascii="Arial" w:eastAsia="Times New Roman" w:hAnsi="Arial" w:cs="Arial"/>
                 <w:sz w:val="26"/>
                 <w:szCs w:val="26"/>
-                <w:lang w:val="en-AI" w:eastAsia="en-AI"/>
+                <w:lang w:eastAsia="en-AI"/>
               </w:rPr>
               <w:t> </w:t>
             </w:r>
@@ -25759,7 +25713,7 @@
                 <w:rFonts w:ascii="Arial" w:eastAsia="Times New Roman" w:hAnsi="Arial" w:cs="Arial"/>
                 <w:sz w:val="26"/>
                 <w:szCs w:val="26"/>
-                <w:lang w:val="en-AI" w:eastAsia="en-AI"/>
+                <w:lang w:eastAsia="en-AI"/>
               </w:rPr>
             </w:pPr>
             <w:r>
@@ -25767,7 +25721,7 @@
                 <w:rFonts w:ascii="Arial" w:eastAsia="Times New Roman" w:hAnsi="Arial" w:cs="Arial"/>
                 <w:sz w:val="26"/>
                 <w:szCs w:val="26"/>
-                <w:lang w:val="en-AI" w:eastAsia="en-AI"/>
+                <w:lang w:eastAsia="en-AI"/>
               </w:rPr>
               <w:t>18</w:t>
             </w:r>
@@ -25795,7 +25749,7 @@
                 <w:rFonts w:ascii="Arial" w:eastAsia="Times New Roman" w:hAnsi="Arial" w:cs="Arial"/>
                 <w:sz w:val="26"/>
                 <w:szCs w:val="26"/>
-                <w:lang w:val="en-AI" w:eastAsia="en-AI"/>
+                <w:lang w:eastAsia="en-AI"/>
               </w:rPr>
             </w:pPr>
             <w:r>
@@ -25803,7 +25757,7 @@
                 <w:rFonts w:ascii="Arial" w:eastAsia="Times New Roman" w:hAnsi="Arial" w:cs="Arial"/>
                 <w:sz w:val="26"/>
                 <w:szCs w:val="26"/>
-                <w:lang w:val="en-AI" w:eastAsia="en-AI"/>
+                <w:lang w:eastAsia="en-AI"/>
               </w:rPr>
               <w:t> </w:t>
             </w:r>
@@ -25831,7 +25785,7 @@
                 <w:rFonts w:ascii="Arial" w:eastAsia="Times New Roman" w:hAnsi="Arial" w:cs="Arial"/>
                 <w:sz w:val="26"/>
                 <w:szCs w:val="26"/>
-                <w:lang w:val="en-AI" w:eastAsia="en-AI"/>
+                <w:lang w:eastAsia="en-AI"/>
               </w:rPr>
             </w:pPr>
           </w:p>
@@ -25859,7 +25813,7 @@
                 <w:rFonts w:ascii="Arial" w:eastAsia="Times New Roman" w:hAnsi="Arial" w:cs="Arial"/>
                 <w:sz w:val="26"/>
                 <w:szCs w:val="26"/>
-                <w:lang w:val="en-AI" w:eastAsia="en-AI"/>
+                <w:lang w:eastAsia="en-AI"/>
               </w:rPr>
             </w:pPr>
             <w:r>
@@ -25867,7 +25821,7 @@
                 <w:rFonts w:ascii="Arial" w:eastAsia="Times New Roman" w:hAnsi="Arial" w:cs="Arial"/>
                 <w:sz w:val="26"/>
                 <w:szCs w:val="26"/>
-                <w:lang w:val="en-AI" w:eastAsia="en-AI"/>
+                <w:lang w:eastAsia="en-AI"/>
               </w:rPr>
               <w:t>0</w:t>
             </w:r>
@@ -25895,7 +25849,7 @@
                 <w:rFonts w:ascii="Arial" w:eastAsia="Times New Roman" w:hAnsi="Arial" w:cs="Arial"/>
                 <w:sz w:val="26"/>
                 <w:szCs w:val="26"/>
-                <w:lang w:val="en-AI" w:eastAsia="en-AI"/>
+                <w:lang w:eastAsia="en-AI"/>
               </w:rPr>
             </w:pPr>
             <w:r>
@@ -25903,7 +25857,7 @@
                 <w:rFonts w:ascii="Arial" w:eastAsia="Times New Roman" w:hAnsi="Arial" w:cs="Arial"/>
                 <w:sz w:val="26"/>
                 <w:szCs w:val="26"/>
-                <w:lang w:val="en-AI" w:eastAsia="en-AI"/>
+                <w:lang w:eastAsia="en-AI"/>
               </w:rPr>
               <w:t>0</w:t>
             </w:r>
@@ -25936,7 +25890,7 @@
                 <w:rFonts w:ascii="Arial" w:eastAsia="Times New Roman" w:hAnsi="Arial" w:cs="Arial"/>
                 <w:sz w:val="26"/>
                 <w:szCs w:val="26"/>
-                <w:lang w:val="en-AI" w:eastAsia="en-AI"/>
+                <w:lang w:eastAsia="en-AI"/>
               </w:rPr>
             </w:pPr>
             <w:r>
@@ -25944,7 +25898,7 @@
                 <w:rFonts w:ascii="Arial" w:eastAsia="Times New Roman" w:hAnsi="Arial" w:cs="Arial"/>
                 <w:sz w:val="26"/>
                 <w:szCs w:val="26"/>
-                <w:lang w:val="en-AI" w:eastAsia="en-AI"/>
+                <w:lang w:eastAsia="en-AI"/>
               </w:rPr>
               <w:t> </w:t>
             </w:r>
@@ -25972,7 +25926,7 @@
                 <w:rFonts w:ascii="Arial" w:eastAsia="Times New Roman" w:hAnsi="Arial" w:cs="Arial"/>
                 <w:sz w:val="26"/>
                 <w:szCs w:val="26"/>
-                <w:lang w:val="en-AI" w:eastAsia="en-AI"/>
+                <w:lang w:eastAsia="en-AI"/>
               </w:rPr>
             </w:pPr>
             <w:r>
@@ -25980,7 +25934,7 @@
                 <w:rFonts w:ascii="Arial" w:eastAsia="Times New Roman" w:hAnsi="Arial" w:cs="Arial"/>
                 <w:sz w:val="26"/>
                 <w:szCs w:val="26"/>
-                <w:lang w:val="en-AI" w:eastAsia="en-AI"/>
+                <w:lang w:eastAsia="en-AI"/>
               </w:rPr>
               <w:t>Q4 Total</w:t>
             </w:r>
@@ -26008,7 +25962,7 @@
                 <w:rFonts w:ascii="Arial" w:eastAsia="Times New Roman" w:hAnsi="Arial" w:cs="Arial"/>
                 <w:sz w:val="26"/>
                 <w:szCs w:val="26"/>
-                <w:lang w:val="en-AI" w:eastAsia="en-AI"/>
+                <w:lang w:eastAsia="en-AI"/>
               </w:rPr>
             </w:pPr>
             <w:r>
@@ -26016,7 +25970,7 @@
                 <w:rFonts w:ascii="Arial" w:eastAsia="Times New Roman" w:hAnsi="Arial" w:cs="Arial"/>
                 <w:sz w:val="26"/>
                 <w:szCs w:val="26"/>
-                <w:lang w:val="en-AI" w:eastAsia="en-AI"/>
+                <w:lang w:eastAsia="en-AI"/>
               </w:rPr>
               <w:t> </w:t>
             </w:r>
@@ -26043,7 +25997,7 @@
                 <w:rFonts w:ascii="Arial" w:eastAsia="Times New Roman" w:hAnsi="Arial" w:cs="Arial"/>
                 <w:sz w:val="26"/>
                 <w:szCs w:val="26"/>
-                <w:lang w:val="en-AI" w:eastAsia="en-AI"/>
+                <w:lang w:eastAsia="en-AI"/>
               </w:rPr>
             </w:pPr>
             <w:r>
@@ -26051,7 +26005,7 @@
                 <w:rFonts w:ascii="Arial" w:eastAsia="Times New Roman" w:hAnsi="Arial" w:cs="Arial"/>
                 <w:sz w:val="26"/>
                 <w:szCs w:val="26"/>
-                <w:lang w:val="en-AI" w:eastAsia="en-AI"/>
+                <w:lang w:eastAsia="en-AI"/>
               </w:rPr>
               <w:t> </w:t>
             </w:r>
@@ -26080,7 +26034,7 @@
                 <w:rFonts w:ascii="Arial" w:eastAsia="Times New Roman" w:hAnsi="Arial" w:cs="Arial"/>
                 <w:sz w:val="26"/>
                 <w:szCs w:val="26"/>
-                <w:lang w:val="en-AI" w:eastAsia="en-AI"/>
+                <w:lang w:eastAsia="en-AI"/>
               </w:rPr>
             </w:pPr>
             <w:r>
@@ -26088,7 +26042,7 @@
                 <w:rFonts w:ascii="Arial" w:eastAsia="Times New Roman" w:hAnsi="Arial" w:cs="Arial"/>
                 <w:sz w:val="26"/>
                 <w:szCs w:val="26"/>
-                <w:lang w:val="en-AI" w:eastAsia="en-AI"/>
+                <w:lang w:eastAsia="en-AI"/>
               </w:rPr>
               <w:t>704</w:t>
             </w:r>
@@ -26117,7 +26071,7 @@
                 <w:rFonts w:ascii="Arial" w:eastAsia="Times New Roman" w:hAnsi="Arial" w:cs="Arial"/>
                 <w:sz w:val="26"/>
                 <w:szCs w:val="26"/>
-                <w:lang w:val="en-AI" w:eastAsia="en-AI"/>
+                <w:lang w:eastAsia="en-AI"/>
               </w:rPr>
             </w:pPr>
             <w:r>
@@ -26125,7 +26079,7 @@
                 <w:rFonts w:ascii="Arial" w:eastAsia="Times New Roman" w:hAnsi="Arial" w:cs="Arial"/>
                 <w:sz w:val="26"/>
                 <w:szCs w:val="26"/>
-                <w:lang w:val="en-AI" w:eastAsia="en-AI"/>
+                <w:lang w:eastAsia="en-AI"/>
               </w:rPr>
               <w:t>800</w:t>
             </w:r>
@@ -26154,7 +26108,7 @@
                 <w:rFonts w:ascii="Arial" w:eastAsia="Times New Roman" w:hAnsi="Arial" w:cs="Arial"/>
                 <w:sz w:val="26"/>
                 <w:szCs w:val="26"/>
-                <w:lang w:val="en-AI" w:eastAsia="en-AI"/>
+                <w:lang w:eastAsia="en-AI"/>
               </w:rPr>
             </w:pPr>
             <w:r>
@@ -26162,7 +26116,7 @@
                 <w:rFonts w:ascii="Arial" w:eastAsia="Times New Roman" w:hAnsi="Arial" w:cs="Arial"/>
                 <w:sz w:val="26"/>
                 <w:szCs w:val="26"/>
-                <w:lang w:val="en-AI" w:eastAsia="en-AI"/>
+                <w:lang w:eastAsia="en-AI"/>
               </w:rPr>
               <w:t>704</w:t>
             </w:r>
@@ -26190,7 +26144,7 @@
                 <w:rFonts w:ascii="Arial" w:eastAsia="Times New Roman" w:hAnsi="Arial" w:cs="Arial"/>
                 <w:sz w:val="26"/>
                 <w:szCs w:val="26"/>
-                <w:lang w:val="en-AI" w:eastAsia="en-AI"/>
+                <w:lang w:eastAsia="en-AI"/>
               </w:rPr>
             </w:pPr>
             <w:r>
@@ -26198,7 +26152,7 @@
                 <w:rFonts w:ascii="Arial" w:eastAsia="Times New Roman" w:hAnsi="Arial" w:cs="Arial"/>
                 <w:sz w:val="26"/>
                 <w:szCs w:val="26"/>
-                <w:lang w:val="en-AI" w:eastAsia="en-AI"/>
+                <w:lang w:eastAsia="en-AI"/>
               </w:rPr>
               <w:t>1600</w:t>
             </w:r>
@@ -26231,7 +26185,7 @@
                 <w:rFonts w:ascii="Arial" w:eastAsia="Times New Roman" w:hAnsi="Arial" w:cs="Arial"/>
                 <w:sz w:val="26"/>
                 <w:szCs w:val="26"/>
-                <w:lang w:val="en-AI" w:eastAsia="en-AI"/>
+                <w:lang w:eastAsia="en-AI"/>
               </w:rPr>
             </w:pPr>
             <w:r>
@@ -26239,7 +26193,7 @@
                 <w:rFonts w:ascii="Arial" w:eastAsia="Times New Roman" w:hAnsi="Arial" w:cs="Arial"/>
                 <w:sz w:val="26"/>
                 <w:szCs w:val="26"/>
-                <w:lang w:val="en-AI" w:eastAsia="en-AI"/>
+                <w:lang w:eastAsia="en-AI"/>
               </w:rPr>
               <w:t>2022 Total</w:t>
             </w:r>
@@ -26267,7 +26221,7 @@
                 <w:rFonts w:ascii="Arial" w:eastAsia="Times New Roman" w:hAnsi="Arial" w:cs="Arial"/>
                 <w:sz w:val="26"/>
                 <w:szCs w:val="26"/>
-                <w:lang w:val="en-AI" w:eastAsia="en-AI"/>
+                <w:lang w:eastAsia="en-AI"/>
               </w:rPr>
             </w:pPr>
             <w:r>
@@ -26275,7 +26229,7 @@
                 <w:rFonts w:ascii="Arial" w:eastAsia="Times New Roman" w:hAnsi="Arial" w:cs="Arial"/>
                 <w:sz w:val="26"/>
                 <w:szCs w:val="26"/>
-                <w:lang w:val="en-AI" w:eastAsia="en-AI"/>
+                <w:lang w:eastAsia="en-AI"/>
               </w:rPr>
               <w:t> </w:t>
             </w:r>
@@ -26303,7 +26257,7 @@
                 <w:rFonts w:ascii="Arial" w:eastAsia="Times New Roman" w:hAnsi="Arial" w:cs="Arial"/>
                 <w:sz w:val="26"/>
                 <w:szCs w:val="26"/>
-                <w:lang w:val="en-AI" w:eastAsia="en-AI"/>
+                <w:lang w:eastAsia="en-AI"/>
               </w:rPr>
             </w:pPr>
             <w:r>
@@ -26311,7 +26265,7 @@
                 <w:rFonts w:ascii="Arial" w:eastAsia="Times New Roman" w:hAnsi="Arial" w:cs="Arial"/>
                 <w:sz w:val="26"/>
                 <w:szCs w:val="26"/>
-                <w:lang w:val="en-AI" w:eastAsia="en-AI"/>
+                <w:lang w:eastAsia="en-AI"/>
               </w:rPr>
               <w:t> </w:t>
             </w:r>
@@ -26338,7 +26292,7 @@
                 <w:rFonts w:ascii="Arial" w:eastAsia="Times New Roman" w:hAnsi="Arial" w:cs="Arial"/>
                 <w:sz w:val="26"/>
                 <w:szCs w:val="26"/>
-                <w:lang w:val="en-AI" w:eastAsia="en-AI"/>
+                <w:lang w:eastAsia="en-AI"/>
               </w:rPr>
             </w:pPr>
             <w:r>
@@ -26346,7 +26300,7 @@
                 <w:rFonts w:ascii="Arial" w:eastAsia="Times New Roman" w:hAnsi="Arial" w:cs="Arial"/>
                 <w:sz w:val="26"/>
                 <w:szCs w:val="26"/>
-                <w:lang w:val="en-AI" w:eastAsia="en-AI"/>
+                <w:lang w:eastAsia="en-AI"/>
               </w:rPr>
               <w:t> </w:t>
             </w:r>
@@ -26375,7 +26329,7 @@
                 <w:rFonts w:ascii="Arial" w:eastAsia="Times New Roman" w:hAnsi="Arial" w:cs="Arial"/>
                 <w:sz w:val="26"/>
                 <w:szCs w:val="26"/>
-                <w:lang w:val="en-AI" w:eastAsia="en-AI"/>
+                <w:lang w:eastAsia="en-AI"/>
               </w:rPr>
             </w:pPr>
             <w:r>
@@ -26383,7 +26337,7 @@
                 <w:rFonts w:ascii="Arial" w:eastAsia="Times New Roman" w:hAnsi="Arial" w:cs="Arial"/>
                 <w:sz w:val="26"/>
                 <w:szCs w:val="26"/>
-                <w:lang w:val="en-AI" w:eastAsia="en-AI"/>
+                <w:lang w:eastAsia="en-AI"/>
               </w:rPr>
               <w:t>704</w:t>
             </w:r>
@@ -26412,7 +26366,7 @@
                 <w:rFonts w:ascii="Arial" w:eastAsia="Times New Roman" w:hAnsi="Arial" w:cs="Arial"/>
                 <w:sz w:val="26"/>
                 <w:szCs w:val="26"/>
-                <w:lang w:val="en-AI" w:eastAsia="en-AI"/>
+                <w:lang w:eastAsia="en-AI"/>
               </w:rPr>
             </w:pPr>
             <w:r>
@@ -26420,7 +26374,7 @@
                 <w:rFonts w:ascii="Arial" w:eastAsia="Times New Roman" w:hAnsi="Arial" w:cs="Arial"/>
                 <w:sz w:val="26"/>
                 <w:szCs w:val="26"/>
-                <w:lang w:val="en-AI" w:eastAsia="en-AI"/>
+                <w:lang w:eastAsia="en-AI"/>
               </w:rPr>
               <w:t>800</w:t>
             </w:r>
@@ -26449,7 +26403,7 @@
                 <w:rFonts w:ascii="Arial" w:eastAsia="Times New Roman" w:hAnsi="Arial" w:cs="Arial"/>
                 <w:sz w:val="26"/>
                 <w:szCs w:val="26"/>
-                <w:lang w:val="en-AI" w:eastAsia="en-AI"/>
+                <w:lang w:eastAsia="en-AI"/>
               </w:rPr>
             </w:pPr>
             <w:r>
@@ -26457,7 +26411,7 @@
                 <w:rFonts w:ascii="Arial" w:eastAsia="Times New Roman" w:hAnsi="Arial" w:cs="Arial"/>
                 <w:sz w:val="26"/>
                 <w:szCs w:val="26"/>
-                <w:lang w:val="en-AI" w:eastAsia="en-AI"/>
+                <w:lang w:eastAsia="en-AI"/>
               </w:rPr>
               <w:t>704</w:t>
             </w:r>
@@ -26485,7 +26439,7 @@
                 <w:rFonts w:ascii="Arial" w:eastAsia="Times New Roman" w:hAnsi="Arial" w:cs="Arial"/>
                 <w:sz w:val="26"/>
                 <w:szCs w:val="26"/>
-                <w:lang w:val="en-AI" w:eastAsia="en-AI"/>
+                <w:lang w:eastAsia="en-AI"/>
               </w:rPr>
             </w:pPr>
             <w:r>
@@ -26493,7 +26447,7 @@
                 <w:rFonts w:ascii="Arial" w:eastAsia="Times New Roman" w:hAnsi="Arial" w:cs="Arial"/>
                 <w:sz w:val="26"/>
                 <w:szCs w:val="26"/>
-                <w:lang w:val="en-AI" w:eastAsia="en-AI"/>
+                <w:lang w:eastAsia="en-AI"/>
               </w:rPr>
               <w:t>1600</w:t>
             </w:r>
@@ -26526,7 +26480,7 @@
                 <w:rFonts w:ascii="Arial" w:eastAsia="Times New Roman" w:hAnsi="Arial" w:cs="Arial"/>
                 <w:sz w:val="26"/>
                 <w:szCs w:val="26"/>
-                <w:lang w:val="en-AI" w:eastAsia="en-AI"/>
+                <w:lang w:eastAsia="en-AI"/>
               </w:rPr>
             </w:pPr>
             <w:r>
@@ -26534,7 +26488,7 @@
                 <w:rFonts w:ascii="Arial" w:eastAsia="Times New Roman" w:hAnsi="Arial" w:cs="Arial"/>
                 <w:sz w:val="26"/>
                 <w:szCs w:val="26"/>
-                <w:lang w:val="en-AI" w:eastAsia="en-AI"/>
+                <w:lang w:eastAsia="en-AI"/>
               </w:rPr>
               <w:t>Grand Total</w:t>
             </w:r>
@@ -26562,7 +26516,7 @@
                 <w:rFonts w:ascii="Arial" w:eastAsia="Times New Roman" w:hAnsi="Arial" w:cs="Arial"/>
                 <w:sz w:val="26"/>
                 <w:szCs w:val="26"/>
-                <w:lang w:val="en-AI" w:eastAsia="en-AI"/>
+                <w:lang w:eastAsia="en-AI"/>
               </w:rPr>
             </w:pPr>
             <w:r>
@@ -26570,7 +26524,7 @@
                 <w:rFonts w:ascii="Arial" w:eastAsia="Times New Roman" w:hAnsi="Arial" w:cs="Arial"/>
                 <w:sz w:val="26"/>
                 <w:szCs w:val="26"/>
-                <w:lang w:val="en-AI" w:eastAsia="en-AI"/>
+                <w:lang w:eastAsia="en-AI"/>
               </w:rPr>
               <w:t> </w:t>
             </w:r>
@@ -26598,7 +26552,7 @@
                 <w:rFonts w:ascii="Arial" w:eastAsia="Times New Roman" w:hAnsi="Arial" w:cs="Arial"/>
                 <w:sz w:val="26"/>
                 <w:szCs w:val="26"/>
-                <w:lang w:val="en-AI" w:eastAsia="en-AI"/>
+                <w:lang w:eastAsia="en-AI"/>
               </w:rPr>
             </w:pPr>
             <w:r>
@@ -26606,7 +26560,7 @@
                 <w:rFonts w:ascii="Arial" w:eastAsia="Times New Roman" w:hAnsi="Arial" w:cs="Arial"/>
                 <w:sz w:val="26"/>
                 <w:szCs w:val="26"/>
-                <w:lang w:val="en-AI" w:eastAsia="en-AI"/>
+                <w:lang w:eastAsia="en-AI"/>
               </w:rPr>
               <w:t> </w:t>
             </w:r>
@@ -26633,7 +26587,7 @@
                 <w:rFonts w:ascii="Arial" w:eastAsia="Times New Roman" w:hAnsi="Arial" w:cs="Arial"/>
                 <w:sz w:val="26"/>
                 <w:szCs w:val="26"/>
-                <w:lang w:val="en-AI" w:eastAsia="en-AI"/>
+                <w:lang w:eastAsia="en-AI"/>
               </w:rPr>
             </w:pPr>
             <w:r>
@@ -26641,7 +26595,7 @@
                 <w:rFonts w:ascii="Arial" w:eastAsia="Times New Roman" w:hAnsi="Arial" w:cs="Arial"/>
                 <w:sz w:val="26"/>
                 <w:szCs w:val="26"/>
-                <w:lang w:val="en-AI" w:eastAsia="en-AI"/>
+                <w:lang w:eastAsia="en-AI"/>
               </w:rPr>
               <w:t> </w:t>
             </w:r>
@@ -26670,7 +26624,7 @@
                 <w:rFonts w:ascii="Arial" w:eastAsia="Times New Roman" w:hAnsi="Arial" w:cs="Arial"/>
                 <w:sz w:val="26"/>
                 <w:szCs w:val="26"/>
-                <w:lang w:val="en-AI" w:eastAsia="en-AI"/>
+                <w:lang w:eastAsia="en-AI"/>
               </w:rPr>
             </w:pPr>
             <w:r>
@@ -26678,7 +26632,7 @@
                 <w:rFonts w:ascii="Arial" w:eastAsia="Times New Roman" w:hAnsi="Arial" w:cs="Arial"/>
                 <w:sz w:val="26"/>
                 <w:szCs w:val="26"/>
-                <w:lang w:val="en-AI" w:eastAsia="en-AI"/>
+                <w:lang w:eastAsia="en-AI"/>
               </w:rPr>
               <w:t>704</w:t>
             </w:r>
@@ -26707,7 +26661,7 @@
                 <w:rFonts w:ascii="Arial" w:eastAsia="Times New Roman" w:hAnsi="Arial" w:cs="Arial"/>
                 <w:sz w:val="26"/>
                 <w:szCs w:val="26"/>
-                <w:lang w:val="en-AI" w:eastAsia="en-AI"/>
+                <w:lang w:eastAsia="en-AI"/>
               </w:rPr>
             </w:pPr>
             <w:r>
@@ -26715,7 +26669,7 @@
                 <w:rFonts w:ascii="Arial" w:eastAsia="Times New Roman" w:hAnsi="Arial" w:cs="Arial"/>
                 <w:sz w:val="26"/>
                 <w:szCs w:val="26"/>
-                <w:lang w:val="en-AI" w:eastAsia="en-AI"/>
+                <w:lang w:eastAsia="en-AI"/>
               </w:rPr>
               <w:t>800</w:t>
             </w:r>
@@ -26744,7 +26698,7 @@
                 <w:rFonts w:ascii="Arial" w:eastAsia="Times New Roman" w:hAnsi="Arial" w:cs="Arial"/>
                 <w:sz w:val="26"/>
                 <w:szCs w:val="26"/>
-                <w:lang w:val="en-AI" w:eastAsia="en-AI"/>
+                <w:lang w:eastAsia="en-AI"/>
               </w:rPr>
             </w:pPr>
             <w:r>
@@ -26752,7 +26706,7 @@
                 <w:rFonts w:ascii="Arial" w:eastAsia="Times New Roman" w:hAnsi="Arial" w:cs="Arial"/>
                 <w:sz w:val="26"/>
                 <w:szCs w:val="26"/>
-                <w:lang w:val="en-AI" w:eastAsia="en-AI"/>
+                <w:lang w:eastAsia="en-AI"/>
               </w:rPr>
               <w:t>704</w:t>
             </w:r>
@@ -26780,7 +26734,7 @@
                 <w:rFonts w:ascii="Arial" w:eastAsia="Times New Roman" w:hAnsi="Arial" w:cs="Arial"/>
                 <w:sz w:val="26"/>
                 <w:szCs w:val="26"/>
-                <w:lang w:val="en-AI" w:eastAsia="en-AI"/>
+                <w:lang w:eastAsia="en-AI"/>
               </w:rPr>
             </w:pPr>
             <w:r>
@@ -26788,7 +26742,7 @@
                 <w:rFonts w:ascii="Arial" w:eastAsia="Times New Roman" w:hAnsi="Arial" w:cs="Arial"/>
                 <w:sz w:val="26"/>
                 <w:szCs w:val="26"/>
-                <w:lang w:val="en-AI" w:eastAsia="en-AI"/>
+                <w:lang w:eastAsia="en-AI"/>
               </w:rPr>
               <w:t>1600</w:t>
             </w:r>
@@ -27266,6 +27220,230 @@
     </w:lvl>
   </w:abstractNum>
   <w:abstractNum w:abstractNumId="3" w15:restartNumberingAfterBreak="0">
+    <w:nsid w:val="2D97302A"/>
+    <w:multiLevelType w:val="hybridMultilevel"/>
+    <w:tmpl w:val="62082928"/>
+    <w:lvl w:ilvl="0" w:tplc="89BA4BE8">
+      <w:numFmt w:val="bullet"/>
+      <w:lvlText w:val=""/>
+      <w:lvlJc w:val="left"/>
+      <w:pPr>
+        <w:ind w:left="720" w:hanging="360"/>
+      </w:pPr>
+      <w:rPr>
+        <w:rFonts w:ascii="Wingdings" w:eastAsiaTheme="minorHAnsi" w:hAnsi="Wingdings" w:cs="Times New Roman" w:hint="default"/>
+      </w:rPr>
+    </w:lvl>
+    <w:lvl w:ilvl="1" w:tplc="20000003" w:tentative="1">
+      <w:start w:val="1"/>
+      <w:numFmt w:val="bullet"/>
+      <w:lvlText w:val="o"/>
+      <w:lvlJc w:val="left"/>
+      <w:pPr>
+        <w:ind w:left="1440" w:hanging="360"/>
+      </w:pPr>
+      <w:rPr>
+        <w:rFonts w:ascii="Courier New" w:hAnsi="Courier New" w:cs="Courier New" w:hint="default"/>
+      </w:rPr>
+    </w:lvl>
+    <w:lvl w:ilvl="2" w:tplc="20000005" w:tentative="1">
+      <w:start w:val="1"/>
+      <w:numFmt w:val="bullet"/>
+      <w:lvlText w:val=""/>
+      <w:lvlJc w:val="left"/>
+      <w:pPr>
+        <w:ind w:left="2160" w:hanging="360"/>
+      </w:pPr>
+      <w:rPr>
+        <w:rFonts w:ascii="Wingdings" w:hAnsi="Wingdings" w:hint="default"/>
+      </w:rPr>
+    </w:lvl>
+    <w:lvl w:ilvl="3" w:tplc="20000001" w:tentative="1">
+      <w:start w:val="1"/>
+      <w:numFmt w:val="bullet"/>
+      <w:lvlText w:val=""/>
+      <w:lvlJc w:val="left"/>
+      <w:pPr>
+        <w:ind w:left="2880" w:hanging="360"/>
+      </w:pPr>
+      <w:rPr>
+        <w:rFonts w:ascii="Symbol" w:hAnsi="Symbol" w:hint="default"/>
+      </w:rPr>
+    </w:lvl>
+    <w:lvl w:ilvl="4" w:tplc="20000003" w:tentative="1">
+      <w:start w:val="1"/>
+      <w:numFmt w:val="bullet"/>
+      <w:lvlText w:val="o"/>
+      <w:lvlJc w:val="left"/>
+      <w:pPr>
+        <w:ind w:left="3600" w:hanging="360"/>
+      </w:pPr>
+      <w:rPr>
+        <w:rFonts w:ascii="Courier New" w:hAnsi="Courier New" w:cs="Courier New" w:hint="default"/>
+      </w:rPr>
+    </w:lvl>
+    <w:lvl w:ilvl="5" w:tplc="20000005" w:tentative="1">
+      <w:start w:val="1"/>
+      <w:numFmt w:val="bullet"/>
+      <w:lvlText w:val=""/>
+      <w:lvlJc w:val="left"/>
+      <w:pPr>
+        <w:ind w:left="4320" w:hanging="360"/>
+      </w:pPr>
+      <w:rPr>
+        <w:rFonts w:ascii="Wingdings" w:hAnsi="Wingdings" w:hint="default"/>
+      </w:rPr>
+    </w:lvl>
+    <w:lvl w:ilvl="6" w:tplc="20000001" w:tentative="1">
+      <w:start w:val="1"/>
+      <w:numFmt w:val="bullet"/>
+      <w:lvlText w:val=""/>
+      <w:lvlJc w:val="left"/>
+      <w:pPr>
+        <w:ind w:left="5040" w:hanging="360"/>
+      </w:pPr>
+      <w:rPr>
+        <w:rFonts w:ascii="Symbol" w:hAnsi="Symbol" w:hint="default"/>
+      </w:rPr>
+    </w:lvl>
+    <w:lvl w:ilvl="7" w:tplc="20000003" w:tentative="1">
+      <w:start w:val="1"/>
+      <w:numFmt w:val="bullet"/>
+      <w:lvlText w:val="o"/>
+      <w:lvlJc w:val="left"/>
+      <w:pPr>
+        <w:ind w:left="5760" w:hanging="360"/>
+      </w:pPr>
+      <w:rPr>
+        <w:rFonts w:ascii="Courier New" w:hAnsi="Courier New" w:cs="Courier New" w:hint="default"/>
+      </w:rPr>
+    </w:lvl>
+    <w:lvl w:ilvl="8" w:tplc="20000005" w:tentative="1">
+      <w:start w:val="1"/>
+      <w:numFmt w:val="bullet"/>
+      <w:lvlText w:val=""/>
+      <w:lvlJc w:val="left"/>
+      <w:pPr>
+        <w:ind w:left="6480" w:hanging="360"/>
+      </w:pPr>
+      <w:rPr>
+        <w:rFonts w:ascii="Wingdings" w:hAnsi="Wingdings" w:hint="default"/>
+      </w:rPr>
+    </w:lvl>
+  </w:abstractNum>
+  <w:abstractNum w:abstractNumId="4" w15:restartNumberingAfterBreak="0">
+    <w:nsid w:val="2E581591"/>
+    <w:multiLevelType w:val="hybridMultilevel"/>
+    <w:tmpl w:val="D18EE102"/>
+    <w:lvl w:ilvl="0" w:tplc="91C257CE">
+      <w:numFmt w:val="bullet"/>
+      <w:lvlText w:val=""/>
+      <w:lvlJc w:val="left"/>
+      <w:pPr>
+        <w:ind w:left="1080" w:hanging="360"/>
+      </w:pPr>
+      <w:rPr>
+        <w:rFonts w:ascii="Wingdings" w:eastAsiaTheme="minorHAnsi" w:hAnsi="Wingdings" w:cs="Times New Roman" w:hint="default"/>
+      </w:rPr>
+    </w:lvl>
+    <w:lvl w:ilvl="1" w:tplc="20000003" w:tentative="1">
+      <w:start w:val="1"/>
+      <w:numFmt w:val="bullet"/>
+      <w:lvlText w:val="o"/>
+      <w:lvlJc w:val="left"/>
+      <w:pPr>
+        <w:ind w:left="1800" w:hanging="360"/>
+      </w:pPr>
+      <w:rPr>
+        <w:rFonts w:ascii="Courier New" w:hAnsi="Courier New" w:cs="Courier New" w:hint="default"/>
+      </w:rPr>
+    </w:lvl>
+    <w:lvl w:ilvl="2" w:tplc="20000005" w:tentative="1">
+      <w:start w:val="1"/>
+      <w:numFmt w:val="bullet"/>
+      <w:lvlText w:val=""/>
+      <w:lvlJc w:val="left"/>
+      <w:pPr>
+        <w:ind w:left="2520" w:hanging="360"/>
+      </w:pPr>
+      <w:rPr>
+        <w:rFonts w:ascii="Wingdings" w:hAnsi="Wingdings" w:hint="default"/>
+      </w:rPr>
+    </w:lvl>
+    <w:lvl w:ilvl="3" w:tplc="20000001" w:tentative="1">
+      <w:start w:val="1"/>
+      <w:numFmt w:val="bullet"/>
+      <w:lvlText w:val=""/>
+      <w:lvlJc w:val="left"/>
+      <w:pPr>
+        <w:ind w:left="3240" w:hanging="360"/>
+      </w:pPr>
+      <w:rPr>
+        <w:rFonts w:ascii="Symbol" w:hAnsi="Symbol" w:hint="default"/>
+      </w:rPr>
+    </w:lvl>
+    <w:lvl w:ilvl="4" w:tplc="20000003" w:tentative="1">
+      <w:start w:val="1"/>
+      <w:numFmt w:val="bullet"/>
+      <w:lvlText w:val="o"/>
+      <w:lvlJc w:val="left"/>
+      <w:pPr>
+        <w:ind w:left="3960" w:hanging="360"/>
+      </w:pPr>
+      <w:rPr>
+        <w:rFonts w:ascii="Courier New" w:hAnsi="Courier New" w:cs="Courier New" w:hint="default"/>
+      </w:rPr>
+    </w:lvl>
+    <w:lvl w:ilvl="5" w:tplc="20000005" w:tentative="1">
+      <w:start w:val="1"/>
+      <w:numFmt w:val="bullet"/>
+      <w:lvlText w:val=""/>
+      <w:lvlJc w:val="left"/>
+      <w:pPr>
+        <w:ind w:left="4680" w:hanging="360"/>
+      </w:pPr>
+      <w:rPr>
+        <w:rFonts w:ascii="Wingdings" w:hAnsi="Wingdings" w:hint="default"/>
+      </w:rPr>
+    </w:lvl>
+    <w:lvl w:ilvl="6" w:tplc="20000001" w:tentative="1">
+      <w:start w:val="1"/>
+      <w:numFmt w:val="bullet"/>
+      <w:lvlText w:val=""/>
+      <w:lvlJc w:val="left"/>
+      <w:pPr>
+        <w:ind w:left="5400" w:hanging="360"/>
+      </w:pPr>
+      <w:rPr>
+        <w:rFonts w:ascii="Symbol" w:hAnsi="Symbol" w:hint="default"/>
+      </w:rPr>
+    </w:lvl>
+    <w:lvl w:ilvl="7" w:tplc="20000003" w:tentative="1">
+      <w:start w:val="1"/>
+      <w:numFmt w:val="bullet"/>
+      <w:lvlText w:val="o"/>
+      <w:lvlJc w:val="left"/>
+      <w:pPr>
+        <w:ind w:left="6120" w:hanging="360"/>
+      </w:pPr>
+      <w:rPr>
+        <w:rFonts w:ascii="Courier New" w:hAnsi="Courier New" w:cs="Courier New" w:hint="default"/>
+      </w:rPr>
+    </w:lvl>
+    <w:lvl w:ilvl="8" w:tplc="20000005" w:tentative="1">
+      <w:start w:val="1"/>
+      <w:numFmt w:val="bullet"/>
+      <w:lvlText w:val=""/>
+      <w:lvlJc w:val="left"/>
+      <w:pPr>
+        <w:ind w:left="6840" w:hanging="360"/>
+      </w:pPr>
+      <w:rPr>
+        <w:rFonts w:ascii="Wingdings" w:hAnsi="Wingdings" w:hint="default"/>
+      </w:rPr>
+    </w:lvl>
+  </w:abstractNum>
+  <w:abstractNum w:abstractNumId="5" w15:restartNumberingAfterBreak="0">
     <w:nsid w:val="3101338C"/>
     <w:multiLevelType w:val="hybridMultilevel"/>
     <w:tmpl w:val="5044DB86"/>
@@ -27378,7 +27556,7 @@
       </w:rPr>
     </w:lvl>
   </w:abstractNum>
-  <w:abstractNum w:abstractNumId="4" w15:restartNumberingAfterBreak="0">
+  <w:abstractNum w:abstractNumId="6" w15:restartNumberingAfterBreak="0">
     <w:nsid w:val="324C5C84"/>
     <w:multiLevelType w:val="multilevel"/>
     <w:tmpl w:val="16E48D00"/>
@@ -27527,7 +27705,7 @@
       </w:rPr>
     </w:lvl>
   </w:abstractNum>
-  <w:abstractNum w:abstractNumId="5" w15:restartNumberingAfterBreak="0">
+  <w:abstractNum w:abstractNumId="7" w15:restartNumberingAfterBreak="0">
     <w:nsid w:val="32FC3B84"/>
     <w:multiLevelType w:val="multilevel"/>
     <w:tmpl w:val="E4AE64F8"/>
@@ -27676,7 +27854,7 @@
       </w:rPr>
     </w:lvl>
   </w:abstractNum>
-  <w:abstractNum w:abstractNumId="6" w15:restartNumberingAfterBreak="0">
+  <w:abstractNum w:abstractNumId="8" w15:restartNumberingAfterBreak="0">
     <w:nsid w:val="4050772F"/>
     <w:multiLevelType w:val="multilevel"/>
     <w:tmpl w:val="4D040F7A"/>
@@ -27825,7 +28003,7 @@
       </w:rPr>
     </w:lvl>
   </w:abstractNum>
-  <w:abstractNum w:abstractNumId="7" w15:restartNumberingAfterBreak="0">
+  <w:abstractNum w:abstractNumId="9" w15:restartNumberingAfterBreak="0">
     <w:nsid w:val="487C093A"/>
     <w:multiLevelType w:val="multilevel"/>
     <w:tmpl w:val="293401DA"/>
@@ -27974,7 +28152,7 @@
       </w:rPr>
     </w:lvl>
   </w:abstractNum>
-  <w:abstractNum w:abstractNumId="8" w15:restartNumberingAfterBreak="0">
+  <w:abstractNum w:abstractNumId="10" w15:restartNumberingAfterBreak="0">
     <w:nsid w:val="55223115"/>
     <w:multiLevelType w:val="multilevel"/>
     <w:tmpl w:val="5E683C72"/>
@@ -28123,7 +28301,7 @@
       </w:rPr>
     </w:lvl>
   </w:abstractNum>
-  <w:abstractNum w:abstractNumId="9" w15:restartNumberingAfterBreak="0">
+  <w:abstractNum w:abstractNumId="11" w15:restartNumberingAfterBreak="0">
     <w:nsid w:val="56B767DB"/>
     <w:multiLevelType w:val="multilevel"/>
     <w:tmpl w:val="059ECF3A"/>
@@ -28272,7 +28450,7 @@
       </w:rPr>
     </w:lvl>
   </w:abstractNum>
-  <w:abstractNum w:abstractNumId="10" w15:restartNumberingAfterBreak="0">
+  <w:abstractNum w:abstractNumId="12" w15:restartNumberingAfterBreak="0">
     <w:nsid w:val="68F9792E"/>
     <w:multiLevelType w:val="multilevel"/>
     <w:tmpl w:val="2AEAD328"/>
@@ -28421,29 +28599,365 @@
       </w:rPr>
     </w:lvl>
   </w:abstractNum>
+  <w:abstractNum w:abstractNumId="13" w15:restartNumberingAfterBreak="0">
+    <w:nsid w:val="6E1910FB"/>
+    <w:multiLevelType w:val="hybridMultilevel"/>
+    <w:tmpl w:val="631CAE5C"/>
+    <w:lvl w:ilvl="0" w:tplc="7DA0F1E4">
+      <w:numFmt w:val="bullet"/>
+      <w:lvlText w:val=""/>
+      <w:lvlJc w:val="left"/>
+      <w:pPr>
+        <w:ind w:left="720" w:hanging="360"/>
+      </w:pPr>
+      <w:rPr>
+        <w:rFonts w:ascii="Wingdings" w:eastAsiaTheme="minorHAnsi" w:hAnsi="Wingdings" w:cs="Times New Roman" w:hint="default"/>
+      </w:rPr>
+    </w:lvl>
+    <w:lvl w:ilvl="1" w:tplc="20000003" w:tentative="1">
+      <w:start w:val="1"/>
+      <w:numFmt w:val="bullet"/>
+      <w:lvlText w:val="o"/>
+      <w:lvlJc w:val="left"/>
+      <w:pPr>
+        <w:ind w:left="1440" w:hanging="360"/>
+      </w:pPr>
+      <w:rPr>
+        <w:rFonts w:ascii="Courier New" w:hAnsi="Courier New" w:cs="Courier New" w:hint="default"/>
+      </w:rPr>
+    </w:lvl>
+    <w:lvl w:ilvl="2" w:tplc="20000005" w:tentative="1">
+      <w:start w:val="1"/>
+      <w:numFmt w:val="bullet"/>
+      <w:lvlText w:val=""/>
+      <w:lvlJc w:val="left"/>
+      <w:pPr>
+        <w:ind w:left="2160" w:hanging="360"/>
+      </w:pPr>
+      <w:rPr>
+        <w:rFonts w:ascii="Wingdings" w:hAnsi="Wingdings" w:hint="default"/>
+      </w:rPr>
+    </w:lvl>
+    <w:lvl w:ilvl="3" w:tplc="20000001" w:tentative="1">
+      <w:start w:val="1"/>
+      <w:numFmt w:val="bullet"/>
+      <w:lvlText w:val=""/>
+      <w:lvlJc w:val="left"/>
+      <w:pPr>
+        <w:ind w:left="2880" w:hanging="360"/>
+      </w:pPr>
+      <w:rPr>
+        <w:rFonts w:ascii="Symbol" w:hAnsi="Symbol" w:hint="default"/>
+      </w:rPr>
+    </w:lvl>
+    <w:lvl w:ilvl="4" w:tplc="20000003" w:tentative="1">
+      <w:start w:val="1"/>
+      <w:numFmt w:val="bullet"/>
+      <w:lvlText w:val="o"/>
+      <w:lvlJc w:val="left"/>
+      <w:pPr>
+        <w:ind w:left="3600" w:hanging="360"/>
+      </w:pPr>
+      <w:rPr>
+        <w:rFonts w:ascii="Courier New" w:hAnsi="Courier New" w:cs="Courier New" w:hint="default"/>
+      </w:rPr>
+    </w:lvl>
+    <w:lvl w:ilvl="5" w:tplc="20000005" w:tentative="1">
+      <w:start w:val="1"/>
+      <w:numFmt w:val="bullet"/>
+      <w:lvlText w:val=""/>
+      <w:lvlJc w:val="left"/>
+      <w:pPr>
+        <w:ind w:left="4320" w:hanging="360"/>
+      </w:pPr>
+      <w:rPr>
+        <w:rFonts w:ascii="Wingdings" w:hAnsi="Wingdings" w:hint="default"/>
+      </w:rPr>
+    </w:lvl>
+    <w:lvl w:ilvl="6" w:tplc="20000001" w:tentative="1">
+      <w:start w:val="1"/>
+      <w:numFmt w:val="bullet"/>
+      <w:lvlText w:val=""/>
+      <w:lvlJc w:val="left"/>
+      <w:pPr>
+        <w:ind w:left="5040" w:hanging="360"/>
+      </w:pPr>
+      <w:rPr>
+        <w:rFonts w:ascii="Symbol" w:hAnsi="Symbol" w:hint="default"/>
+      </w:rPr>
+    </w:lvl>
+    <w:lvl w:ilvl="7" w:tplc="20000003" w:tentative="1">
+      <w:start w:val="1"/>
+      <w:numFmt w:val="bullet"/>
+      <w:lvlText w:val="o"/>
+      <w:lvlJc w:val="left"/>
+      <w:pPr>
+        <w:ind w:left="5760" w:hanging="360"/>
+      </w:pPr>
+      <w:rPr>
+        <w:rFonts w:ascii="Courier New" w:hAnsi="Courier New" w:cs="Courier New" w:hint="default"/>
+      </w:rPr>
+    </w:lvl>
+    <w:lvl w:ilvl="8" w:tplc="20000005" w:tentative="1">
+      <w:start w:val="1"/>
+      <w:numFmt w:val="bullet"/>
+      <w:lvlText w:val=""/>
+      <w:lvlJc w:val="left"/>
+      <w:pPr>
+        <w:ind w:left="6480" w:hanging="360"/>
+      </w:pPr>
+      <w:rPr>
+        <w:rFonts w:ascii="Wingdings" w:hAnsi="Wingdings" w:hint="default"/>
+      </w:rPr>
+    </w:lvl>
+  </w:abstractNum>
+  <w:abstractNum w:abstractNumId="14" w15:restartNumberingAfterBreak="0">
+    <w:nsid w:val="752E3AB6"/>
+    <w:multiLevelType w:val="hybridMultilevel"/>
+    <w:tmpl w:val="A426B136"/>
+    <w:lvl w:ilvl="0" w:tplc="C69AB950">
+      <w:numFmt w:val="bullet"/>
+      <w:lvlText w:val=""/>
+      <w:lvlJc w:val="left"/>
+      <w:pPr>
+        <w:ind w:left="720" w:hanging="360"/>
+      </w:pPr>
+      <w:rPr>
+        <w:rFonts w:ascii="Wingdings" w:eastAsiaTheme="minorHAnsi" w:hAnsi="Wingdings" w:cs="Times New Roman" w:hint="default"/>
+      </w:rPr>
+    </w:lvl>
+    <w:lvl w:ilvl="1" w:tplc="20000003" w:tentative="1">
+      <w:start w:val="1"/>
+      <w:numFmt w:val="bullet"/>
+      <w:lvlText w:val="o"/>
+      <w:lvlJc w:val="left"/>
+      <w:pPr>
+        <w:ind w:left="1440" w:hanging="360"/>
+      </w:pPr>
+      <w:rPr>
+        <w:rFonts w:ascii="Courier New" w:hAnsi="Courier New" w:cs="Courier New" w:hint="default"/>
+      </w:rPr>
+    </w:lvl>
+    <w:lvl w:ilvl="2" w:tplc="20000005" w:tentative="1">
+      <w:start w:val="1"/>
+      <w:numFmt w:val="bullet"/>
+      <w:lvlText w:val=""/>
+      <w:lvlJc w:val="left"/>
+      <w:pPr>
+        <w:ind w:left="2160" w:hanging="360"/>
+      </w:pPr>
+      <w:rPr>
+        <w:rFonts w:ascii="Wingdings" w:hAnsi="Wingdings" w:hint="default"/>
+      </w:rPr>
+    </w:lvl>
+    <w:lvl w:ilvl="3" w:tplc="20000001" w:tentative="1">
+      <w:start w:val="1"/>
+      <w:numFmt w:val="bullet"/>
+      <w:lvlText w:val=""/>
+      <w:lvlJc w:val="left"/>
+      <w:pPr>
+        <w:ind w:left="2880" w:hanging="360"/>
+      </w:pPr>
+      <w:rPr>
+        <w:rFonts w:ascii="Symbol" w:hAnsi="Symbol" w:hint="default"/>
+      </w:rPr>
+    </w:lvl>
+    <w:lvl w:ilvl="4" w:tplc="20000003" w:tentative="1">
+      <w:start w:val="1"/>
+      <w:numFmt w:val="bullet"/>
+      <w:lvlText w:val="o"/>
+      <w:lvlJc w:val="left"/>
+      <w:pPr>
+        <w:ind w:left="3600" w:hanging="360"/>
+      </w:pPr>
+      <w:rPr>
+        <w:rFonts w:ascii="Courier New" w:hAnsi="Courier New" w:cs="Courier New" w:hint="default"/>
+      </w:rPr>
+    </w:lvl>
+    <w:lvl w:ilvl="5" w:tplc="20000005" w:tentative="1">
+      <w:start w:val="1"/>
+      <w:numFmt w:val="bullet"/>
+      <w:lvlText w:val=""/>
+      <w:lvlJc w:val="left"/>
+      <w:pPr>
+        <w:ind w:left="4320" w:hanging="360"/>
+      </w:pPr>
+      <w:rPr>
+        <w:rFonts w:ascii="Wingdings" w:hAnsi="Wingdings" w:hint="default"/>
+      </w:rPr>
+    </w:lvl>
+    <w:lvl w:ilvl="6" w:tplc="20000001" w:tentative="1">
+      <w:start w:val="1"/>
+      <w:numFmt w:val="bullet"/>
+      <w:lvlText w:val=""/>
+      <w:lvlJc w:val="left"/>
+      <w:pPr>
+        <w:ind w:left="5040" w:hanging="360"/>
+      </w:pPr>
+      <w:rPr>
+        <w:rFonts w:ascii="Symbol" w:hAnsi="Symbol" w:hint="default"/>
+      </w:rPr>
+    </w:lvl>
+    <w:lvl w:ilvl="7" w:tplc="20000003" w:tentative="1">
+      <w:start w:val="1"/>
+      <w:numFmt w:val="bullet"/>
+      <w:lvlText w:val="o"/>
+      <w:lvlJc w:val="left"/>
+      <w:pPr>
+        <w:ind w:left="5760" w:hanging="360"/>
+      </w:pPr>
+      <w:rPr>
+        <w:rFonts w:ascii="Courier New" w:hAnsi="Courier New" w:cs="Courier New" w:hint="default"/>
+      </w:rPr>
+    </w:lvl>
+    <w:lvl w:ilvl="8" w:tplc="20000005" w:tentative="1">
+      <w:start w:val="1"/>
+      <w:numFmt w:val="bullet"/>
+      <w:lvlText w:val=""/>
+      <w:lvlJc w:val="left"/>
+      <w:pPr>
+        <w:ind w:left="6480" w:hanging="360"/>
+      </w:pPr>
+      <w:rPr>
+        <w:rFonts w:ascii="Wingdings" w:hAnsi="Wingdings" w:hint="default"/>
+      </w:rPr>
+    </w:lvl>
+  </w:abstractNum>
+  <w:abstractNum w:abstractNumId="15" w15:restartNumberingAfterBreak="0">
+    <w:nsid w:val="7B56741C"/>
+    <w:multiLevelType w:val="hybridMultilevel"/>
+    <w:tmpl w:val="AE64E758"/>
+    <w:lvl w:ilvl="0" w:tplc="00727AC8">
+      <w:numFmt w:val="bullet"/>
+      <w:lvlText w:val=""/>
+      <w:lvlJc w:val="left"/>
+      <w:pPr>
+        <w:ind w:left="720" w:hanging="360"/>
+      </w:pPr>
+      <w:rPr>
+        <w:rFonts w:ascii="Wingdings" w:eastAsiaTheme="minorHAnsi" w:hAnsi="Wingdings" w:cs="Times New Roman" w:hint="default"/>
+      </w:rPr>
+    </w:lvl>
+    <w:lvl w:ilvl="1" w:tplc="20000003" w:tentative="1">
+      <w:start w:val="1"/>
+      <w:numFmt w:val="bullet"/>
+      <w:lvlText w:val="o"/>
+      <w:lvlJc w:val="left"/>
+      <w:pPr>
+        <w:ind w:left="1440" w:hanging="360"/>
+      </w:pPr>
+      <w:rPr>
+        <w:rFonts w:ascii="Courier New" w:hAnsi="Courier New" w:cs="Courier New" w:hint="default"/>
+      </w:rPr>
+    </w:lvl>
+    <w:lvl w:ilvl="2" w:tplc="20000005" w:tentative="1">
+      <w:start w:val="1"/>
+      <w:numFmt w:val="bullet"/>
+      <w:lvlText w:val=""/>
+      <w:lvlJc w:val="left"/>
+      <w:pPr>
+        <w:ind w:left="2160" w:hanging="360"/>
+      </w:pPr>
+      <w:rPr>
+        <w:rFonts w:ascii="Wingdings" w:hAnsi="Wingdings" w:hint="default"/>
+      </w:rPr>
+    </w:lvl>
+    <w:lvl w:ilvl="3" w:tplc="20000001" w:tentative="1">
+      <w:start w:val="1"/>
+      <w:numFmt w:val="bullet"/>
+      <w:lvlText w:val=""/>
+      <w:lvlJc w:val="left"/>
+      <w:pPr>
+        <w:ind w:left="2880" w:hanging="360"/>
+      </w:pPr>
+      <w:rPr>
+        <w:rFonts w:ascii="Symbol" w:hAnsi="Symbol" w:hint="default"/>
+      </w:rPr>
+    </w:lvl>
+    <w:lvl w:ilvl="4" w:tplc="20000003" w:tentative="1">
+      <w:start w:val="1"/>
+      <w:numFmt w:val="bullet"/>
+      <w:lvlText w:val="o"/>
+      <w:lvlJc w:val="left"/>
+      <w:pPr>
+        <w:ind w:left="3600" w:hanging="360"/>
+      </w:pPr>
+      <w:rPr>
+        <w:rFonts w:ascii="Courier New" w:hAnsi="Courier New" w:cs="Courier New" w:hint="default"/>
+      </w:rPr>
+    </w:lvl>
+    <w:lvl w:ilvl="5" w:tplc="20000005" w:tentative="1">
+      <w:start w:val="1"/>
+      <w:numFmt w:val="bullet"/>
+      <w:lvlText w:val=""/>
+      <w:lvlJc w:val="left"/>
+      <w:pPr>
+        <w:ind w:left="4320" w:hanging="360"/>
+      </w:pPr>
+      <w:rPr>
+        <w:rFonts w:ascii="Wingdings" w:hAnsi="Wingdings" w:hint="default"/>
+      </w:rPr>
+    </w:lvl>
+    <w:lvl w:ilvl="6" w:tplc="20000001" w:tentative="1">
+      <w:start w:val="1"/>
+      <w:numFmt w:val="bullet"/>
+      <w:lvlText w:val=""/>
+      <w:lvlJc w:val="left"/>
+      <w:pPr>
+        <w:ind w:left="5040" w:hanging="360"/>
+      </w:pPr>
+      <w:rPr>
+        <w:rFonts w:ascii="Symbol" w:hAnsi="Symbol" w:hint="default"/>
+      </w:rPr>
+    </w:lvl>
+    <w:lvl w:ilvl="7" w:tplc="20000003" w:tentative="1">
+      <w:start w:val="1"/>
+      <w:numFmt w:val="bullet"/>
+      <w:lvlText w:val="o"/>
+      <w:lvlJc w:val="left"/>
+      <w:pPr>
+        <w:ind w:left="5760" w:hanging="360"/>
+      </w:pPr>
+      <w:rPr>
+        <w:rFonts w:ascii="Courier New" w:hAnsi="Courier New" w:cs="Courier New" w:hint="default"/>
+      </w:rPr>
+    </w:lvl>
+    <w:lvl w:ilvl="8" w:tplc="20000005" w:tentative="1">
+      <w:start w:val="1"/>
+      <w:numFmt w:val="bullet"/>
+      <w:lvlText w:val=""/>
+      <w:lvlJc w:val="left"/>
+      <w:pPr>
+        <w:ind w:left="6480" w:hanging="360"/>
+      </w:pPr>
+      <w:rPr>
+        <w:rFonts w:ascii="Wingdings" w:hAnsi="Wingdings" w:hint="default"/>
+      </w:rPr>
+    </w:lvl>
+  </w:abstractNum>
   <w:num w:numId="1">
-    <w:abstractNumId w:val="3"/>
+    <w:abstractNumId w:val="5"/>
   </w:num>
   <w:num w:numId="2">
-    <w:abstractNumId w:val="8"/>
+    <w:abstractNumId w:val="10"/>
   </w:num>
   <w:num w:numId="3">
-    <w:abstractNumId w:val="9"/>
+    <w:abstractNumId w:val="11"/>
   </w:num>
   <w:num w:numId="4">
     <w:abstractNumId w:val="1"/>
   </w:num>
   <w:num w:numId="5">
-    <w:abstractNumId w:val="5"/>
+    <w:abstractNumId w:val="7"/>
   </w:num>
   <w:num w:numId="6">
-    <w:abstractNumId w:val="6"/>
+    <w:abstractNumId w:val="8"/>
   </w:num>
   <w:num w:numId="7">
-    <w:abstractNumId w:val="7"/>
+    <w:abstractNumId w:val="9"/>
   </w:num>
   <w:num w:numId="8">
-    <w:abstractNumId w:val="4"/>
+    <w:abstractNumId w:val="6"/>
   </w:num>
   <w:num w:numId="9">
     <w:abstractNumId w:val="2"/>
@@ -28452,7 +28966,22 @@
     <w:abstractNumId w:val="0"/>
   </w:num>
   <w:num w:numId="11">
-    <w:abstractNumId w:val="10"/>
+    <w:abstractNumId w:val="12"/>
+  </w:num>
+  <w:num w:numId="12">
+    <w:abstractNumId w:val="4"/>
+  </w:num>
+  <w:num w:numId="13">
+    <w:abstractNumId w:val="3"/>
+  </w:num>
+  <w:num w:numId="14">
+    <w:abstractNumId w:val="14"/>
+  </w:num>
+  <w:num w:numId="15">
+    <w:abstractNumId w:val="13"/>
+  </w:num>
+  <w:num w:numId="16">
+    <w:abstractNumId w:val="15"/>
   </w:num>
 </w:numbering>
 </file>
@@ -28874,7 +29403,7 @@
       <w:bCs/>
       <w:sz w:val="27"/>
       <w:szCs w:val="27"/>
-      <w:lang w:val="en-AI" w:eastAsia="en-AI"/>
+      <w:lang w:eastAsia="en-AI"/>
     </w:rPr>
   </w:style>
   <w:style w:type="character" w:default="1" w:styleId="DefaultParagraphFont">
